--- a/engine/egch_study/EGCH_Valuation_Study_08-08-2026.docx
+++ b/engine/egch_study/EGCH_Valuation_Study_08-08-2026.docx
@@ -272,7 +272,7 @@
           <w:color w:val="1C3A36"/>
           <w:sz w:val="21"/>
         </w:rPr>
-        <w:t>Read the other way round: the traded price is reproduced by this model only at a flat nominal discount rate of about 10.0%, against a sovereign ten-year yield of 23.0% on the same day. That is the disagreement stated precisely rather than argued.</w:t>
+        <w:t>Read the other way round: the traded price is reproduced by this model only at a flat nominal discount rate of about 10.1%, against a sovereign ten-year yield of 23.0% on the same day. That is the disagreement stated precisely rather than argued.</w:t>
       </w:r>
     </w:p>
     <w:p>
@@ -464,7 +464,7 @@
                 <w:color w:val="1C3A36"/>
                 <w:sz w:val="15"/>
               </w:rPr>
-              <w:t>-3.37 to 0.93</w:t>
+              <w:t>-2.87 to 1.47</w:t>
             </w:r>
           </w:p>
         </w:tc>
@@ -482,7 +482,7 @@
                 <w:color w:val="1C3A36"/>
                 <w:sz w:val="15"/>
               </w:rPr>
-              <w:t>-1.30</w:t>
+              <w:t>-0.79</w:t>
             </w:r>
           </w:p>
         </w:tc>
@@ -500,7 +500,7 @@
                 <w:color w:val="1C3A36"/>
                 <w:sz w:val="15"/>
               </w:rPr>
-              <w:t>-109%</w:t>
+              <w:t>-106%</w:t>
             </w:r>
           </w:p>
         </w:tc>
@@ -554,7 +554,7 @@
                 <w:color w:val="1C3A36"/>
                 <w:sz w:val="15"/>
               </w:rPr>
-              <w:t>0.41 to 2.35</w:t>
+              <w:t>0.70 to 2.55</w:t>
             </w:r>
           </w:p>
         </w:tc>
@@ -572,7 +572,7 @@
                 <w:color w:val="1C3A36"/>
                 <w:sz w:val="15"/>
               </w:rPr>
-              <w:t>2.20</w:t>
+              <w:t>2.49</w:t>
             </w:r>
           </w:p>
         </w:tc>
@@ -590,7 +590,7 @@
                 <w:color w:val="1C3A36"/>
                 <w:sz w:val="15"/>
               </w:rPr>
-              <w:t>-84%</w:t>
+              <w:t>-82%</w:t>
             </w:r>
           </w:p>
         </w:tc>
@@ -1154,7 +1154,7 @@
                 <w:color w:val="1C3A36"/>
                 <w:sz w:val="15"/>
               </w:rPr>
-              <w:t>-0.38</w:t>
+              <w:t>0.14</w:t>
             </w:r>
           </w:p>
         </w:tc>
@@ -1172,7 +1172,7 @@
                 <w:color w:val="1C3A36"/>
                 <w:sz w:val="15"/>
               </w:rPr>
-              <w:t>-103%</w:t>
+              <w:t>-99%</w:t>
             </w:r>
           </w:p>
         </w:tc>
@@ -1244,7 +1244,7 @@
                 <w:color w:val="1C3A36"/>
                 <w:sz w:val="15"/>
               </w:rPr>
-              <w:t>-1.99</w:t>
+              <w:t>-1.48</w:t>
             </w:r>
           </w:p>
         </w:tc>
@@ -1262,7 +1262,7 @@
                 <w:color w:val="1C3A36"/>
                 <w:sz w:val="15"/>
               </w:rPr>
-              <w:t>-114%</w:t>
+              <w:t>-111%</w:t>
             </w:r>
           </w:p>
         </w:tc>
@@ -1334,7 +1334,7 @@
                 <w:color w:val="1C3A36"/>
                 <w:sz w:val="15"/>
               </w:rPr>
-              <w:t>-1.32</w:t>
+              <w:t>-0.81</w:t>
             </w:r>
           </w:p>
         </w:tc>
@@ -1352,7 +1352,7 @@
                 <w:color w:val="1C3A36"/>
                 <w:sz w:val="15"/>
               </w:rPr>
-              <w:t>-109%</w:t>
+              <w:t>-106%</w:t>
             </w:r>
           </w:p>
         </w:tc>
@@ -1424,7 +1424,7 @@
                 <w:color w:val="1C3A36"/>
                 <w:sz w:val="15"/>
               </w:rPr>
-              <w:t>-0.67</w:t>
+              <w:t>-0.15</w:t>
             </w:r>
           </w:p>
         </w:tc>
@@ -1442,7 +1442,7 @@
                 <w:color w:val="1C3A36"/>
                 <w:sz w:val="15"/>
               </w:rPr>
-              <w:t>-105%</w:t>
+              <w:t>-101%</w:t>
             </w:r>
           </w:p>
         </w:tc>
@@ -1514,7 +1514,7 @@
                 <w:color w:val="1C3A36"/>
                 <w:sz w:val="15"/>
               </w:rPr>
-              <w:t>-3.09</w:t>
+              <w:t>-2.58</w:t>
             </w:r>
           </w:p>
         </w:tc>
@@ -1532,7 +1532,7 @@
                 <w:color w:val="1C3A36"/>
                 <w:sz w:val="15"/>
               </w:rPr>
-              <w:t>-122%</w:t>
+              <w:t>-118%</w:t>
             </w:r>
           </w:p>
         </w:tc>
@@ -1604,7 +1604,7 @@
                 <w:color w:val="1C3A36"/>
                 <w:sz w:val="15"/>
               </w:rPr>
-              <w:t>-1.15</w:t>
+              <w:t>-0.64</w:t>
             </w:r>
           </w:p>
         </w:tc>
@@ -1622,7 +1622,7 @@
                 <w:color w:val="1C3A36"/>
                 <w:sz w:val="15"/>
               </w:rPr>
-              <w:t>-108%</w:t>
+              <w:t>-105%</w:t>
             </w:r>
           </w:p>
         </w:tc>
@@ -1641,7 +1641,7 @@
                 <w:color w:val="1C3A36"/>
                 <w:sz w:val="15"/>
               </w:rPr>
-              <w:t>Maintenance capital expenditure at three per cent of revenue</w:t>
+              <w:t>Maintenance capital expenditure at the company's own observed pre-project rate of 1.12% of revenue</w:t>
             </w:r>
           </w:p>
         </w:tc>
@@ -1658,7 +1658,7 @@
                 <w:color w:val="1C3A36"/>
                 <w:sz w:val="15"/>
               </w:rPr>
-              <w:t>Two per cent, nearer the company's own pre-project observed spend</w:t>
+              <w:t>Replacement-rate maintenance: gross fixed assets at the disclosed 3.95% machinery depreciation rate, or 6.11% of revenue</w:t>
             </w:r>
           </w:p>
         </w:tc>
@@ -1694,7 +1694,7 @@
                 <w:color w:val="1C3A36"/>
                 <w:sz w:val="15"/>
               </w:rPr>
-              <w:t>-1.14</w:t>
+              <w:t>-1.57</w:t>
             </w:r>
           </w:p>
         </w:tc>
@@ -1712,7 +1712,187 @@
                 <w:color w:val="1C3A36"/>
                 <w:sz w:val="15"/>
               </w:rPr>
-              <w:t>-108%</w:t>
+              <w:t>-111%</w:t>
+            </w:r>
+          </w:p>
+        </w:tc>
+      </w:tr>
+      <w:tr>
+        <w:tc>
+          <w:tcPr>
+            <w:tcW w:type="dxa" w:w="2232"/>
+          </w:tcPr>
+          <w:p>
+            <w:pPr>
+              <w:spacing w:after="20"/>
+            </w:pPr>
+            <w:r>
+              <w:rPr>
+                <w:color w:val="1C3A36"/>
+                <w:sz w:val="15"/>
+              </w:rPr>
+              <w:t>Terminal reinvestment of 38.9% of operating profit after tax, from growth over an 18% return on capital</w:t>
+            </w:r>
+          </w:p>
+        </w:tc>
+        <w:tc>
+          <w:tcPr>
+            <w:tcW w:type="dxa" w:w="3960"/>
+          </w:tcPr>
+          <w:p>
+            <w:pPr>
+              <w:spacing w:after="20"/>
+            </w:pPr>
+            <w:r>
+              <w:rPr>
+                <w:color w:val="1C3A36"/>
+                <w:sz w:val="15"/>
+              </w:rPr>
+              <w:t>23.3%, from a 30% return on capital — the rate a newly completed plant earns on incremental capital while it is still filling</w:t>
+            </w:r>
+          </w:p>
+        </w:tc>
+        <w:tc>
+          <w:tcPr>
+            <w:tcW w:type="dxa" w:w="1512"/>
+          </w:tcPr>
+          <w:p>
+            <w:pPr>
+              <w:spacing w:after="20"/>
+              <w:jc w:val="right"/>
+            </w:pPr>
+            <w:r>
+              <w:rPr>
+                <w:color w:val="1C3A36"/>
+                <w:sz w:val="15"/>
+              </w:rPr>
+              <w:t>—</w:t>
+            </w:r>
+          </w:p>
+        </w:tc>
+        <w:tc>
+          <w:tcPr>
+            <w:tcW w:type="dxa" w:w="1008"/>
+          </w:tcPr>
+          <w:p>
+            <w:pPr>
+              <w:spacing w:after="20"/>
+              <w:jc w:val="right"/>
+            </w:pPr>
+            <w:r>
+              <w:rPr>
+                <w:color w:val="1C3A36"/>
+                <w:sz w:val="15"/>
+              </w:rPr>
+              <w:t>-0.22</w:t>
+            </w:r>
+          </w:p>
+        </w:tc>
+        <w:tc>
+          <w:tcPr>
+            <w:tcW w:type="dxa" w:w="936"/>
+          </w:tcPr>
+          <w:p>
+            <w:pPr>
+              <w:spacing w:after="20"/>
+              <w:jc w:val="right"/>
+            </w:pPr>
+            <w:r>
+              <w:rPr>
+                <w:color w:val="1C3A36"/>
+                <w:sz w:val="15"/>
+              </w:rPr>
+              <w:t>-102%</w:t>
+            </w:r>
+          </w:p>
+        </w:tc>
+      </w:tr>
+      <w:tr>
+        <w:tc>
+          <w:tcPr>
+            <w:tcW w:type="dxa" w:w="2232"/>
+          </w:tcPr>
+          <w:p>
+            <w:pPr>
+              <w:spacing w:after="20"/>
+            </w:pPr>
+            <w:r>
+              <w:rPr>
+                <w:color w:val="1C3A36"/>
+                <w:sz w:val="15"/>
+              </w:rPr>
+              <w:t>Project spending anchored on the observed run rate: the nine-month actual extended to a full year</w:t>
+            </w:r>
+          </w:p>
+        </w:tc>
+        <w:tc>
+          <w:tcPr>
+            <w:tcW w:type="dxa" w:w="3960"/>
+          </w:tcPr>
+          <w:p>
+            <w:pPr>
+              <w:spacing w:after="20"/>
+            </w:pPr>
+            <w:r>
+              <w:rPr>
+                <w:color w:val="1C3A36"/>
+                <w:sz w:val="15"/>
+              </w:rPr>
+              <w:t>The faster profile the first issue of this study used, opening at EGP 3,000m</w:t>
+            </w:r>
+          </w:p>
+        </w:tc>
+        <w:tc>
+          <w:tcPr>
+            <w:tcW w:type="dxa" w:w="1512"/>
+          </w:tcPr>
+          <w:p>
+            <w:pPr>
+              <w:spacing w:after="20"/>
+              <w:jc w:val="right"/>
+            </w:pPr>
+            <w:r>
+              <w:rPr>
+                <w:color w:val="1C3A36"/>
+                <w:sz w:val="15"/>
+              </w:rPr>
+              <w:t>—</w:t>
+            </w:r>
+          </w:p>
+        </w:tc>
+        <w:tc>
+          <w:tcPr>
+            <w:tcW w:type="dxa" w:w="1008"/>
+          </w:tcPr>
+          <w:p>
+            <w:pPr>
+              <w:spacing w:after="20"/>
+              <w:jc w:val="right"/>
+            </w:pPr>
+            <w:r>
+              <w:rPr>
+                <w:color w:val="1C3A36"/>
+                <w:sz w:val="15"/>
+              </w:rPr>
+              <w:t>-1.01</w:t>
+            </w:r>
+          </w:p>
+        </w:tc>
+        <w:tc>
+          <w:tcPr>
+            <w:tcW w:type="dxa" w:w="936"/>
+          </w:tcPr>
+          <w:p>
+            <w:pPr>
+              <w:spacing w:after="20"/>
+              <w:jc w:val="right"/>
+            </w:pPr>
+            <w:r>
+              <w:rPr>
+                <w:color w:val="1C3A36"/>
+                <w:sz w:val="15"/>
+              </w:rPr>
+              <w:t>-107%</w:t>
             </w:r>
           </w:p>
         </w:tc>
@@ -1855,7 +2035,7 @@
                 <w:color w:val="1C3A36"/>
                 <w:sz w:val="17"/>
               </w:rPr>
-              <w:t>113.5%</w:t>
+              <w:t>90.3%</w:t>
             </w:r>
           </w:p>
         </w:tc>
@@ -1873,7 +2053,7 @@
                 <w:color w:val="1C3A36"/>
                 <w:sz w:val="17"/>
               </w:rPr>
-              <w:t>34.1%</w:t>
+              <w:t>32.4%</w:t>
             </w:r>
           </w:p>
         </w:tc>
@@ -3464,7 +3644,7 @@
                 <w:color w:val="1C3A36"/>
                 <w:sz w:val="16"/>
               </w:rPr>
-              <w:t>-3,330</w:t>
+              <w:t>-2,722</w:t>
             </w:r>
           </w:p>
         </w:tc>
@@ -3482,7 +3662,7 @@
                 <w:color w:val="1C3A36"/>
                 <w:sz w:val="16"/>
               </w:rPr>
-              <w:t>-3,833</w:t>
+              <w:t>-3,224</w:t>
             </w:r>
           </w:p>
         </w:tc>
@@ -3500,7 +3680,7 @@
                 <w:color w:val="1C3A36"/>
                 <w:sz w:val="16"/>
               </w:rPr>
-              <w:t>-3,835</w:t>
+              <w:t>-3,425</w:t>
             </w:r>
           </w:p>
         </w:tc>
@@ -3518,7 +3698,7 @@
                 <w:color w:val="1C3A36"/>
                 <w:sz w:val="16"/>
               </w:rPr>
-              <w:t>-3,342</w:t>
+              <w:t>-3,327</w:t>
             </w:r>
           </w:p>
         </w:tc>
@@ -3536,7 +3716,7 @@
                 <w:color w:val="1C3A36"/>
                 <w:sz w:val="16"/>
               </w:rPr>
-              <w:t>-2,355</w:t>
+              <w:t>-2,621</w:t>
             </w:r>
           </w:p>
         </w:tc>
@@ -3686,7 +3866,7 @@
                 <w:color w:val="1C3A36"/>
                 <w:sz w:val="16"/>
               </w:rPr>
-              <w:t>262</w:t>
+              <w:t>870</w:t>
             </w:r>
           </w:p>
         </w:tc>
@@ -3706,7 +3886,7 @@
                 <w:color w:val="1C3A36"/>
                 <w:sz w:val="16"/>
               </w:rPr>
-              <w:t>-483</w:t>
+              <w:t>126</w:t>
             </w:r>
           </w:p>
         </w:tc>
@@ -3726,7 +3906,7 @@
                 <w:color w:val="1C3A36"/>
                 <w:sz w:val="16"/>
               </w:rPr>
-              <w:t>-764</w:t>
+              <w:t>-354</w:t>
             </w:r>
           </w:p>
         </w:tc>
@@ -3746,7 +3926,7 @@
                 <w:color w:val="1C3A36"/>
                 <w:sz w:val="16"/>
               </w:rPr>
-              <w:t>-454</w:t>
+              <w:t>-439</w:t>
             </w:r>
           </w:p>
         </w:tc>
@@ -3766,7 +3946,7 @@
                 <w:color w:val="1C3A36"/>
                 <w:sz w:val="16"/>
               </w:rPr>
-              <w:t>478</w:t>
+              <w:t>211</w:t>
             </w:r>
           </w:p>
         </w:tc>
@@ -4025,7 +4205,7 @@
                 <w:color w:val="1C3A36"/>
                 <w:sz w:val="16"/>
               </w:rPr>
-              <w:t>209</w:t>
+              <w:t>696</w:t>
             </w:r>
           </w:p>
         </w:tc>
@@ -4045,7 +4225,7 @@
                 <w:color w:val="1C3A36"/>
                 <w:sz w:val="16"/>
               </w:rPr>
-              <w:t>-311</w:t>
+              <w:t>82</w:t>
             </w:r>
           </w:p>
         </w:tc>
@@ -4065,7 +4245,7 @@
                 <w:color w:val="1C3A36"/>
                 <w:sz w:val="16"/>
               </w:rPr>
-              <w:t>-400</w:t>
+              <w:t>-186</w:t>
             </w:r>
           </w:p>
         </w:tc>
@@ -4085,7 +4265,7 @@
                 <w:color w:val="1C3A36"/>
                 <w:sz w:val="16"/>
               </w:rPr>
-              <w:t>-195</w:t>
+              <w:t>-188</w:t>
             </w:r>
           </w:p>
         </w:tc>
@@ -4105,7 +4285,7 @@
                 <w:color w:val="1C3A36"/>
                 <w:sz w:val="16"/>
               </w:rPr>
-              <w:t>169</w:t>
+              <w:t>75</w:t>
             </w:r>
           </w:p>
         </w:tc>
@@ -4316,7 +4496,7 @@
                 <w:color w:val="1C3A36"/>
                 <w:sz w:val="17"/>
               </w:rPr>
-              <w:t>-528</w:t>
+              <w:t>479</w:t>
             </w:r>
           </w:p>
         </w:tc>
@@ -4334,7 +4514,7 @@
                 <w:color w:val="1C3A36"/>
                 <w:sz w:val="17"/>
               </w:rPr>
-              <w:t>7,156</w:t>
+              <w:t>7,738</w:t>
             </w:r>
           </w:p>
         </w:tc>
@@ -4430,7 +4610,7 @@
                 <w:color w:val="1C3A36"/>
                 <w:sz w:val="17"/>
               </w:rPr>
-              <w:t>3,916</w:t>
+              <w:t>4,923</w:t>
             </w:r>
           </w:p>
         </w:tc>
@@ -4450,7 +4630,7 @@
                 <w:color w:val="1C3A36"/>
                 <w:sz w:val="17"/>
               </w:rPr>
-              <w:t>10,863</w:t>
+              <w:t>11,445</w:t>
             </w:r>
           </w:p>
         </w:tc>
@@ -4491,7 +4671,7 @@
                 <w:color w:val="1C3A36"/>
                 <w:sz w:val="17"/>
               </w:rPr>
-              <w:t>113.5%</w:t>
+              <w:t>90.3%</w:t>
             </w:r>
           </w:p>
         </w:tc>
@@ -4511,7 +4691,7 @@
                 <w:color w:val="1C3A36"/>
                 <w:sz w:val="17"/>
               </w:rPr>
-              <w:t>34.1%</w:t>
+              <w:t>32.4%</w:t>
             </w:r>
           </w:p>
         </w:tc>
@@ -4717,7 +4897,7 @@
                 <w:color w:val="1C3A36"/>
                 <w:sz w:val="17"/>
               </w:rPr>
-              <w:t>-2,578</w:t>
+              <w:t>-1,572</w:t>
             </w:r>
           </w:p>
         </w:tc>
@@ -4737,7 +4917,7 @@
                 <w:color w:val="1C3A36"/>
                 <w:sz w:val="17"/>
               </w:rPr>
-              <w:t>4,369</w:t>
+              <w:t>4,950</w:t>
             </w:r>
           </w:p>
         </w:tc>
@@ -4778,7 +4958,7 @@
                 <w:color w:val="1C3A36"/>
                 <w:sz w:val="17"/>
               </w:rPr>
-              <w:t>-1.30</w:t>
+              <w:t>-0.79</w:t>
             </w:r>
           </w:p>
         </w:tc>
@@ -4798,7 +4978,7 @@
                 <w:color w:val="1C3A36"/>
                 <w:sz w:val="17"/>
               </w:rPr>
-              <w:t>2.20</w:t>
+              <w:t>2.49</w:t>
             </w:r>
           </w:p>
         </w:tc>
@@ -5519,7 +5699,7 @@
           <w:color w:val="1C3A36"/>
           <w:sz w:val="21"/>
         </w:rPr>
-        <w:t>The two numbers worth putting side by side are these: at the traded price the shares change hands at 8.4 times that same forward EBITDA, while the cash-flow lens values them at 0.9 times. One is above the Egyptian industrial band and the other below it. That is the whole disagreement in a single number, and it is reported rather than resolved.</w:t>
+        <w:t>The two numbers worth putting side by side are these: at the traded price the shares change hands at 8.4 times that same forward EBITDA, while the cash-flow lens values them at 1.1 times. One is above the Egyptian industrial band and the other below it. That is the whole disagreement in a single number, and it is reported rather than resolved.</w:t>
       </w:r>
     </w:p>
     <w:p>
@@ -9934,7 +10114,7 @@
           <w:color w:val="1C3A36"/>
           <w:sz w:val="21"/>
         </w:rPr>
-        <w:t>Carried through, the programme is worth EGP -1.30 a share. Stopped, EGP 2.20. The difference, EGP 3.50 a share or EGP 6,947 million of equity, is the cost of the programme to shareholders on this model's assumptions. What decides it is whether the plant, once built, earns a return above the capital sunk into it. On the disclosed cost and the derived nameplate it does not.</w:t>
+        <w:t>Carried through, the programme is worth EGP -0.79 a share. Stopped, EGP 2.49. The difference, EGP 3.28 a share or EGP 6,522 million of equity, is the cost of the programme to shareholders on this model's assumptions. What decides it is whether the plant, once built, earns a return above the capital sunk into it. On the disclosed cost and the derived nameplate it does not.</w:t>
       </w:r>
     </w:p>
     <w:tbl>
@@ -10828,6 +11008,692 @@
           <w:color w:val="1C3A36"/>
           <w:sz w:val="24"/>
         </w:rPr>
+        <w:t>What the company actually spends — the capital-expenditure record</w:t>
+      </w:r>
+    </w:p>
+    <w:p>
+      <w:pPr>
+        <w:spacing w:after="120" w:before="0"/>
+      </w:pPr>
+      <w:r>
+        <w:rPr>
+          <w:b w:val="0"/>
+          <w:i w:val="0"/>
+          <w:color w:val="1C3A36"/>
+          <w:sz w:val="21"/>
+        </w:rPr>
+        <w:t>Before any of the above can be read, one question has to be answered from the statements rather than assumed: is this a one-off build, or is it what this company spends? The cash-flow statements answer it directly. The investing section carries a single line — payments to acquire fixed assets, projects under construction — and it has two clean years before the programme started.</w:t>
+      </w:r>
+    </w:p>
+    <w:tbl>
+      <w:tblPr>
+        <w:tblW w:type="auto" w:w="0"/>
+        <w:jc w:val="center"/>
+        <w:tblLook w:firstColumn="1" w:firstRow="1" w:lastColumn="0" w:lastRow="0" w:noHBand="0" w:noVBand="1" w:val="04A0"/>
+        <w:tblLayout w:type="fixed"/>
+        <w:tblCellMar>
+          <w:top w:w="40" w:type="dxa"/>
+          <w:left w:w="90" w:type="dxa"/>
+          <w:bottom w:w="40" w:type="dxa"/>
+          <w:right w:w="90" w:type="dxa"/>
+        </w:tblCellMar>
+        <w:tblBorders>
+          <w:top w:val="single" w:sz="4" w:space="0" w:color="C9D4D1"/>
+          <w:left w:val="single" w:sz="4" w:space="0" w:color="C9D4D1"/>
+          <w:bottom w:val="single" w:sz="4" w:space="0" w:color="C9D4D1"/>
+          <w:right w:val="single" w:sz="4" w:space="0" w:color="C9D4D1"/>
+          <w:insideH w:val="single" w:sz="4" w:space="0" w:color="C9D4D1"/>
+          <w:insideV w:val="single" w:sz="4" w:space="0" w:color="C9D4D1"/>
+        </w:tblBorders>
+        <w:tblLayout w:type="fixed"/>
+      </w:tblPr>
+      <w:tblGrid>
+        <w:gridCol w:w="1800"/>
+        <w:gridCol w:w="2232"/>
+        <w:gridCol w:w="1656"/>
+        <w:gridCol w:w="1152"/>
+        <w:gridCol w:w="3240"/>
+      </w:tblGrid>
+      <w:tr>
+        <w:tc>
+          <w:tcPr>
+            <w:tcW w:type="dxa" w:w="1800"/>
+            <w:shd w:val="clear" w:color="auto" w:fill="EAF0EE"/>
+          </w:tcPr>
+          <w:p>
+            <w:pPr>
+              <w:spacing w:after="20"/>
+            </w:pPr>
+            <w:r>
+              <w:rPr>
+                <w:b/>
+                <w:color w:val="1C3A36"/>
+                <w:sz w:val="16"/>
+              </w:rPr>
+              <w:t>Year</w:t>
+            </w:r>
+          </w:p>
+        </w:tc>
+        <w:tc>
+          <w:tcPr>
+            <w:tcW w:type="dxa" w:w="2232"/>
+            <w:shd w:val="clear" w:color="auto" w:fill="EAF0EE"/>
+          </w:tcPr>
+          <w:p>
+            <w:pPr>
+              <w:spacing w:after="20"/>
+            </w:pPr>
+            <w:r>
+              <w:rPr>
+                <w:b/>
+                <w:color w:val="1C3A36"/>
+                <w:sz w:val="16"/>
+              </w:rPr>
+              <w:t>Capital expenditure paid (EGP m)</w:t>
+            </w:r>
+          </w:p>
+        </w:tc>
+        <w:tc>
+          <w:tcPr>
+            <w:tcW w:type="dxa" w:w="1656"/>
+            <w:shd w:val="clear" w:color="auto" w:fill="EAF0EE"/>
+          </w:tcPr>
+          <w:p>
+            <w:pPr>
+              <w:spacing w:after="20"/>
+            </w:pPr>
+            <w:r>
+              <w:rPr>
+                <w:b/>
+                <w:color w:val="1C3A36"/>
+                <w:sz w:val="16"/>
+              </w:rPr>
+              <w:t>Revenue (EGP m)</w:t>
+            </w:r>
+          </w:p>
+        </w:tc>
+        <w:tc>
+          <w:tcPr>
+            <w:tcW w:type="dxa" w:w="1152"/>
+            <w:shd w:val="clear" w:color="auto" w:fill="EAF0EE"/>
+          </w:tcPr>
+          <w:p>
+            <w:pPr>
+              <w:spacing w:after="20"/>
+            </w:pPr>
+            <w:r>
+              <w:rPr>
+                <w:b/>
+                <w:color w:val="1C3A36"/>
+                <w:sz w:val="16"/>
+              </w:rPr>
+              <w:t>Of revenue</w:t>
+            </w:r>
+          </w:p>
+        </w:tc>
+        <w:tc>
+          <w:tcPr>
+            <w:tcW w:type="dxa" w:w="3240"/>
+            <w:shd w:val="clear" w:color="auto" w:fill="EAF0EE"/>
+          </w:tcPr>
+          <w:p>
+            <w:pPr>
+              <w:spacing w:after="20"/>
+            </w:pPr>
+            <w:r>
+              <w:rPr>
+                <w:b/>
+                <w:color w:val="1C3A36"/>
+                <w:sz w:val="16"/>
+              </w:rPr>
+              <w:t>What it was</w:t>
+            </w:r>
+          </w:p>
+        </w:tc>
+      </w:tr>
+      <w:tr>
+        <w:tc>
+          <w:tcPr>
+            <w:tcW w:type="dxa" w:w="1800"/>
+            <w:shd w:val="clear" w:color="auto" w:fill="F6F1E6"/>
+          </w:tcPr>
+          <w:p>
+            <w:pPr>
+              <w:spacing w:after="20"/>
+            </w:pPr>
+            <w:r>
+              <w:rPr>
+                <w:b/>
+                <w:color w:val="1C3A36"/>
+                <w:sz w:val="16"/>
+              </w:rPr>
+              <w:t>FY2021/22</w:t>
+            </w:r>
+          </w:p>
+        </w:tc>
+        <w:tc>
+          <w:tcPr>
+            <w:tcW w:type="dxa" w:w="2232"/>
+            <w:shd w:val="clear" w:color="auto" w:fill="F6F1E6"/>
+          </w:tcPr>
+          <w:p>
+            <w:pPr>
+              <w:spacing w:after="20"/>
+              <w:jc w:val="right"/>
+            </w:pPr>
+            <w:r>
+              <w:rPr>
+                <w:b/>
+                <w:color w:val="1C3A36"/>
+                <w:sz w:val="16"/>
+              </w:rPr>
+              <w:t>80.8</w:t>
+            </w:r>
+          </w:p>
+        </w:tc>
+        <w:tc>
+          <w:tcPr>
+            <w:tcW w:type="dxa" w:w="1656"/>
+            <w:shd w:val="clear" w:color="auto" w:fill="F6F1E6"/>
+          </w:tcPr>
+          <w:p>
+            <w:pPr>
+              <w:spacing w:after="20"/>
+              <w:jc w:val="right"/>
+            </w:pPr>
+            <w:r>
+              <w:rPr>
+                <w:b/>
+                <w:color w:val="1C3A36"/>
+                <w:sz w:val="16"/>
+              </w:rPr>
+              <w:t>4,441</w:t>
+            </w:r>
+          </w:p>
+        </w:tc>
+        <w:tc>
+          <w:tcPr>
+            <w:tcW w:type="dxa" w:w="1152"/>
+            <w:shd w:val="clear" w:color="auto" w:fill="F6F1E6"/>
+          </w:tcPr>
+          <w:p>
+            <w:pPr>
+              <w:spacing w:after="20"/>
+              <w:jc w:val="right"/>
+            </w:pPr>
+            <w:r>
+              <w:rPr>
+                <w:b/>
+                <w:color w:val="1C3A36"/>
+                <w:sz w:val="16"/>
+              </w:rPr>
+              <w:t>1.8%</w:t>
+            </w:r>
+          </w:p>
+        </w:tc>
+        <w:tc>
+          <w:tcPr>
+            <w:tcW w:type="dxa" w:w="3240"/>
+            <w:shd w:val="clear" w:color="auto" w:fill="F6F1E6"/>
+          </w:tcPr>
+          <w:p>
+            <w:pPr>
+              <w:spacing w:after="20"/>
+            </w:pPr>
+            <w:r>
+              <w:rPr>
+                <w:b/>
+                <w:color w:val="1C3A36"/>
+                <w:sz w:val="16"/>
+              </w:rPr>
+              <w:t>Before the project</w:t>
+            </w:r>
+          </w:p>
+        </w:tc>
+      </w:tr>
+      <w:tr>
+        <w:tc>
+          <w:tcPr>
+            <w:tcW w:type="dxa" w:w="1800"/>
+            <w:shd w:val="clear" w:color="auto" w:fill="F6F1E6"/>
+          </w:tcPr>
+          <w:p>
+            <w:pPr>
+              <w:spacing w:after="20"/>
+            </w:pPr>
+            <w:r>
+              <w:rPr>
+                <w:b/>
+                <w:color w:val="1C3A36"/>
+                <w:sz w:val="16"/>
+              </w:rPr>
+              <w:t>FY2022/23</w:t>
+            </w:r>
+          </w:p>
+        </w:tc>
+        <w:tc>
+          <w:tcPr>
+            <w:tcW w:type="dxa" w:w="2232"/>
+            <w:shd w:val="clear" w:color="auto" w:fill="F6F1E6"/>
+          </w:tcPr>
+          <w:p>
+            <w:pPr>
+              <w:spacing w:after="20"/>
+              <w:jc w:val="right"/>
+            </w:pPr>
+            <w:r>
+              <w:rPr>
+                <w:b/>
+                <w:color w:val="1C3A36"/>
+                <w:sz w:val="16"/>
+              </w:rPr>
+              <w:t>42.5</w:t>
+            </w:r>
+          </w:p>
+        </w:tc>
+        <w:tc>
+          <w:tcPr>
+            <w:tcW w:type="dxa" w:w="1656"/>
+            <w:shd w:val="clear" w:color="auto" w:fill="F6F1E6"/>
+          </w:tcPr>
+          <w:p>
+            <w:pPr>
+              <w:spacing w:after="20"/>
+              <w:jc w:val="right"/>
+            </w:pPr>
+            <w:r>
+              <w:rPr>
+                <w:b/>
+                <w:color w:val="1C3A36"/>
+                <w:sz w:val="16"/>
+              </w:rPr>
+              <w:t>6,612</w:t>
+            </w:r>
+          </w:p>
+        </w:tc>
+        <w:tc>
+          <w:tcPr>
+            <w:tcW w:type="dxa" w:w="1152"/>
+            <w:shd w:val="clear" w:color="auto" w:fill="F6F1E6"/>
+          </w:tcPr>
+          <w:p>
+            <w:pPr>
+              <w:spacing w:after="20"/>
+              <w:jc w:val="right"/>
+            </w:pPr>
+            <w:r>
+              <w:rPr>
+                <w:b/>
+                <w:color w:val="1C3A36"/>
+                <w:sz w:val="16"/>
+              </w:rPr>
+              <w:t>0.6%</w:t>
+            </w:r>
+          </w:p>
+        </w:tc>
+        <w:tc>
+          <w:tcPr>
+            <w:tcW w:type="dxa" w:w="3240"/>
+            <w:shd w:val="clear" w:color="auto" w:fill="F6F1E6"/>
+          </w:tcPr>
+          <w:p>
+            <w:pPr>
+              <w:spacing w:after="20"/>
+            </w:pPr>
+            <w:r>
+              <w:rPr>
+                <w:b/>
+                <w:color w:val="1C3A36"/>
+                <w:sz w:val="16"/>
+              </w:rPr>
+              <w:t>Before the project</w:t>
+            </w:r>
+          </w:p>
+        </w:tc>
+      </w:tr>
+      <w:tr>
+        <w:tc>
+          <w:tcPr>
+            <w:tcW w:type="dxa" w:w="1800"/>
+          </w:tcPr>
+          <w:p>
+            <w:pPr>
+              <w:spacing w:after="20"/>
+            </w:pPr>
+            <w:r>
+              <w:rPr>
+                <w:color w:val="1C3A36"/>
+                <w:sz w:val="16"/>
+              </w:rPr>
+              <w:t>FY2023/24</w:t>
+            </w:r>
+          </w:p>
+        </w:tc>
+        <w:tc>
+          <w:tcPr>
+            <w:tcW w:type="dxa" w:w="2232"/>
+          </w:tcPr>
+          <w:p>
+            <w:pPr>
+              <w:spacing w:after="20"/>
+              <w:jc w:val="right"/>
+            </w:pPr>
+            <w:r>
+              <w:rPr>
+                <w:color w:val="1C3A36"/>
+                <w:sz w:val="16"/>
+              </w:rPr>
+              <w:t>2,396.6</w:t>
+            </w:r>
+          </w:p>
+        </w:tc>
+        <w:tc>
+          <w:tcPr>
+            <w:tcW w:type="dxa" w:w="1656"/>
+          </w:tcPr>
+          <w:p>
+            <w:pPr>
+              <w:spacing w:after="20"/>
+              <w:jc w:val="right"/>
+            </w:pPr>
+            <w:r>
+              <w:rPr>
+                <w:color w:val="1C3A36"/>
+                <w:sz w:val="16"/>
+              </w:rPr>
+              <w:t>6,532</w:t>
+            </w:r>
+          </w:p>
+        </w:tc>
+        <w:tc>
+          <w:tcPr>
+            <w:tcW w:type="dxa" w:w="1152"/>
+          </w:tcPr>
+          <w:p>
+            <w:pPr>
+              <w:spacing w:after="20"/>
+              <w:jc w:val="right"/>
+            </w:pPr>
+            <w:r>
+              <w:rPr>
+                <w:color w:val="1C3A36"/>
+                <w:sz w:val="16"/>
+              </w:rPr>
+              <w:t>36.7%</w:t>
+            </w:r>
+          </w:p>
+        </w:tc>
+        <w:tc>
+          <w:tcPr>
+            <w:tcW w:type="dxa" w:w="3240"/>
+          </w:tcPr>
+          <w:p>
+            <w:pPr>
+              <w:spacing w:after="20"/>
+            </w:pPr>
+            <w:r>
+              <w:rPr>
+                <w:color w:val="1C3A36"/>
+                <w:sz w:val="16"/>
+              </w:rPr>
+              <w:t>The build begins</w:t>
+            </w:r>
+          </w:p>
+        </w:tc>
+      </w:tr>
+      <w:tr>
+        <w:tc>
+          <w:tcPr>
+            <w:tcW w:type="dxa" w:w="1800"/>
+          </w:tcPr>
+          <w:p>
+            <w:pPr>
+              <w:spacing w:after="20"/>
+            </w:pPr>
+            <w:r>
+              <w:rPr>
+                <w:color w:val="1C3A36"/>
+                <w:sz w:val="16"/>
+              </w:rPr>
+              <w:t>FY2024/25</w:t>
+            </w:r>
+          </w:p>
+        </w:tc>
+        <w:tc>
+          <w:tcPr>
+            <w:tcW w:type="dxa" w:w="2232"/>
+          </w:tcPr>
+          <w:p>
+            <w:pPr>
+              <w:spacing w:after="20"/>
+              <w:jc w:val="right"/>
+            </w:pPr>
+            <w:r>
+              <w:rPr>
+                <w:color w:val="1C3A36"/>
+                <w:sz w:val="16"/>
+              </w:rPr>
+              <w:t>1,545.1</w:t>
+            </w:r>
+          </w:p>
+        </w:tc>
+        <w:tc>
+          <w:tcPr>
+            <w:tcW w:type="dxa" w:w="1656"/>
+          </w:tcPr>
+          <w:p>
+            <w:pPr>
+              <w:spacing w:after="20"/>
+              <w:jc w:val="right"/>
+            </w:pPr>
+            <w:r>
+              <w:rPr>
+                <w:color w:val="1C3A36"/>
+                <w:sz w:val="16"/>
+              </w:rPr>
+              <w:t>8,603</w:t>
+            </w:r>
+          </w:p>
+        </w:tc>
+        <w:tc>
+          <w:tcPr>
+            <w:tcW w:type="dxa" w:w="1152"/>
+          </w:tcPr>
+          <w:p>
+            <w:pPr>
+              <w:spacing w:after="20"/>
+              <w:jc w:val="right"/>
+            </w:pPr>
+            <w:r>
+              <w:rPr>
+                <w:color w:val="1C3A36"/>
+                <w:sz w:val="16"/>
+              </w:rPr>
+              <w:t>18.0%</w:t>
+            </w:r>
+          </w:p>
+        </w:tc>
+        <w:tc>
+          <w:tcPr>
+            <w:tcW w:type="dxa" w:w="3240"/>
+          </w:tcPr>
+          <w:p>
+            <w:pPr>
+              <w:spacing w:after="20"/>
+            </w:pPr>
+            <w:r>
+              <w:rPr>
+                <w:color w:val="1C3A36"/>
+                <w:sz w:val="16"/>
+              </w:rPr>
+              <w:t>Building</w:t>
+            </w:r>
+          </w:p>
+        </w:tc>
+      </w:tr>
+      <w:tr>
+        <w:tc>
+          <w:tcPr>
+            <w:tcW w:type="dxa" w:w="1800"/>
+          </w:tcPr>
+          <w:p>
+            <w:pPr>
+              <w:spacing w:after="20"/>
+            </w:pPr>
+            <w:r>
+              <w:rPr>
+                <w:color w:val="1C3A36"/>
+                <w:sz w:val="16"/>
+              </w:rPr>
+              <w:t>9M FY2025/26</w:t>
+            </w:r>
+          </w:p>
+        </w:tc>
+        <w:tc>
+          <w:tcPr>
+            <w:tcW w:type="dxa" w:w="2232"/>
+          </w:tcPr>
+          <w:p>
+            <w:pPr>
+              <w:spacing w:after="20"/>
+              <w:jc w:val="right"/>
+            </w:pPr>
+            <w:r>
+              <w:rPr>
+                <w:color w:val="1C3A36"/>
+                <w:sz w:val="16"/>
+              </w:rPr>
+              <w:t>1,949.1</w:t>
+            </w:r>
+          </w:p>
+        </w:tc>
+        <w:tc>
+          <w:tcPr>
+            <w:tcW w:type="dxa" w:w="1656"/>
+          </w:tcPr>
+          <w:p>
+            <w:pPr>
+              <w:spacing w:after="20"/>
+              <w:jc w:val="right"/>
+            </w:pPr>
+            <w:r>
+              <w:rPr>
+                <w:color w:val="1C3A36"/>
+                <w:sz w:val="16"/>
+              </w:rPr>
+              <w:t>7,315</w:t>
+            </w:r>
+          </w:p>
+        </w:tc>
+        <w:tc>
+          <w:tcPr>
+            <w:tcW w:type="dxa" w:w="1152"/>
+          </w:tcPr>
+          <w:p>
+            <w:pPr>
+              <w:spacing w:after="20"/>
+              <w:jc w:val="right"/>
+            </w:pPr>
+            <w:r>
+              <w:rPr>
+                <w:color w:val="1C3A36"/>
+                <w:sz w:val="16"/>
+              </w:rPr>
+              <w:t>26.6%</w:t>
+            </w:r>
+          </w:p>
+        </w:tc>
+        <w:tc>
+          <w:tcPr>
+            <w:tcW w:type="dxa" w:w="3240"/>
+          </w:tcPr>
+          <w:p>
+            <w:pPr>
+              <w:spacing w:after="20"/>
+            </w:pPr>
+            <w:r>
+              <w:rPr>
+                <w:color w:val="1C3A36"/>
+                <w:sz w:val="16"/>
+              </w:rPr>
+              <w:t>Nine months actual; a full year at this rate is EGP 2,599m</w:t>
+            </w:r>
+          </w:p>
+        </w:tc>
+      </w:tr>
+    </w:tbl>
+    <w:p>
+      <w:pPr>
+        <w:spacing w:after="40"/>
+      </w:pPr>
+    </w:p>
+    <w:p>
+      <w:pPr>
+        <w:spacing w:after="200" w:before="0"/>
+      </w:pPr>
+      <w:r>
+        <w:rPr>
+          <w:b w:val="0"/>
+          <w:i/>
+          <w:color w:val="6E7B77"/>
+          <w:sz w:val="17"/>
+        </w:rPr>
+        <w:t>Table 13.  The two shaded years are the answer. With nothing being built, this plant cost EGP 80.8m and then EGP 42.5m a year to keep running — pooled, 1.1% of revenue. Everything above that is the new complex.</w:t>
+      </w:r>
+    </w:p>
+    <w:p>
+      <w:pPr>
+        <w:spacing w:after="120" w:before="0"/>
+      </w:pPr>
+      <w:r>
+        <w:rPr>
+          <w:b/>
+          <w:i w:val="0"/>
+          <w:color w:val="1C3A36"/>
+          <w:sz w:val="21"/>
+        </w:rPr>
+        <w:t>Three things follow, and the first two correct this study rather than confirm it. First, the capital expenditure in the forecast IS a one-off bulk: EGP 14,688 million across five years against EGP 14,688 million still to spend on the approved cost, after which it stops. Second, it does not repeat inside any horizon this study can see — the disclosed depreciation rate on the plant's machinery is 3.95% a year, an asset life of about 25 years, so the replacement cycle sits far beyond the terminal year. Third, and this is the correction: maintenance capital expenditure is now set at the 1.1% of revenue the company has actually paid, not at a three per cent mature-plant standard. That standard was an assertion, it was almost three times anything this company has ever spent to keep this plant running, and no disclosure supported it.</w:t>
+      </w:r>
+    </w:p>
+    <w:p>
+      <w:pPr>
+        <w:spacing w:after="120" w:before="0"/>
+      </w:pPr>
+      <w:r>
+        <w:rPr>
+          <w:b w:val="0"/>
+          <w:i w:val="0"/>
+          <w:color w:val="1C3A36"/>
+          <w:sz w:val="21"/>
+        </w:rPr>
+        <w:t>The project path is anchored the same way. The company spent EGP 1,545.1m in the last audited year and EGP 1,949.1m in nine months of this one — a full year at that rate is EGP 2,599m, and that is where the forecast now opens. The remaining years complete the approved cost inside the window, because the terminal year only earns if the plant is finished.</w:t>
+      </w:r>
+    </w:p>
+    <w:p>
+      <w:pPr>
+        <w:spacing w:after="120" w:before="0"/>
+      </w:pPr>
+      <w:r>
+        <w:rPr>
+          <w:b w:val="0"/>
+          <w:i/>
+          <w:color w:val="1C3A36"/>
+          <w:sz w:val="19"/>
+        </w:rPr>
+        <w:t>The honest counter-argument is that the two pre-project years flatter the plant: it was newly built, and new plant does not need much. The upper framing of the same driver is replacement-rate maintenance — gross fixed assets at that same 3.95% machinery rate, or 6.1% of revenue. Both are published: the observed rate is the central and the replacement rate is the downside, and they are worth EGP 0.78 a share between them. They are not averaged.</w:t>
+      </w:r>
+    </w:p>
+    <w:p>
+      <w:pPr>
+        <w:spacing w:after="80" w:before="200"/>
+      </w:pPr>
+      <w:r>
+        <w:rPr>
+          <w:b/>
+          <w:i w:val="0"/>
+          <w:color w:val="1C3A36"/>
+          <w:sz w:val="24"/>
+        </w:rPr>
         <w:t>The asset-conversion cycle — disclosed, then projected from it</w:t>
       </w:r>
     </w:p>
@@ -11554,7 +12420,7 @@
           <w:color w:val="6E7B77"/>
           <w:sz w:val="17"/>
         </w:rPr>
-        <w:t>Table 13.  Inventory is the whole story: 165.2 days of cost of sales sat in stock at the last audited date, against 26.8 days of receivables. A plant a thousand kilometres from its export port carries its working capital in warehouses, and the auditor's inability to satisfy itself on the slow-moving provision is a caveat about exactly this line.</w:t>
+        <w:t>Table 14.  Inventory is the whole story: 165.2 days of cost of sales sat in stock at the last audited date, against 26.8 days of receivables. A plant a thousand kilometres from its export port carries its working capital in warehouses, and the auditor's inability to satisfy itself on the slow-moving provision is a caveat about exactly this line.</w:t>
       </w:r>
     </w:p>
     <w:p>
@@ -12393,7 +13259,7 @@
           <w:color w:val="6E7B77"/>
           <w:sz w:val="17"/>
         </w:rPr>
-        <w:t>Table 14.  The cost of capital, built rather than assumed, on both premium bases.</w:t>
+        <w:t>Table 15.  The cost of capital, built rather than assumed, on both premium bases.</w:t>
       </w:r>
     </w:p>
     <w:p>
@@ -12876,7 +13742,7 @@
                 <w:color w:val="1C3A36"/>
                 <w:sz w:val="15"/>
               </w:rPr>
-              <w:t>Against EGP -1.30</w:t>
+              <w:t>Against EGP -0.79</w:t>
             </w:r>
           </w:p>
         </w:tc>
@@ -12949,7 +13815,7 @@
                 <w:color w:val="1C3A36"/>
                 <w:sz w:val="15"/>
               </w:rPr>
-              <w:t>-0.38</w:t>
+              <w:t>0.14</w:t>
             </w:r>
           </w:p>
         </w:tc>
@@ -12967,7 +13833,7 @@
                 <w:color w:val="1C3A36"/>
                 <w:sz w:val="15"/>
               </w:rPr>
-              <w:t>+0.92</w:t>
+              <w:t>+0.93</w:t>
             </w:r>
           </w:p>
         </w:tc>
@@ -13038,7 +13904,7 @@
                 <w:color w:val="1C3A36"/>
                 <w:sz w:val="15"/>
               </w:rPr>
-              <w:t>-1.99</w:t>
+              <w:t>-1.48</w:t>
             </w:r>
           </w:p>
         </w:tc>
@@ -13127,7 +13993,7 @@
                 <w:color w:val="1C3A36"/>
                 <w:sz w:val="15"/>
               </w:rPr>
-              <w:t>-1.32</w:t>
+              <w:t>-0.81</w:t>
             </w:r>
           </w:p>
         </w:tc>
@@ -13216,7 +14082,7 @@
                 <w:color w:val="1C3A36"/>
                 <w:sz w:val="15"/>
               </w:rPr>
-              <w:t>-0.67</w:t>
+              <w:t>-0.15</w:t>
             </w:r>
           </w:p>
         </w:tc>
@@ -13234,7 +14100,7 @@
                 <w:color w:val="1C3A36"/>
                 <w:sz w:val="15"/>
               </w:rPr>
-              <w:t>+0.63</w:t>
+              <w:t>+0.64</w:t>
             </w:r>
           </w:p>
         </w:tc>
@@ -13305,7 +14171,7 @@
                 <w:color w:val="1C3A36"/>
                 <w:sz w:val="15"/>
               </w:rPr>
-              <w:t>-3.09</w:t>
+              <w:t>-2.58</w:t>
             </w:r>
           </w:p>
         </w:tc>
@@ -13394,7 +14260,7 @@
                 <w:color w:val="1C3A36"/>
                 <w:sz w:val="15"/>
               </w:rPr>
-              <w:t>-1.15</w:t>
+              <w:t>-0.64</w:t>
             </w:r>
           </w:p>
         </w:tc>
@@ -13448,7 +14314,7 @@
                 <w:color w:val="1C3A36"/>
                 <w:sz w:val="15"/>
               </w:rPr>
-              <w:t>Maintenance capital expenditure at three per cent of revenue</w:t>
+              <w:t>Maintenance capital expenditure at the company's own observed pre-project rate of 1.12% of revenue</w:t>
             </w:r>
           </w:p>
         </w:tc>
@@ -13465,7 +14331,7 @@
                 <w:color w:val="1C3A36"/>
                 <w:sz w:val="15"/>
               </w:rPr>
-              <w:t>Two per cent, nearer the company's own pre-project observed spend</w:t>
+              <w:t>Replacement-rate maintenance: gross fixed assets at the disclosed 3.95% machinery depreciation rate, or 6.11% of revenue</w:t>
             </w:r>
           </w:p>
         </w:tc>
@@ -13483,7 +14349,7 @@
                 <w:color w:val="1C3A36"/>
                 <w:sz w:val="15"/>
               </w:rPr>
-              <w:t>-1.14</w:t>
+              <w:t>-1.57</w:t>
             </w:r>
           </w:p>
         </w:tc>
@@ -13501,7 +14367,7 @@
                 <w:color w:val="1C3A36"/>
                 <w:sz w:val="15"/>
               </w:rPr>
-              <w:t>+0.16</w:t>
+              <w:t>-0.78</w:t>
             </w:r>
           </w:p>
         </w:tc>
@@ -13518,7 +14384,185 @@
                 <w:color w:val="1C3A36"/>
                 <w:sz w:val="15"/>
               </w:rPr>
-              <w:t>The observed pre-project run was abnormally low on a plant that had just been built. Three per cent is the mature-plant standard, and no guidance exists, which is why it is sensitised here rather than asserted.</w:t>
+              <w:t>The observed rate is what this company has actually paid to keep this plant running in the two years when it was not building anything. The replacement-rate framing is the honest upper bound — a plant cannot spend a fifth of its depreciation forever — and it is carried as the downside case rather than averaged into the central.</w:t>
+            </w:r>
+          </w:p>
+        </w:tc>
+      </w:tr>
+      <w:tr>
+        <w:tc>
+          <w:tcPr>
+            <w:tcW w:type="dxa" w:w="2477"/>
+          </w:tcPr>
+          <w:p>
+            <w:pPr>
+              <w:spacing w:after="20"/>
+            </w:pPr>
+            <w:r>
+              <w:rPr>
+                <w:color w:val="1C3A36"/>
+                <w:sz w:val="15"/>
+              </w:rPr>
+              <w:t>Terminal reinvestment of 38.9% of operating profit after tax, from growth over an 18% return on capital</w:t>
+            </w:r>
+          </w:p>
+        </w:tc>
+        <w:tc>
+          <w:tcPr>
+            <w:tcW w:type="dxa" w:w="2563"/>
+          </w:tcPr>
+          <w:p>
+            <w:pPr>
+              <w:spacing w:after="20"/>
+            </w:pPr>
+            <w:r>
+              <w:rPr>
+                <w:color w:val="1C3A36"/>
+                <w:sz w:val="15"/>
+              </w:rPr>
+              <w:t>23.3%, from a 30% return on capital — the rate a newly completed plant earns on incremental capital while it is still filling</w:t>
+            </w:r>
+          </w:p>
+        </w:tc>
+        <w:tc>
+          <w:tcPr>
+            <w:tcW w:type="dxa" w:w="950"/>
+          </w:tcPr>
+          <w:p>
+            <w:pPr>
+              <w:spacing w:after="20"/>
+              <w:jc w:val="right"/>
+            </w:pPr>
+            <w:r>
+              <w:rPr>
+                <w:color w:val="1C3A36"/>
+                <w:sz w:val="15"/>
+              </w:rPr>
+              <w:t>-0.22</w:t>
+            </w:r>
+          </w:p>
+        </w:tc>
+        <w:tc>
+          <w:tcPr>
+            <w:tcW w:type="dxa" w:w="950"/>
+          </w:tcPr>
+          <w:p>
+            <w:pPr>
+              <w:spacing w:after="20"/>
+              <w:jc w:val="right"/>
+            </w:pPr>
+            <w:r>
+              <w:rPr>
+                <w:color w:val="1C3A36"/>
+                <w:sz w:val="15"/>
+              </w:rPr>
+              <w:t>+0.57</w:t>
+            </w:r>
+          </w:p>
+        </w:tc>
+        <w:tc>
+          <w:tcPr>
+            <w:tcW w:type="dxa" w:w="3139"/>
+          </w:tcPr>
+          <w:p>
+            <w:pPr>
+              <w:spacing w:after="20"/>
+            </w:pPr>
+            <w:r>
+              <w:rPr>
+                <w:color w:val="1C3A36"/>
+                <w:sz w:val="15"/>
+              </w:rPr>
+              <w:t>Eighteen per cent is the conservative reading and is kept, but it is an assumption rather than a disclosure, and on a plant that has just been rebuilt it charges a heavy ongoing reinvestment against a terminal year that needs no further building. It is the single largest unsourced input left in the model and is flagged as such.</w:t>
+            </w:r>
+          </w:p>
+        </w:tc>
+      </w:tr>
+      <w:tr>
+        <w:tc>
+          <w:tcPr>
+            <w:tcW w:type="dxa" w:w="2477"/>
+          </w:tcPr>
+          <w:p>
+            <w:pPr>
+              <w:spacing w:after="20"/>
+            </w:pPr>
+            <w:r>
+              <w:rPr>
+                <w:color w:val="1C3A36"/>
+                <w:sz w:val="15"/>
+              </w:rPr>
+              <w:t>Project spending anchored on the observed run rate: the nine-month actual extended to a full year</w:t>
+            </w:r>
+          </w:p>
+        </w:tc>
+        <w:tc>
+          <w:tcPr>
+            <w:tcW w:type="dxa" w:w="2563"/>
+          </w:tcPr>
+          <w:p>
+            <w:pPr>
+              <w:spacing w:after="20"/>
+            </w:pPr>
+            <w:r>
+              <w:rPr>
+                <w:color w:val="1C3A36"/>
+                <w:sz w:val="15"/>
+              </w:rPr>
+              <w:t>The faster profile the first issue of this study used, opening at EGP 3,000m</w:t>
+            </w:r>
+          </w:p>
+        </w:tc>
+        <w:tc>
+          <w:tcPr>
+            <w:tcW w:type="dxa" w:w="950"/>
+          </w:tcPr>
+          <w:p>
+            <w:pPr>
+              <w:spacing w:after="20"/>
+              <w:jc w:val="right"/>
+            </w:pPr>
+            <w:r>
+              <w:rPr>
+                <w:color w:val="1C3A36"/>
+                <w:sz w:val="15"/>
+              </w:rPr>
+              <w:t>-1.01</w:t>
+            </w:r>
+          </w:p>
+        </w:tc>
+        <w:tc>
+          <w:tcPr>
+            <w:tcW w:type="dxa" w:w="950"/>
+          </w:tcPr>
+          <w:p>
+            <w:pPr>
+              <w:spacing w:after="20"/>
+              <w:jc w:val="right"/>
+            </w:pPr>
+            <w:r>
+              <w:rPr>
+                <w:color w:val="1C3A36"/>
+                <w:sz w:val="15"/>
+              </w:rPr>
+              <w:t>-0.21</w:t>
+            </w:r>
+          </w:p>
+        </w:tc>
+        <w:tc>
+          <w:tcPr>
+            <w:tcW w:type="dxa" w:w="3139"/>
+          </w:tcPr>
+          <w:p>
+            <w:pPr>
+              <w:spacing w:after="20"/>
+            </w:pPr>
+            <w:r>
+              <w:rPr>
+                <w:color w:val="1C3A36"/>
+                <w:sz w:val="15"/>
+              </w:rPr>
+              <w:t>The company has never spent EGP 3,000m in a year on this project. The observed rate is a disclosed, dated figure and the total still completes the approved cost inside the forecast window.</w:t>
             </w:r>
           </w:p>
         </w:tc>
@@ -13540,7 +14584,7 @@
           <w:color w:val="6E7B77"/>
           <w:sz w:val="17"/>
         </w:rPr>
-        <w:t>Table 15.  The premium basis and the gas price are the two that move the answer most, in opposite directions, and both are published on both readings elsewhere in this study. None of the seven, and no combination of them, closes the gap to the traded price.</w:t>
+        <w:t>Table 16.  The premium basis and the gas price are the two that move the answer most, in opposite directions, and both are published on both readings elsewhere in this study. None of the seven, and no combination of them, closes the gap to the traded price.</w:t>
       </w:r>
     </w:p>
     <w:p>
@@ -14333,7 +15377,7 @@
           <w:color w:val="6E7B77"/>
           <w:sz w:val="17"/>
         </w:rPr>
-        <w:t>Table 16.  The highest cell in the grid is EGP 3.30, at a long-run export price above today's spot and a terminal rate below the sovereign's own short-term yield. Reaching EGP 13.98 requires leaving the grid altogether, which is what the reverse calculation in the headline does explicitly.</w:t>
+        <w:t>Table 17.  The highest cell in the grid is EGP 3.30, at a long-run export price above today's spot and a terminal rate below the sovereign's own short-term yield. Reaching EGP 13.98 requires leaving the grid altogether, which is what the reverse calculation in the headline does explicitly.</w:t>
       </w:r>
     </w:p>
     <w:p>
@@ -14585,7 +15629,7 @@
                 <w:color w:val="1C3A36"/>
                 <w:sz w:val="16"/>
               </w:rPr>
-              <w:t>-1.30 to 2.20</w:t>
+              <w:t>-0.79 to 2.49</w:t>
             </w:r>
           </w:p>
         </w:tc>
@@ -14603,7 +15647,7 @@
                 <w:color w:val="1C3A36"/>
                 <w:sz w:val="16"/>
               </w:rPr>
-              <w:t>3.50</w:t>
+              <w:t>3.28</w:t>
             </w:r>
           </w:p>
         </w:tc>
@@ -14657,7 +15701,7 @@
                 <w:color w:val="1C3A36"/>
                 <w:sz w:val="16"/>
               </w:rPr>
-              <w:t>-3.09 to -1.30</w:t>
+              <w:t>-2.58 to -0.79</w:t>
             </w:r>
           </w:p>
         </w:tc>
@@ -14801,7 +15845,7 @@
                 <w:color w:val="1C3A36"/>
                 <w:sz w:val="16"/>
               </w:rPr>
-              <w:t>-1.30 to -0.38</w:t>
+              <w:t>-0.79 to 0.14</w:t>
             </w:r>
           </w:p>
         </w:tc>
@@ -14819,7 +15863,7 @@
                 <w:color w:val="1C3A36"/>
                 <w:sz w:val="16"/>
               </w:rPr>
-              <w:t>0.92</w:t>
+              <w:t>0.93</w:t>
             </w:r>
           </w:p>
         </w:tc>
@@ -14838,7 +15882,7 @@
                 <w:color w:val="1C3A36"/>
                 <w:sz w:val="16"/>
               </w:rPr>
-              <w:t>Beta</w:t>
+              <w:t>Maintenance capital expenditure</w:t>
             </w:r>
           </w:p>
         </w:tc>
@@ -14855,7 +15899,7 @@
                 <w:color w:val="1C3A36"/>
                 <w:sz w:val="16"/>
               </w:rPr>
-              <w:t>1.053 against the Dimson sum-beta of 0.828</w:t>
+              <w:t>1.1% of revenue against 0.7%</w:t>
             </w:r>
           </w:p>
         </w:tc>
@@ -14873,7 +15917,7 @@
                 <w:color w:val="1C3A36"/>
                 <w:sz w:val="16"/>
               </w:rPr>
-              <w:t>-1.30 to -0.67</w:t>
+              <w:t>-1.57 to -0.79</w:t>
             </w:r>
           </w:p>
         </w:tc>
@@ -14891,7 +15935,7 @@
                 <w:color w:val="1C3A36"/>
                 <w:sz w:val="16"/>
               </w:rPr>
-              <w:t>0.63</w:t>
+              <w:t>0.78</w:t>
             </w:r>
           </w:p>
         </w:tc>
@@ -14910,7 +15954,7 @@
                 <w:color w:val="1C3A36"/>
                 <w:sz w:val="16"/>
               </w:rPr>
-              <w:t>Maintenance capital expenditure</w:t>
+              <w:t>Beta</w:t>
             </w:r>
           </w:p>
         </w:tc>
@@ -14927,7 +15971,7 @@
                 <w:color w:val="1C3A36"/>
                 <w:sz w:val="16"/>
               </w:rPr>
-              <w:t>3.0% of revenue against 2.0%</w:t>
+              <w:t>1.053 against the Dimson sum-beta of 0.828</w:t>
             </w:r>
           </w:p>
         </w:tc>
@@ -14945,7 +15989,7 @@
                 <w:color w:val="1C3A36"/>
                 <w:sz w:val="16"/>
               </w:rPr>
-              <w:t>-1.30 to -1.14</w:t>
+              <w:t>-0.79 to -0.15</w:t>
             </w:r>
           </w:p>
         </w:tc>
@@ -14963,7 +16007,7 @@
                 <w:color w:val="1C3A36"/>
                 <w:sz w:val="16"/>
               </w:rPr>
-              <w:t>0.16</w:t>
+              <w:t>0.64</w:t>
             </w:r>
           </w:p>
         </w:tc>
@@ -15017,7 +16061,7 @@
                 <w:color w:val="1C3A36"/>
                 <w:sz w:val="16"/>
               </w:rPr>
-              <w:t>-1.30 to -1.15</w:t>
+              <w:t>-0.79 to -0.64</w:t>
             </w:r>
           </w:p>
         </w:tc>
@@ -15089,7 +16133,7 @@
                 <w:color w:val="1C3A36"/>
                 <w:sz w:val="16"/>
               </w:rPr>
-              <w:t>-1.32 to -1.30</w:t>
+              <w:t>-0.81 to -0.79</w:t>
             </w:r>
           </w:p>
         </w:tc>
@@ -15129,7 +16173,7 @@
           <w:color w:val="6E7B77"/>
           <w:sz w:val="17"/>
         </w:rPr>
-        <w:t>Table 17.  Ranked by the size of the swing. The capital programme dominates everything else on this company, which is why it and not the discount rate is the study's contested judgement, and why it is published both ways rather than averaged.</w:t>
+        <w:t>Table 18.  Ranked by the size of the swing. The capital programme dominates everything else on this company, which is why it and not the discount rate is the study's contested judgement, and why it is published both ways rather than averaged.</w:t>
       </w:r>
     </w:p>
     <w:p>
@@ -15143,7 +16187,7 @@
           <w:color w:val="1C3A36"/>
           <w:sz w:val="19"/>
         </w:rPr>
-        <w:t>The beta deserves a note of its own, because it is the one input in the cost of capital that comes from a statistical estimate rather than from a quote or a disclosure. It is 1.053, from 257 weekly observations over 5 years against an equal-weight index of 35 Egyptian names with the subject itself excluded — leaving a share inside its own index injects a self-covariance term, and doing so here would have returned 1.126 instead. The regression explains 28.3% of the variation with a standard error of 0.105, so all three conditions of the usability test are met and the estimate is adopted rather than defaulted. It was cross-checked two ways. The Dimson sum-beta over one lead and two lags — the correction for co-movement booked late because the share does not trade every session — is 0.828, and the adopted figure sits inside its interval; the share closes unchanged on 5.0% of sessions against 8.7% for the Egyptian library, so it is not unusually thin. And the simple prior for a cyclical, capital-intensive materials business is 1.0 to 1.5. The alternative is priced with the other contested constructions in section 1.8 rather than argued: on the sum-beta the answer is EGP -0.67 instead of EGP -1.30.</w:t>
+        <w:t>The beta deserves a note of its own, because it is the one input in the cost of capital that comes from a statistical estimate rather than from a quote or a disclosure. It is 1.053, from 257 weekly observations over 5 years against an equal-weight index of 35 Egyptian names with the subject itself excluded — leaving a share inside its own index injects a self-covariance term, and doing so here would have returned 1.126 instead. The regression explains 28.3% of the variation with a standard error of 0.105, so all three conditions of the usability test are met and the estimate is adopted rather than defaulted. It was cross-checked two ways. The Dimson sum-beta over one lead and two lags — the correction for co-movement booked late because the share does not trade every session — is 0.828, and the adopted figure sits inside its interval; the share closes unchanged on 5.0% of sessions against 8.7% for the Egyptian library, so it is not unusually thin. And the simple prior for a cyclical, capital-intensive materials business is 1.0 to 1.5. The alternative is priced with the other contested constructions in section 1.8 rather than argued: on the sum-beta the answer is EGP -0.15 instead of EGP -0.79.</w:t>
       </w:r>
     </w:p>
     <w:p>
@@ -15607,7 +16651,7 @@
           <w:color w:val="6E7B77"/>
           <w:sz w:val="17"/>
         </w:rPr>
-        <w:t>Table 18.  Levels are computed from recency-weighted pivot clusters in the same cleaned price history the rest of the study uses; the first of each is the nearest to the close. Nothing here is fitted and nothing is hand-drawn.</w:t>
+        <w:t>Table 19.  Levels are computed from recency-weighted pivot clusters in the same cleaned price history the rest of the study uses; the first of each is the nearest to the close. Nothing here is fitted and nothing is hand-drawn.</w:t>
       </w:r>
     </w:p>
     <w:p>
@@ -16213,7 +17257,7 @@
           <w:color w:val="6E7B77"/>
           <w:sz w:val="17"/>
         </w:rPr>
-        <w:t>Table 19.  The map says where the price may end. It is not a forecast of where it will end, and the probability in the last row is the share of paths finishing above the anchor, not a claim about direction.</w:t>
+        <w:t>Table 20.  The map says where the price may end. It is not a forecast of where it will end, and the probability in the last row is the share of paths finishing above the anchor, not a claim about direction.</w:t>
       </w:r>
     </w:p>
     <w:p>
@@ -16895,7 +17939,7 @@
           <w:color w:val="6E7B77"/>
           <w:sz w:val="17"/>
         </w:rPr>
-        <w:t>Table 20.  Probability of touching each level at any point before the check date.</w:t>
+        <w:t>Table 21.  Probability of touching each level at any point before the check date.</w:t>
       </w:r>
     </w:p>
     <w:p>
@@ -17078,7 +18122,7 @@
                 <w:color w:val="1C3A36"/>
                 <w:sz w:val="16"/>
               </w:rPr>
-              <w:t>-1.30</w:t>
+              <w:t>-0.79</w:t>
             </w:r>
           </w:p>
         </w:tc>
@@ -17149,7 +18193,7 @@
                 <w:color w:val="1C3A36"/>
                 <w:sz w:val="16"/>
               </w:rPr>
-              <w:t>2.20</w:t>
+              <w:t>2.49</w:t>
             </w:r>
           </w:p>
         </w:tc>
@@ -17183,7 +18227,7 @@
                 <w:color w:val="1C3A36"/>
                 <w:sz w:val="16"/>
               </w:rPr>
-              <w:t>The programme alone: EGP 3.50</w:t>
+              <w:t>The programme alone: EGP 3.28</w:t>
             </w:r>
           </w:p>
         </w:tc>
@@ -17418,7 +18462,7 @@
           <w:color w:val="6E7B77"/>
           <w:sz w:val="17"/>
         </w:rPr>
-        <w:t>Table 21.  The divergence is structured, not random. Every lens that lands above the cash-flow reading does so by not asking what the capital programme costs.</w:t>
+        <w:t>Table 22.  The divergence is structured, not random. Every lens that lands above the cash-flow reading does so by not asking what the capital programme costs.</w:t>
       </w:r>
     </w:p>
     <w:p>
@@ -17446,7 +18490,7 @@
           <w:color w:val="1C3A36"/>
           <w:sz w:val="21"/>
         </w:rPr>
-        <w:t>Our own reading therefore sits at the conservative end of the field, and the field's upper bound of EGP 6.92 should be read as what the shares would be worth if the programme were free — which it is not. What none of the lenses does, on any construction tested in section 1.8, is reach EGP 13.98. The gap is reported as the flat discount rate that would close it, about 10.0% against a sovereign ten-year yield of 23.0%, so that a reader who disagrees can see precisely what they are disagreeing with rather than being asked to accept a conclusion.</w:t>
+        <w:t>Our own reading therefore sits at the conservative end of the field, and the field's upper bound of EGP 6.92 should be read as what the shares would be worth if the programme were free — which it is not. What none of the lenses does, on any construction tested in section 1.8, is reach EGP 13.98. The gap is reported as the flat discount rate that would close it, about 10.1% against a sovereign ten-year yield of 23.0%, so that a reader who disagrees can see precisely what they are disagreeing with rather than being asked to accept a conclusion.</w:t>
       </w:r>
     </w:p>
     <w:p>
@@ -17951,7 +18995,7 @@
           <w:color w:val="6E7B77"/>
           <w:sz w:val="17"/>
         </w:rPr>
-        <w:t>Table 22.  Each of these is observable from a disclosure the company already makes. None of them requires an estimate to detect.</w:t>
+        <w:t>Table 23.  Each of these is observable from a disclosure the company already makes. None of them requires an estimate to detect.</w:t>
       </w:r>
     </w:p>
     <w:p>
@@ -18361,7 +19405,7 @@
           <w:color w:val="6E7B77"/>
           <w:sz w:val="17"/>
         </w:rPr>
-        <w:t>Table 23.  Zones, not targets.</w:t>
+        <w:t>Table 24.  Zones, not targets.</w:t>
       </w:r>
     </w:p>
     <w:p>
@@ -18431,6 +19475,34 @@
           <w:color w:val="1C3A36"/>
           <w:sz w:val="21"/>
         </w:rPr>
+        <w:t>Maintenance capital expenditure is the driver this study got wrong on its first issue and has since re-anchored. It was set at three per cent of revenue on the assertion that the company's own observed spending was abnormally low; the cash-flow statements show two pre-project years at 1.1% of revenue, and that is now the central. The correction is worth EGP 0.29 a share on its own. The replacement-rate framing at 6.1% is published beside it as the downside rather than averaged in.</w:t>
+      </w:r>
+    </w:p>
+    <w:p>
+      <w:pPr>
+        <w:spacing w:after="120" w:before="0"/>
+      </w:pPr>
+      <w:r>
+        <w:rPr>
+          <w:b w:val="0"/>
+          <w:i w:val="0"/>
+          <w:color w:val="1C3A36"/>
+          <w:sz w:val="21"/>
+        </w:rPr>
+        <w:t>The terminal reinvestment rate is now the largest unsourced input left in the model. It is set by terminal growth over an assumed 18.0% return on invested capital, which charges 38.9% of terminal operating profit after tax back into the business every year for ever — on a plant that has just been rebuilt and needs no further building. A thirty per cent return on capital, which is what a newly completed line earns while it is still filling, is worth EGP 0.57 a share. The conservative reading is kept and the alternative is priced.</w:t>
+      </w:r>
+    </w:p>
+    <w:p>
+      <w:pPr>
+        <w:spacing w:after="120" w:before="0"/>
+      </w:pPr>
+      <w:r>
+        <w:rPr>
+          <w:b w:val="0"/>
+          <w:i w:val="0"/>
+          <w:color w:val="1C3A36"/>
+          <w:sz w:val="21"/>
+        </w:rPr>
         <w:t>The new plant's capacity is derived, not disclosed. No filing states it. It is built from the ammonia design plate less the draw of urea at its own plate, converted at the nitrate route's ammonia ratio. Every figure that depends on it is flagged as derived wherever it appears, and the utilisation applied to it is sensitised in both directions.</w:t>
       </w:r>
     </w:p>
@@ -18445,7 +19517,7 @@
           <w:color w:val="1C3A36"/>
           <w:sz w:val="21"/>
         </w:rPr>
-        <w:t>Terminal value is 113.5% of enterprise value on the carried-through case and 34.1% on the stopped case. Above one hundred per cent is unusual and is explained rather than smoothed: the explicit window is a construction window with negative free cash flow, so the terminal block carries the whole enterprise value and then some. It is a real characteristic of an asset being rebuilt, not a modelling artefact — but it does mean the answer rests more heavily on one year than most studies do.</w:t>
+        <w:t>Terminal value is 90.3% of enterprise value on the carried-through case and 32.4% on the stopped case. Above one hundred per cent is unusual and is explained rather than smoothed: the explicit window is a construction window with negative free cash flow, so the terminal block carries the whole enterprise value and then some. It is a real characteristic of an asset being rebuilt, not a modelling artefact — but it does mean the answer rests more heavily on one year than most studies do.</w:t>
       </w:r>
     </w:p>
     <w:p>
@@ -20849,7 +21921,7 @@
           <w:color w:val="6E7B77"/>
           <w:sz w:val="17"/>
         </w:rPr>
-        <w:t>Table 24.  The EBIT line is struck before provisions, currency translation and other income and expense, so it measures trading rather than the statements' own operating result which mixes all three. The FY2023/24 reported profit includes EGP 2,035 million of one-off investment-property revaluation gain; the underlying figure is about EGP 503 million, and every margin and return in this study uses the underlying number. Depreciation for FY2024/25 is the disclosed charge plus disclosed amortisation; for the two earlier years only the depreciation inside cost of sales is separately disclosed, so the amortisation element there is a modelled estimate and is flagged rather than presented as reported. FY2025/26 is nine months reviewed plus a fourth quarter run-rated on the third quarter, with the translation line set to zero.</w:t>
+        <w:t>Table 25.  The EBIT line is struck before provisions, currency translation and other income and expense, so it measures trading rather than the statements' own operating result which mixes all three. The FY2023/24 reported profit includes EGP 2,035 million of one-off investment-property revaluation gain; the underlying figure is about EGP 503 million, and every margin and return in this study uses the underlying number. Depreciation for FY2024/25 is the disclosed charge plus disclosed amortisation; for the two earlier years only the depreciation inside cost of sales is separately disclosed, so the amortisation element there is a modelled estimate and is flagged rather than presented as reported. FY2025/26 is nine months reviewed plus a fourth quarter run-rated on the third quarter, with the translation line set to zero.</w:t>
       </w:r>
     </w:p>
     <w:p>
@@ -22949,7 +24021,7 @@
                 <w:color w:val="1C3A36"/>
                 <w:sz w:val="16"/>
               </w:rPr>
-              <w:t>3,330</w:t>
+              <w:t>2,722</w:t>
             </w:r>
           </w:p>
         </w:tc>
@@ -22967,7 +24039,7 @@
                 <w:color w:val="1C3A36"/>
                 <w:sz w:val="16"/>
               </w:rPr>
-              <w:t>3,833</w:t>
+              <w:t>3,224</w:t>
             </w:r>
           </w:p>
         </w:tc>
@@ -22985,7 +24057,7 @@
                 <w:color w:val="1C3A36"/>
                 <w:sz w:val="16"/>
               </w:rPr>
-              <w:t>3,835</w:t>
+              <w:t>3,425</w:t>
             </w:r>
           </w:p>
         </w:tc>
@@ -23003,7 +24075,7 @@
                 <w:color w:val="1C3A36"/>
                 <w:sz w:val="16"/>
               </w:rPr>
-              <w:t>3,342</w:t>
+              <w:t>3,327</w:t>
             </w:r>
           </w:p>
         </w:tc>
@@ -23021,7 +24093,7 @@
                 <w:color w:val="1C3A36"/>
                 <w:sz w:val="16"/>
               </w:rPr>
-              <w:t>2,355</w:t>
+              <w:t>2,621</w:t>
             </w:r>
           </w:p>
         </w:tc>
@@ -23716,7 +24788,7 @@
                 <w:color w:val="1C3A36"/>
                 <w:sz w:val="16"/>
               </w:rPr>
-              <w:t>262</w:t>
+              <w:t>870</w:t>
             </w:r>
           </w:p>
         </w:tc>
@@ -23736,7 +24808,7 @@
                 <w:color w:val="1C3A36"/>
                 <w:sz w:val="16"/>
               </w:rPr>
-              <w:t>-483</w:t>
+              <w:t>126</w:t>
             </w:r>
           </w:p>
         </w:tc>
@@ -23756,7 +24828,7 @@
                 <w:color w:val="1C3A36"/>
                 <w:sz w:val="16"/>
               </w:rPr>
-              <w:t>-764</w:t>
+              <w:t>-354</w:t>
             </w:r>
           </w:p>
         </w:tc>
@@ -23776,7 +24848,7 @@
                 <w:color w:val="1C3A36"/>
                 <w:sz w:val="16"/>
               </w:rPr>
-              <w:t>-454</w:t>
+              <w:t>-439</w:t>
             </w:r>
           </w:p>
         </w:tc>
@@ -23796,7 +24868,7 @@
                 <w:color w:val="1C3A36"/>
                 <w:sz w:val="16"/>
               </w:rPr>
-              <w:t>478</w:t>
+              <w:t>211</w:t>
             </w:r>
           </w:p>
         </w:tc>
@@ -23818,7 +24890,7 @@
           <w:color w:val="6E7B77"/>
           <w:sz w:val="17"/>
         </w:rPr>
-        <w:t>Table 25.  Working capital is projected from the day counts the audited statements themselves imply — 26.8 days of receivables, 165.2 of inventory and 83.2 of payables — rather than plugged.</w:t>
+        <w:t>Table 26.  Working capital is projected from the day counts the audited statements themselves imply — 26.8 days of receivables, 165.2 of inventory and 83.2 of payables — rather than plugged.</w:t>
       </w:r>
     </w:p>
     <w:p>
@@ -24875,7 +25947,7 @@
                 <w:color w:val="1C3A36"/>
                 <w:sz w:val="17"/>
               </w:rPr>
-              <w:t>174</w:t>
+              <w:t>179</w:t>
             </w:r>
           </w:p>
         </w:tc>
@@ -25091,7 +26163,7 @@
                 <w:color w:val="1C3A36"/>
                 <w:sz w:val="17"/>
               </w:rPr>
-              <w:t>54</w:t>
+              <w:t>57</w:t>
             </w:r>
           </w:p>
         </w:tc>
@@ -25151,7 +26223,7 @@
                 <w:color w:val="1C3A36"/>
                 <w:sz w:val="17"/>
               </w:rPr>
-              <w:t>267</w:t>
+              <w:t>275</w:t>
             </w:r>
           </w:p>
         </w:tc>
@@ -25173,7 +26245,7 @@
           <w:color w:val="6E7B77"/>
           <w:sz w:val="17"/>
         </w:rPr>
-        <w:t>Table 26.  The full register — every input with its value, date and source-and-construction — is printed in the separate bibliography document, together with the judgements table, the negative results and the notes on where a widely quoted third-party figure disagreed with the filings.</w:t>
+        <w:t>Table 27.  The full register — every input with its value, date and source-and-construction — is printed in the separate bibliography document, together with the judgements table, the negative results and the notes on where a widely quoted third-party figure disagreed with the filings.</w:t>
       </w:r>
     </w:p>
     <w:p>
@@ -26487,7 +27559,7 @@
           <w:color w:val="6E7B77"/>
           <w:sz w:val="17"/>
         </w:rPr>
-        <w:t>Table 27.  Expert 1's workings in full — every intermediate line, not a summary of them.</w:t>
+        <w:t>Table 28.  Expert 1's workings in full — every intermediate line, not a summary of them.</w:t>
       </w:r>
     </w:p>
     <w:p>
@@ -28141,7 +29213,7 @@
           <w:color w:val="6E7B77"/>
           <w:sz w:val="17"/>
         </w:rPr>
-        <w:t>Table 28.  Expert 2's workings in full — every intermediate line, not a summary of them.</w:t>
+        <w:t>Table 29.  Expert 2's workings in full — every intermediate line, not a summary of them.</w:t>
       </w:r>
     </w:p>
     <w:p>
@@ -28374,7 +29446,7 @@
                 <w:color w:val="1C3A36"/>
                 <w:sz w:val="16"/>
               </w:rPr>
-              <w:t>7,454</w:t>
+              <w:t>8,461</w:t>
             </w:r>
           </w:p>
         </w:tc>
@@ -28643,7 +29715,7 @@
                 <w:color w:val="1C3A36"/>
                 <w:sz w:val="16"/>
               </w:rPr>
-              <w:t>3,623</w:t>
+              <w:t>4,442</w:t>
             </w:r>
           </w:p>
         </w:tc>
@@ -28696,7 +29768,7 @@
                 <w:color w:val="1C3A36"/>
                 <w:sz w:val="16"/>
               </w:rPr>
-              <w:t>3,145</w:t>
+              <w:t>3,963</w:t>
             </w:r>
           </w:p>
         </w:tc>
@@ -28749,7 +29821,7 @@
                 <w:color w:val="1C3A36"/>
                 <w:sz w:val="16"/>
               </w:rPr>
-              <w:t>4,086</w:t>
+              <w:t>4,916</w:t>
             </w:r>
           </w:p>
         </w:tc>
@@ -28855,7 +29927,7 @@
                 <w:color w:val="1C3A36"/>
                 <w:sz w:val="16"/>
               </w:rPr>
-              <w:t>2,717</w:t>
+              <w:t>3,331</w:t>
             </w:r>
           </w:p>
         </w:tc>
@@ -28908,7 +29980,7 @@
                 <w:color w:val="1C3A36"/>
                 <w:sz w:val="16"/>
               </w:rPr>
-              <w:t>1.37</w:t>
+              <w:t>1.68</w:t>
             </w:r>
           </w:p>
         </w:tc>
@@ -28946,7 +30018,7 @@
           <w:color w:val="6E7B77"/>
           <w:sz w:val="17"/>
         </w:rPr>
-        <w:t>Table 29.  Expert 3's workings in full — every intermediate line, not a summary of them.</w:t>
+        <w:t>Table 30.  Expert 3's workings in full — every intermediate line, not a summary of them.</w:t>
       </w:r>
     </w:p>
     <w:p>
@@ -28960,7 +30032,7 @@
           <w:color w:val="1C3A36"/>
           <w:sz w:val="21"/>
         </w:rPr>
-        <w:t>Range: EGP 0.00 to EGP 1.54 a share.</w:t>
+        <w:t>Range: EGP 0.00 to EGP 1.86 a share.</w:t>
       </w:r>
     </w:p>
     <w:p>
@@ -28974,7 +30046,7 @@
           <w:color w:val="1C3A36"/>
           <w:sz w:val="19"/>
         </w:rPr>
-        <w:t>Reading it.  The lowest and the widest of the three, and the only one that takes the debt seriously as a structural fact rather than as a subtraction. Enterprise value including the non-operating assets is EGP 7,454m against gross debt of EGP 14,639m, so the equity is out of the money on the model's own central case and its value is entirely time value. That is why the answer rises with volatility and with time, and why the grid below matters more than the point: at 30% volatility over three years the claim is worth EGP 0.50 a share, and at 60% over seven years EGP 2.02. A reader who finds it perverse that a worse business is worth more here has understood the method correctly: limited liability truncates the downside, so dispersion accrues to the holder. What the method cannot do is tell that holder when the option expires.</w:t>
+        <w:t>Reading it.  The lowest and the widest of the three, and the only one that takes the debt seriously as a structural fact rather than as a subtraction. Enterprise value including the non-operating assets is EGP 8,461m against gross debt of EGP 14,639m, so the equity is out of the money on the model's own central case and its value is entirely time value. That is why the answer rises with volatility and with time, and why the grid below matters more than the point: at 30% volatility over three years the claim is worth EGP 0.72 a share, and at 60% over seven years EGP 2.36. A reader who finds it perverse that a worse business is worth more here has understood the method correctly: limited liability truncates the downside, so dispersion accrues to the holder. What the method cannot do is tell that holder when the option expires.</w:t>
       </w:r>
     </w:p>
     <w:tbl>
@@ -29155,7 +30227,7 @@
                 <w:color w:val="1C3A36"/>
                 <w:sz w:val="17"/>
               </w:rPr>
-              <w:t>0.50</w:t>
+              <w:t>0.72</w:t>
             </w:r>
           </w:p>
         </w:tc>
@@ -29173,7 +30245,7 @@
                 <w:color w:val="1C3A36"/>
                 <w:sz w:val="17"/>
               </w:rPr>
-              <w:t>0.59</w:t>
+              <w:t>0.82</w:t>
             </w:r>
           </w:p>
         </w:tc>
@@ -29191,7 +30263,7 @@
                 <w:color w:val="1C3A36"/>
                 <w:sz w:val="17"/>
               </w:rPr>
-              <w:t>0.78</w:t>
+              <w:t>1.03</w:t>
             </w:r>
           </w:p>
         </w:tc>
@@ -29209,7 +30281,7 @@
                 <w:color w:val="1C3A36"/>
                 <w:sz w:val="17"/>
               </w:rPr>
-              <w:t>0.96</w:t>
+              <w:t>1.22</w:t>
             </w:r>
           </w:p>
         </w:tc>
@@ -29227,7 +30299,7 @@
                 <w:color w:val="1C3A36"/>
                 <w:sz w:val="17"/>
               </w:rPr>
-              <w:t>1.05</w:t>
+              <w:t>1.32</w:t>
             </w:r>
           </w:p>
         </w:tc>
@@ -29264,7 +30336,7 @@
                 <w:color w:val="1C3A36"/>
                 <w:sz w:val="17"/>
               </w:rPr>
-              <w:t>1.10</w:t>
+              <w:t>1.41</w:t>
             </w:r>
           </w:p>
         </w:tc>
@@ -29282,7 +30354,7 @@
                 <w:color w:val="1C3A36"/>
                 <w:sz w:val="17"/>
               </w:rPr>
-              <w:t>1.19</w:t>
+              <w:t>1.50</w:t>
             </w:r>
           </w:p>
         </w:tc>
@@ -29300,7 +30372,7 @@
                 <w:color w:val="1C3A36"/>
                 <w:sz w:val="17"/>
               </w:rPr>
-              <w:t>1.37</w:t>
+              <w:t>1.68</w:t>
             </w:r>
           </w:p>
         </w:tc>
@@ -29318,7 +30390,7 @@
                 <w:color w:val="1C3A36"/>
                 <w:sz w:val="17"/>
               </w:rPr>
-              <w:t>1.54</w:t>
+              <w:t>1.86</w:t>
             </w:r>
           </w:p>
         </w:tc>
@@ -29336,7 +30408,7 @@
                 <w:color w:val="1C3A36"/>
                 <w:sz w:val="17"/>
               </w:rPr>
-              <w:t>1.63</w:t>
+              <w:t>1.94</w:t>
             </w:r>
           </w:p>
         </w:tc>
@@ -29373,7 +30445,7 @@
                 <w:color w:val="1C3A36"/>
                 <w:sz w:val="17"/>
               </w:rPr>
-              <w:t>1.60</w:t>
+              <w:t>1.95</w:t>
             </w:r>
           </w:p>
         </w:tc>
@@ -29391,7 +30463,7 @@
                 <w:color w:val="1C3A36"/>
                 <w:sz w:val="17"/>
               </w:rPr>
-              <w:t>1.66</w:t>
+              <w:t>2.01</w:t>
             </w:r>
           </w:p>
         </w:tc>
@@ -29409,7 +30481,7 @@
                 <w:color w:val="1C3A36"/>
                 <w:sz w:val="17"/>
               </w:rPr>
-              <w:t>1.80</w:t>
+              <w:t>2.14</w:t>
             </w:r>
           </w:p>
         </w:tc>
@@ -29427,7 +30499,7 @@
                 <w:color w:val="1C3A36"/>
                 <w:sz w:val="17"/>
               </w:rPr>
-              <w:t>1.95</w:t>
+              <w:t>2.29</w:t>
             </w:r>
           </w:p>
         </w:tc>
@@ -29445,7 +30517,7 @@
                 <w:color w:val="1C3A36"/>
                 <w:sz w:val="17"/>
               </w:rPr>
-              <w:t>2.02</w:t>
+              <w:t>2.36</w:t>
             </w:r>
           </w:p>
         </w:tc>
@@ -29467,7 +30539,7 @@
           <w:color w:val="6E7B77"/>
           <w:sz w:val="17"/>
         </w:rPr>
-        <w:t>Table 30.  The claim in Egyptian pounds a share across the two parameters that decide it. The published figure is the five-year, forty-five per cent cell; every other cell is a full revaluation of the same option.</w:t>
+        <w:t>Table 31.  The claim in Egyptian pounds a share across the two parameters that decide it. The published figure is the five-year, forty-five per cent cell; every other cell is a full revaluation of the same option.</w:t>
       </w:r>
     </w:p>
     <w:p>
@@ -29481,7 +30553,7 @@
           <w:color w:val="1C3A36"/>
           <w:sz w:val="19"/>
         </w:rPr>
-        <w:t>Named sensitivity.  Volatility is the swing factor: at 35% the claim is worth EGP 1.19 a share, at 55% EGP 1.54. Time to maturity matters almost as much, because it is time for the enterprise to recover above the debt.</w:t>
+        <w:t>Named sensitivity.  Volatility is the swing factor: at 35% the claim is worth EGP 1.50 a share, at 55% EGP 1.86. Time to maturity matters almost as much, because it is time for the enterprise to recover above the debt.</w:t>
       </w:r>
     </w:p>
     <w:p>
@@ -30194,7 +31266,7 @@
                 <w:color w:val="1C3A36"/>
                 <w:sz w:val="16"/>
               </w:rPr>
-              <w:t>0.82</w:t>
+              <w:t>0.51</w:t>
             </w:r>
           </w:p>
         </w:tc>
@@ -30248,7 +31320,7 @@
                 <w:color w:val="1C3A36"/>
                 <w:sz w:val="16"/>
               </w:rPr>
-              <w:t>2.92</w:t>
+              <w:t>2.61</w:t>
             </w:r>
           </w:p>
         </w:tc>
@@ -30302,7 +31374,7 @@
                 <w:color w:val="1C3A36"/>
                 <w:sz w:val="16"/>
               </w:rPr>
-              <w:t>1.30</w:t>
+              <w:t>0.79</w:t>
             </w:r>
           </w:p>
         </w:tc>
@@ -30373,7 +31445,7 @@
                 <w:color w:val="1C3A36"/>
                 <w:sz w:val="16"/>
               </w:rPr>
-              <w:t>The discount rate, and only the discount rate. At about 10.0% the market's price is reproduced; at any rate anchored to Egypt's sovereign it is not.</w:t>
+              <w:t>The discount rate, and only the discount rate. At about 10.1% the market's price is reproduced; at any rate anchored to Egypt's sovereign it is not.</w:t>
             </w:r>
           </w:p>
         </w:tc>
@@ -30395,7 +31467,7 @@
           <w:color w:val="6E7B77"/>
           <w:sz w:val="17"/>
         </w:rPr>
-        <w:t>Table 31.  Each gap isolated to the one assumption that creates it.</w:t>
+        <w:t>Table 32.  Each gap isolated to the one assumption that creates it.</w:t>
       </w:r>
     </w:p>
     <w:p>
@@ -30437,7 +31509,7 @@
           <w:color w:val="1C3A36"/>
           <w:sz w:val="21"/>
         </w:rPr>
-        <w:t>Every input behind this study — 267 of them — carries a value, a source, a date and a research layer, and all of them are printed in the separate bibliography document. Where a number is constructed rather than reported, the construction is stated. Where a needed number could not be obtained, that is stated too.</w:t>
+        <w:t>Every input behind this study — 275 of them — carries a value, a source, a date and a research layer, and all of them are printed in the separate bibliography document. Where a number is constructed rather than reported, the construction is stated. Where a needed number could not be obtained, that is stated too.</w:t>
       </w:r>
     </w:p>
     <w:p>

--- a/engine/egch_study/EGCH_Valuation_Study_08-08-2026.docx
+++ b/engine/egch_study/EGCH_Valuation_Study_08-08-2026.docx
@@ -5068,6 +5068,820 @@
           <w:color w:val="1C3A36"/>
           <w:sz w:val="24"/>
         </w:rPr>
+        <w:t>Why the answer is negative, and what would change its sign</w:t>
+      </w:r>
+    </w:p>
+    <w:p>
+      <w:pPr>
+        <w:spacing w:after="120" w:before="0"/>
+      </w:pPr>
+      <w:r>
+        <w:rPr>
+          <w:b w:val="0"/>
+          <w:i w:val="0"/>
+          <w:color w:val="1C3A36"/>
+          <w:sz w:val="21"/>
+        </w:rPr>
+        <w:t>The same bridge in pounds a share makes the mechanism plain, and it is not the capital programme.</w:t>
+      </w:r>
+    </w:p>
+    <w:tbl>
+      <w:tblPr>
+        <w:tblW w:type="auto" w:w="0"/>
+        <w:jc w:val="center"/>
+        <w:tblLook w:firstColumn="1" w:firstRow="1" w:lastColumn="0" w:lastRow="0" w:noHBand="0" w:noVBand="1" w:val="04A0"/>
+        <w:tblLayout w:type="fixed"/>
+        <w:tblCellMar>
+          <w:top w:w="40" w:type="dxa"/>
+          <w:left w:w="90" w:type="dxa"/>
+          <w:bottom w:w="40" w:type="dxa"/>
+          <w:right w:w="90" w:type="dxa"/>
+        </w:tblCellMar>
+        <w:tblBorders>
+          <w:top w:val="single" w:sz="4" w:space="0" w:color="C9D4D1"/>
+          <w:left w:val="single" w:sz="4" w:space="0" w:color="C9D4D1"/>
+          <w:bottom w:val="single" w:sz="4" w:space="0" w:color="C9D4D1"/>
+          <w:right w:val="single" w:sz="4" w:space="0" w:color="C9D4D1"/>
+          <w:insideH w:val="single" w:sz="4" w:space="0" w:color="C9D4D1"/>
+          <w:insideV w:val="single" w:sz="4" w:space="0" w:color="C9D4D1"/>
+        </w:tblBorders>
+        <w:tblLayout w:type="fixed"/>
+      </w:tblPr>
+      <w:tblGrid>
+        <w:gridCol w:w="6336"/>
+        <w:gridCol w:w="3600"/>
+      </w:tblGrid>
+      <w:tr>
+        <w:tc>
+          <w:tcPr>
+            <w:tcW w:type="dxa" w:w="6336"/>
+            <w:shd w:val="clear" w:color="auto" w:fill="EAF0EE"/>
+          </w:tcPr>
+          <w:p>
+            <w:pPr>
+              <w:spacing w:after="20"/>
+            </w:pPr>
+            <w:r>
+              <w:rPr>
+                <w:b/>
+                <w:color w:val="1C3A36"/>
+                <w:sz w:val="17"/>
+              </w:rPr>
+              <w:t>Carried-through case, per share</w:t>
+            </w:r>
+          </w:p>
+        </w:tc>
+        <w:tc>
+          <w:tcPr>
+            <w:tcW w:type="dxa" w:w="3600"/>
+            <w:shd w:val="clear" w:color="auto" w:fill="EAF0EE"/>
+          </w:tcPr>
+          <w:p>
+            <w:pPr>
+              <w:spacing w:after="20"/>
+            </w:pPr>
+            <w:r>
+              <w:rPr>
+                <w:b/>
+                <w:color w:val="1C3A36"/>
+                <w:sz w:val="17"/>
+              </w:rPr>
+              <w:t>EGP</w:t>
+            </w:r>
+          </w:p>
+        </w:tc>
+      </w:tr>
+      <w:tr>
+        <w:tc>
+          <w:tcPr>
+            <w:tcW w:type="dxa" w:w="6336"/>
+          </w:tcPr>
+          <w:p>
+            <w:pPr>
+              <w:spacing w:after="20"/>
+            </w:pPr>
+            <w:r>
+              <w:rPr>
+                <w:color w:val="1C3A36"/>
+                <w:sz w:val="17"/>
+              </w:rPr>
+              <w:t>Enterprise value the cash flows support</w:t>
+            </w:r>
+          </w:p>
+        </w:tc>
+        <w:tc>
+          <w:tcPr>
+            <w:tcW w:type="dxa" w:w="3600"/>
+          </w:tcPr>
+          <w:p>
+            <w:pPr>
+              <w:spacing w:after="20"/>
+              <w:jc w:val="right"/>
+            </w:pPr>
+            <w:r>
+              <w:rPr>
+                <w:color w:val="1C3A36"/>
+                <w:sz w:val="17"/>
+              </w:rPr>
+              <w:t>2.48</w:t>
+            </w:r>
+          </w:p>
+        </w:tc>
+      </w:tr>
+      <w:tr>
+        <w:tc>
+          <w:tcPr>
+            <w:tcW w:type="dxa" w:w="6336"/>
+          </w:tcPr>
+          <w:p>
+            <w:pPr>
+              <w:spacing w:after="20"/>
+            </w:pPr>
+            <w:r>
+              <w:rPr>
+                <w:color w:val="1C3A36"/>
+                <w:sz w:val="17"/>
+              </w:rPr>
+              <w:t>Less net debt</w:t>
+            </w:r>
+          </w:p>
+        </w:tc>
+        <w:tc>
+          <w:tcPr>
+            <w:tcW w:type="dxa" w:w="3600"/>
+          </w:tcPr>
+          <w:p>
+            <w:pPr>
+              <w:spacing w:after="20"/>
+              <w:jc w:val="right"/>
+            </w:pPr>
+            <w:r>
+              <w:rPr>
+                <w:color w:val="1C3A36"/>
+                <w:sz w:val="17"/>
+              </w:rPr>
+              <w:t>-5.05</w:t>
+            </w:r>
+          </w:p>
+        </w:tc>
+      </w:tr>
+      <w:tr>
+        <w:tc>
+          <w:tcPr>
+            <w:tcW w:type="dxa" w:w="6336"/>
+          </w:tcPr>
+          <w:p>
+            <w:pPr>
+              <w:spacing w:after="20"/>
+            </w:pPr>
+            <w:r>
+              <w:rPr>
+                <w:color w:val="1C3A36"/>
+                <w:sz w:val="17"/>
+              </w:rPr>
+              <w:t>Plus listed stakes and investment property</w:t>
+            </w:r>
+          </w:p>
+        </w:tc>
+        <w:tc>
+          <w:tcPr>
+            <w:tcW w:type="dxa" w:w="3600"/>
+          </w:tcPr>
+          <w:p>
+            <w:pPr>
+              <w:spacing w:after="20"/>
+              <w:jc w:val="right"/>
+            </w:pPr>
+            <w:r>
+              <w:rPr>
+                <w:color w:val="1C3A36"/>
+                <w:sz w:val="17"/>
+              </w:rPr>
+              <w:t>1.78</w:t>
+            </w:r>
+          </w:p>
+        </w:tc>
+      </w:tr>
+      <w:tr>
+        <w:tc>
+          <w:tcPr>
+            <w:tcW w:type="dxa" w:w="6336"/>
+            <w:shd w:val="clear" w:color="auto" w:fill="F6F1E6"/>
+          </w:tcPr>
+          <w:p>
+            <w:pPr>
+              <w:spacing w:after="20"/>
+            </w:pPr>
+            <w:r>
+              <w:rPr>
+                <w:b/>
+                <w:color w:val="1C3A36"/>
+                <w:sz w:val="17"/>
+              </w:rPr>
+              <w:t>EQUITY</w:t>
+            </w:r>
+          </w:p>
+        </w:tc>
+        <w:tc>
+          <w:tcPr>
+            <w:tcW w:type="dxa" w:w="3600"/>
+            <w:shd w:val="clear" w:color="auto" w:fill="F6F1E6"/>
+          </w:tcPr>
+          <w:p>
+            <w:pPr>
+              <w:spacing w:after="20"/>
+              <w:jc w:val="right"/>
+            </w:pPr>
+            <w:r>
+              <w:rPr>
+                <w:b/>
+                <w:color w:val="1C3A36"/>
+                <w:sz w:val="17"/>
+              </w:rPr>
+              <w:t>-0.79</w:t>
+            </w:r>
+          </w:p>
+        </w:tc>
+      </w:tr>
+      <w:tr>
+        <w:tc>
+          <w:tcPr>
+            <w:tcW w:type="dxa" w:w="6336"/>
+            <w:shd w:val="clear" w:color="auto" w:fill="F6F1E6"/>
+          </w:tcPr>
+          <w:p>
+            <w:pPr>
+              <w:spacing w:after="20"/>
+            </w:pPr>
+            <w:r>
+              <w:rPr>
+                <w:b/>
+                <w:color w:val="1C3A36"/>
+                <w:sz w:val="17"/>
+              </w:rPr>
+              <w:t>Traded price</w:t>
+            </w:r>
+          </w:p>
+        </w:tc>
+        <w:tc>
+          <w:tcPr>
+            <w:tcW w:type="dxa" w:w="3600"/>
+            <w:shd w:val="clear" w:color="auto" w:fill="F6F1E6"/>
+          </w:tcPr>
+          <w:p>
+            <w:pPr>
+              <w:spacing w:after="20"/>
+              <w:jc w:val="right"/>
+            </w:pPr>
+            <w:r>
+              <w:rPr>
+                <w:b/>
+                <w:color w:val="1C3A36"/>
+                <w:sz w:val="17"/>
+              </w:rPr>
+              <w:t>13.98</w:t>
+            </w:r>
+          </w:p>
+        </w:tc>
+      </w:tr>
+    </w:tbl>
+    <w:p>
+      <w:pPr>
+        <w:spacing w:after="40"/>
+      </w:pPr>
+    </w:p>
+    <w:p>
+      <w:pPr>
+        <w:spacing w:after="200" w:before="0"/>
+      </w:pPr>
+      <w:r>
+        <w:rPr>
+          <w:b w:val="0"/>
+          <w:i/>
+          <w:color w:val="6E7B77"/>
+          <w:sz w:val="17"/>
+        </w:rPr>
+        <w:t>Table 6.  The operating business is carried at less than half the debt standing against it. Free cash flow is positive in three of the five forecast years — the construction is no longer what makes the answer negative. The debt is.</w:t>
+      </w:r>
+    </w:p>
+    <w:p>
+      <w:pPr>
+        <w:spacing w:after="120" w:before="0"/>
+      </w:pPr>
+      <w:r>
+        <w:rPr>
+          <w:b w:val="0"/>
+          <w:i w:val="0"/>
+          <w:color w:val="1C3A36"/>
+          <w:sz w:val="21"/>
+        </w:rPr>
+        <w:t>So the question is not whether the plant earns. It is whether EGP 4,923 million is the right enterprise value for a business generating around EGP 4,497 million of operating profit before depreciation, and that is entirely a question about the rate at which Egyptian pounds are capitalised. Holding every operating assumption exactly as built and moving only the discount rate:</w:t>
+      </w:r>
+    </w:p>
+    <w:tbl>
+      <w:tblPr>
+        <w:tblW w:type="auto" w:w="0"/>
+        <w:jc w:val="center"/>
+        <w:tblLook w:firstColumn="1" w:firstRow="1" w:lastColumn="0" w:lastRow="0" w:noHBand="0" w:noVBand="1" w:val="04A0"/>
+        <w:tblLayout w:type="fixed"/>
+        <w:tblCellMar>
+          <w:top w:w="40" w:type="dxa"/>
+          <w:left w:w="90" w:type="dxa"/>
+          <w:bottom w:w="40" w:type="dxa"/>
+          <w:right w:w="90" w:type="dxa"/>
+        </w:tblCellMar>
+        <w:tblBorders>
+          <w:top w:val="single" w:sz="4" w:space="0" w:color="C9D4D1"/>
+          <w:left w:val="single" w:sz="4" w:space="0" w:color="C9D4D1"/>
+          <w:bottom w:val="single" w:sz="4" w:space="0" w:color="C9D4D1"/>
+          <w:right w:val="single" w:sz="4" w:space="0" w:color="C9D4D1"/>
+          <w:insideH w:val="single" w:sz="4" w:space="0" w:color="C9D4D1"/>
+          <w:insideV w:val="single" w:sz="4" w:space="0" w:color="C9D4D1"/>
+        </w:tblBorders>
+        <w:tblLayout w:type="fixed"/>
+      </w:tblPr>
+      <w:tblGrid>
+        <w:gridCol w:w="2160"/>
+        <w:gridCol w:w="2592"/>
+        <w:gridCol w:w="5184"/>
+      </w:tblGrid>
+      <w:tr>
+        <w:tc>
+          <w:tcPr>
+            <w:tcW w:type="dxa" w:w="2160"/>
+            <w:shd w:val="clear" w:color="auto" w:fill="EAF0EE"/>
+          </w:tcPr>
+          <w:p>
+            <w:pPr>
+              <w:spacing w:after="20"/>
+            </w:pPr>
+            <w:r>
+              <w:rPr>
+                <w:b/>
+                <w:color w:val="1C3A36"/>
+                <w:sz w:val="17"/>
+              </w:rPr>
+              <w:t>A flat cost of capital of</w:t>
+            </w:r>
+          </w:p>
+        </w:tc>
+        <w:tc>
+          <w:tcPr>
+            <w:tcW w:type="dxa" w:w="2592"/>
+            <w:shd w:val="clear" w:color="auto" w:fill="EAF0EE"/>
+          </w:tcPr>
+          <w:p>
+            <w:pPr>
+              <w:spacing w:after="20"/>
+            </w:pPr>
+            <w:r>
+              <w:rPr>
+                <w:b/>
+                <w:color w:val="1C3A36"/>
+                <w:sz w:val="17"/>
+              </w:rPr>
+              <w:t>Value per share (EGP)</w:t>
+            </w:r>
+          </w:p>
+        </w:tc>
+        <w:tc>
+          <w:tcPr>
+            <w:tcW w:type="dxa" w:w="5184"/>
+            <w:shd w:val="clear" w:color="auto" w:fill="EAF0EE"/>
+          </w:tcPr>
+          <w:p>
+            <w:pPr>
+              <w:spacing w:after="20"/>
+            </w:pPr>
+            <w:r>
+              <w:rPr>
+                <w:b/>
+                <w:color w:val="1C3A36"/>
+                <w:sz w:val="17"/>
+              </w:rPr>
+              <w:t>What it would mean</w:t>
+            </w:r>
+          </w:p>
+        </w:tc>
+      </w:tr>
+      <w:tr>
+        <w:tc>
+          <w:tcPr>
+            <w:tcW w:type="dxa" w:w="2160"/>
+          </w:tcPr>
+          <w:p>
+            <w:pPr>
+              <w:spacing w:after="20"/>
+            </w:pPr>
+            <w:r>
+              <w:rPr>
+                <w:color w:val="1C3A36"/>
+                <w:sz w:val="17"/>
+              </w:rPr>
+              <w:t>25.0%</w:t>
+            </w:r>
+          </w:p>
+        </w:tc>
+        <w:tc>
+          <w:tcPr>
+            <w:tcW w:type="dxa" w:w="2592"/>
+          </w:tcPr>
+          <w:p>
+            <w:pPr>
+              <w:spacing w:after="20"/>
+              <w:jc w:val="right"/>
+            </w:pPr>
+            <w:r>
+              <w:rPr>
+                <w:color w:val="1C3A36"/>
+                <w:sz w:val="17"/>
+              </w:rPr>
+              <w:t>-1.49</w:t>
+            </w:r>
+          </w:p>
+        </w:tc>
+        <w:tc>
+          <w:tcPr>
+            <w:tcW w:type="dxa" w:w="5184"/>
+          </w:tcPr>
+          <w:p>
+            <w:pPr>
+              <w:spacing w:after="20"/>
+            </w:pPr>
+            <w:r>
+              <w:rPr>
+                <w:color w:val="1C3A36"/>
+                <w:sz w:val="17"/>
+              </w:rPr>
+              <w:t>roughly the rate this study builds from the sovereign's own yield</w:t>
+            </w:r>
+          </w:p>
+        </w:tc>
+      </w:tr>
+      <w:tr>
+        <w:tc>
+          <w:tcPr>
+            <w:tcW w:type="dxa" w:w="2160"/>
+          </w:tcPr>
+          <w:p>
+            <w:pPr>
+              <w:spacing w:after="20"/>
+            </w:pPr>
+            <w:r>
+              <w:rPr>
+                <w:color w:val="1C3A36"/>
+                <w:sz w:val="17"/>
+              </w:rPr>
+              <w:t>20.0%</w:t>
+            </w:r>
+          </w:p>
+        </w:tc>
+        <w:tc>
+          <w:tcPr>
+            <w:tcW w:type="dxa" w:w="2592"/>
+          </w:tcPr>
+          <w:p>
+            <w:pPr>
+              <w:spacing w:after="20"/>
+              <w:jc w:val="right"/>
+            </w:pPr>
+            <w:r>
+              <w:rPr>
+                <w:color w:val="1C3A36"/>
+                <w:sz w:val="17"/>
+              </w:rPr>
+              <w:t>-0.41</w:t>
+            </w:r>
+          </w:p>
+        </w:tc>
+        <w:tc>
+          <w:tcPr>
+            <w:tcW w:type="dxa" w:w="5184"/>
+          </w:tcPr>
+          <w:p>
+            <w:pPr>
+              <w:spacing w:after="20"/>
+            </w:pPr>
+            <w:r>
+              <w:rPr>
+                <w:color w:val="1C3A36"/>
+                <w:sz w:val="17"/>
+              </w:rPr>
+              <w:t>below the sovereign's ten-year yield of 23.0%</w:t>
+            </w:r>
+          </w:p>
+        </w:tc>
+      </w:tr>
+      <w:tr>
+        <w:tc>
+          <w:tcPr>
+            <w:tcW w:type="dxa" w:w="2160"/>
+            <w:shd w:val="clear" w:color="auto" w:fill="F6F1E6"/>
+          </w:tcPr>
+          <w:p>
+            <w:pPr>
+              <w:spacing w:after="20"/>
+            </w:pPr>
+            <w:r>
+              <w:rPr>
+                <w:b/>
+                <w:color w:val="1C3A36"/>
+                <w:sz w:val="17"/>
+              </w:rPr>
+              <w:t>18.0%</w:t>
+            </w:r>
+          </w:p>
+        </w:tc>
+        <w:tc>
+          <w:tcPr>
+            <w:tcW w:type="dxa" w:w="2592"/>
+            <w:shd w:val="clear" w:color="auto" w:fill="F6F1E6"/>
+          </w:tcPr>
+          <w:p>
+            <w:pPr>
+              <w:spacing w:after="20"/>
+              <w:jc w:val="right"/>
+            </w:pPr>
+            <w:r>
+              <w:rPr>
+                <w:b/>
+                <w:color w:val="1C3A36"/>
+                <w:sz w:val="17"/>
+              </w:rPr>
+              <w:t>0.33</w:t>
+            </w:r>
+          </w:p>
+        </w:tc>
+        <w:tc>
+          <w:tcPr>
+            <w:tcW w:type="dxa" w:w="5184"/>
+            <w:shd w:val="clear" w:color="auto" w:fill="F6F1E6"/>
+          </w:tcPr>
+          <w:p>
+            <w:pPr>
+              <w:spacing w:after="20"/>
+            </w:pPr>
+            <w:r>
+              <w:rPr>
+                <w:b/>
+                <w:color w:val="1C3A36"/>
+                <w:sz w:val="17"/>
+              </w:rPr>
+              <w:t>the sign changes here</w:t>
+            </w:r>
+          </w:p>
+        </w:tc>
+      </w:tr>
+      <w:tr>
+        <w:tc>
+          <w:tcPr>
+            <w:tcW w:type="dxa" w:w="2160"/>
+          </w:tcPr>
+          <w:p>
+            <w:pPr>
+              <w:spacing w:after="20"/>
+            </w:pPr>
+            <w:r>
+              <w:rPr>
+                <w:color w:val="1C3A36"/>
+                <w:sz w:val="17"/>
+              </w:rPr>
+              <w:t>16.0%</w:t>
+            </w:r>
+          </w:p>
+        </w:tc>
+        <w:tc>
+          <w:tcPr>
+            <w:tcW w:type="dxa" w:w="2592"/>
+          </w:tcPr>
+          <w:p>
+            <w:pPr>
+              <w:spacing w:after="20"/>
+              <w:jc w:val="right"/>
+            </w:pPr>
+            <w:r>
+              <w:rPr>
+                <w:color w:val="1C3A36"/>
+                <w:sz w:val="17"/>
+              </w:rPr>
+              <w:t>1.44</w:t>
+            </w:r>
+          </w:p>
+        </w:tc>
+        <w:tc>
+          <w:tcPr>
+            <w:tcW w:type="dxa" w:w="5184"/>
+          </w:tcPr>
+          <w:p>
+            <w:pPr>
+              <w:spacing w:after="20"/>
+            </w:pPr>
+            <w:r>
+              <w:rPr>
+                <w:color w:val="1C3A36"/>
+                <w:sz w:val="17"/>
+              </w:rPr>
+            </w:r>
+          </w:p>
+        </w:tc>
+      </w:tr>
+      <w:tr>
+        <w:tc>
+          <w:tcPr>
+            <w:tcW w:type="dxa" w:w="2160"/>
+          </w:tcPr>
+          <w:p>
+            <w:pPr>
+              <w:spacing w:after="20"/>
+            </w:pPr>
+            <w:r>
+              <w:rPr>
+                <w:color w:val="1C3A36"/>
+                <w:sz w:val="17"/>
+              </w:rPr>
+              <w:t>14.0%</w:t>
+            </w:r>
+          </w:p>
+        </w:tc>
+        <w:tc>
+          <w:tcPr>
+            <w:tcW w:type="dxa" w:w="2592"/>
+          </w:tcPr>
+          <w:p>
+            <w:pPr>
+              <w:spacing w:after="20"/>
+              <w:jc w:val="right"/>
+            </w:pPr>
+            <w:r>
+              <w:rPr>
+                <w:color w:val="1C3A36"/>
+                <w:sz w:val="17"/>
+              </w:rPr>
+              <w:t>3.24</w:t>
+            </w:r>
+          </w:p>
+        </w:tc>
+        <w:tc>
+          <w:tcPr>
+            <w:tcW w:type="dxa" w:w="5184"/>
+          </w:tcPr>
+          <w:p>
+            <w:pPr>
+              <w:spacing w:after="20"/>
+            </w:pPr>
+            <w:r>
+              <w:rPr>
+                <w:color w:val="1C3A36"/>
+                <w:sz w:val="17"/>
+              </w:rPr>
+            </w:r>
+          </w:p>
+        </w:tc>
+      </w:tr>
+      <w:tr>
+        <w:tc>
+          <w:tcPr>
+            <w:tcW w:type="dxa" w:w="2160"/>
+          </w:tcPr>
+          <w:p>
+            <w:pPr>
+              <w:spacing w:after="20"/>
+            </w:pPr>
+            <w:r>
+              <w:rPr>
+                <w:color w:val="1C3A36"/>
+                <w:sz w:val="17"/>
+              </w:rPr>
+              <w:t>12.0%</w:t>
+            </w:r>
+          </w:p>
+        </w:tc>
+        <w:tc>
+          <w:tcPr>
+            <w:tcW w:type="dxa" w:w="2592"/>
+          </w:tcPr>
+          <w:p>
+            <w:pPr>
+              <w:spacing w:after="20"/>
+              <w:jc w:val="right"/>
+            </w:pPr>
+            <w:r>
+              <w:rPr>
+                <w:color w:val="1C3A36"/>
+                <w:sz w:val="17"/>
+              </w:rPr>
+              <w:t>6.56</w:t>
+            </w:r>
+          </w:p>
+        </w:tc>
+        <w:tc>
+          <w:tcPr>
+            <w:tcW w:type="dxa" w:w="5184"/>
+          </w:tcPr>
+          <w:p>
+            <w:pPr>
+              <w:spacing w:after="20"/>
+            </w:pPr>
+            <w:r>
+              <w:rPr>
+                <w:color w:val="1C3A36"/>
+                <w:sz w:val="17"/>
+              </w:rPr>
+            </w:r>
+          </w:p>
+        </w:tc>
+      </w:tr>
+      <w:tr>
+        <w:tc>
+          <w:tcPr>
+            <w:tcW w:type="dxa" w:w="2160"/>
+            <w:shd w:val="clear" w:color="auto" w:fill="F6F1E6"/>
+          </w:tcPr>
+          <w:p>
+            <w:pPr>
+              <w:spacing w:after="20"/>
+            </w:pPr>
+            <w:r>
+              <w:rPr>
+                <w:b/>
+                <w:color w:val="1C3A36"/>
+                <w:sz w:val="17"/>
+              </w:rPr>
+              <w:t>10.1%</w:t>
+            </w:r>
+          </w:p>
+        </w:tc>
+        <w:tc>
+          <w:tcPr>
+            <w:tcW w:type="dxa" w:w="2592"/>
+            <w:shd w:val="clear" w:color="auto" w:fill="F6F1E6"/>
+          </w:tcPr>
+          <w:p>
+            <w:pPr>
+              <w:spacing w:after="20"/>
+              <w:jc w:val="right"/>
+            </w:pPr>
+            <w:r>
+              <w:rPr>
+                <w:b/>
+                <w:color w:val="1C3A36"/>
+                <w:sz w:val="17"/>
+              </w:rPr>
+              <w:t>13.98</w:t>
+            </w:r>
+          </w:p>
+        </w:tc>
+        <w:tc>
+          <w:tcPr>
+            <w:tcW w:type="dxa" w:w="5184"/>
+            <w:shd w:val="clear" w:color="auto" w:fill="F6F1E6"/>
+          </w:tcPr>
+          <w:p>
+            <w:pPr>
+              <w:spacing w:after="20"/>
+            </w:pPr>
+            <w:r>
+              <w:rPr>
+                <w:b/>
+                <w:color w:val="1C3A36"/>
+                <w:sz w:val="17"/>
+              </w:rPr>
+              <w:t>the rate the traded price itself implies</w:t>
+            </w:r>
+          </w:p>
+        </w:tc>
+      </w:tr>
+    </w:tbl>
+    <w:p>
+      <w:pPr>
+        <w:spacing w:after="40"/>
+      </w:pPr>
+    </w:p>
+    <w:p>
+      <w:pPr>
+        <w:spacing w:after="200" w:before="0"/>
+      </w:pPr>
+      <w:r>
+        <w:rPr>
+          <w:b w:val="0"/>
+          <w:i/>
+          <w:color w:val="6E7B77"/>
+          <w:sz w:val="17"/>
+        </w:rPr>
+        <w:t>Table 7.  Every row is a full re-run. The sign of the answer turns at about eighteen per cent — five points below what Egypt's own government pays to borrow for ten years. Reaching the traded price needs about 10.1%, which is 12.9% below the sovereign. That, and not the capital programme, is the disagreement between this study and the market.</w:t>
+      </w:r>
+    </w:p>
+    <w:p>
+      <w:pPr>
+        <w:spacing w:after="80" w:before="200"/>
+      </w:pPr>
+      <w:r>
+        <w:rPr>
+          <w:b/>
+          <w:i w:val="0"/>
+          <w:color w:val="1C3A36"/>
+          <w:sz w:val="24"/>
+        </w:rPr>
         <w:t>1.2  Book value and sustainable return — the asset lens</w:t>
       </w:r>
     </w:p>
@@ -5657,7 +6471,7 @@
           <w:color w:val="6E7B77"/>
           <w:sz w:val="17"/>
         </w:rPr>
-        <w:t>Table 6.  The justified multiple of book is negative before flooring, and that is the finding rather than a rounding artefact: a sustainable return of 6.9% does not cover even nominal maintenance growth of 7.0%, let alone a 31.30% cost of equity. On this lens the book is worth nothing beyond what the assets would fetch, and the market pays 1.71 times it.</w:t>
+        <w:t>Table 8.  The justified multiple of book is negative before flooring, and that is the finding rather than a rounding artefact: a sustainable return of 6.9% does not cover even nominal maintenance growth of 7.0%, let alone a 31.30% cost of equity. On this lens the book is worth nothing beyond what the assets would fetch, and the market pays 1.71 times it.</w:t>
       </w:r>
     </w:p>
     <w:p>
@@ -6320,7 +7134,7 @@
           <w:color w:val="6E7B77"/>
           <w:sz w:val="17"/>
         </w:rPr>
-        <w:t>Table 7.  A mature single-asset industrial in a high-inflation economy does not deserve more than ten times, and the band either side is shown.</w:t>
+        <w:t>Table 9.  A mature single-asset industrial in a high-inflation economy does not deserve more than ten times, and the band either side is shown.</w:t>
       </w:r>
     </w:p>
     <w:p>
@@ -7354,7 +8168,7 @@
           <w:color w:val="6E7B77"/>
           <w:sz w:val="17"/>
         </w:rPr>
-        <w:t>Table 8.  The channel split is disclosed only for the most recent year, in the revenue note; the two earlier years disclose production and revenue but not the split between the three domestic and export channels. That gap is stated here rather than filled with an assumption.</w:t>
+        <w:t>Table 10.  The channel split is disclosed only for the most recent year, in the revenue note; the two earlier years disclose production and revenue but not the split between the three domestic and export channels. That gap is stated here rather than filled with an assumption.</w:t>
       </w:r>
     </w:p>
     <w:p>
@@ -8158,7 +8972,7 @@
           <w:color w:val="6E7B77"/>
           <w:sz w:val="17"/>
         </w:rPr>
-        <w:t>Table 9.  Each cost class escalates on its own driver and never on one blended index: gas is a globally traded input and escalates on its dollar price through the exchange rate, while wages, inland haulage and administration escalate on Egyptian consumer prices and the subsidised price follows its own administered path.</w:t>
+        <w:t>Table 11.  Each cost class escalates on its own driver and never on one blended index: gas is a globally traded input and escalates on its dollar price through the exchange rate, while wages, inland haulage and administration escalate on Egyptian consumer prices and the subsidised price follows its own administered path.</w:t>
       </w:r>
     </w:p>
     <w:p>
@@ -9342,7 +10156,7 @@
           <w:color w:val="6E7B77"/>
           <w:sz w:val="17"/>
         </w:rPr>
-        <w:t>Table 10.  Not one margin in this table is set. Each is revenue less a cost stack that was built from physical consumption times a unit price, so the margin path is a consequence of the tonnes, the prices and the escalators above it. The margin falls across the window because the export price mean-reverts faster than the domestic cost base disinflates — which is a statement about two sourced paths, not a view about management.</w:t>
+        <w:t>Table 12.  Not one margin in this table is set. Each is revenue less a cost stack that was built from physical consumption times a unit price, so the margin path is a consequence of the tonnes, the prices and the escalators above it. The margin falls across the window because the export price mean-reverts faster than the domestic cost base disinflates — which is a statement about two sourced paths, not a view about management.</w:t>
       </w:r>
     </w:p>
     <w:p>
@@ -10058,7 +10872,7 @@
           <w:color w:val="6E7B77"/>
           <w:sz w:val="17"/>
         </w:rPr>
-        <w:t>Table 11.  The export leg shrinks as a share of the total, not because the company sells less abroad but because the administered domestic price rises faster than the export price falls. A reader who expects the opposite is disagreeing with one of those two paths, and section 1.9 prices both.</w:t>
+        <w:t>Table 13.  The export leg shrinks as a share of the total, not because the company sells less abroad but because the administered domestic price rises faster than the export price falls. A reader who expects the opposite is disagreeing with one of those two paths, and section 1.9 prices both.</w:t>
       </w:r>
     </w:p>
     <w:p>
@@ -10940,7 +11754,7 @@
           <w:color w:val="6E7B77"/>
           <w:sz w:val="17"/>
         </w:rPr>
-        <w:t>Table 12.  The two lines that matter are the fifth and the sixth. More than a quarter of the money has been spent against an eighth of the plant, and the whole of it earns a return an order of magnitude below what the capital costs. Neither number is a forecast: both are the company's own disclosures set against the model's own terminal year.</w:t>
+        <w:t>Table 14.  The two lines that matter are the fifth and the sixth. More than a quarter of the money has been spent against an eighth of the plant, and the whole of it earns a return an order of magnitude below what the capital costs. Neither number is a forecast: both are the company's own disclosures set against the model's own terminal year.</w:t>
       </w:r>
     </w:p>
     <w:p>
@@ -11638,7 +12452,7 @@
           <w:color w:val="6E7B77"/>
           <w:sz w:val="17"/>
         </w:rPr>
-        <w:t>Table 13.  The two shaded years are the answer. With nothing being built, this plant cost EGP 80.8m and then EGP 42.5m a year to keep running — pooled, 1.1% of revenue. Everything above that is the new complex.</w:t>
+        <w:t>Table 15.  The two shaded years are the answer. With nothing being built, this plant cost EGP 80.8m and then EGP 42.5m a year to keep running — pooled, 1.1% of revenue. Everything above that is the new complex.</w:t>
       </w:r>
     </w:p>
     <w:p>
@@ -12420,7 +13234,7 @@
           <w:color w:val="6E7B77"/>
           <w:sz w:val="17"/>
         </w:rPr>
-        <w:t>Table 14.  Inventory is the whole story: 165.2 days of cost of sales sat in stock at the last audited date, against 26.8 days of receivables. A plant a thousand kilometres from its export port carries its working capital in warehouses, and the auditor's inability to satisfy itself on the slow-moving provision is a caveat about exactly this line.</w:t>
+        <w:t>Table 16.  Inventory is the whole story: 165.2 days of cost of sales sat in stock at the last audited date, against 26.8 days of receivables. A plant a thousand kilometres from its export port carries its working capital in warehouses, and the auditor's inability to satisfy itself on the slow-moving provision is a caveat about exactly this line.</w:t>
       </w:r>
     </w:p>
     <w:p>
@@ -13259,7 +14073,7 @@
           <w:color w:val="6E7B77"/>
           <w:sz w:val="17"/>
         </w:rPr>
-        <w:t>Table 15.  The cost of capital, built rather than assumed, on both premium bases.</w:t>
+        <w:t>Table 17.  The cost of capital, built rather than assumed, on both premium bases.</w:t>
       </w:r>
     </w:p>
     <w:p>
@@ -14584,7 +15398,7 @@
           <w:color w:val="6E7B77"/>
           <w:sz w:val="17"/>
         </w:rPr>
-        <w:t>Table 16.  The premium basis and the gas price are the two that move the answer most, in opposite directions, and both are published on both readings elsewhere in this study. None of the seven, and no combination of them, closes the gap to the traded price.</w:t>
+        <w:t>Table 18.  The premium basis and the gas price are the two that move the answer most, in opposite directions, and both are published on both readings elsewhere in this study. None of the seven, and no combination of them, closes the gap to the traded price.</w:t>
       </w:r>
     </w:p>
     <w:p>
@@ -14847,7 +15661,7 @@
                 <w:color w:val="1C3A36"/>
                 <w:sz w:val="17"/>
               </w:rPr>
-              <w:t>-2.85</w:t>
+              <w:t>-2.38</w:t>
             </w:r>
           </w:p>
         </w:tc>
@@ -14865,7 +15679,7 @@
                 <w:color w:val="1C3A36"/>
                 <w:sz w:val="17"/>
               </w:rPr>
-              <w:t>-1.31</w:t>
+              <w:t>-0.82</w:t>
             </w:r>
           </w:p>
         </w:tc>
@@ -14883,7 +15697,7 @@
                 <w:color w:val="1C3A36"/>
                 <w:sz w:val="17"/>
               </w:rPr>
-              <w:t>0.22</w:t>
+              <w:t>0.74</w:t>
             </w:r>
           </w:p>
         </w:tc>
@@ -14901,7 +15715,7 @@
                 <w:color w:val="1C3A36"/>
                 <w:sz w:val="17"/>
               </w:rPr>
-              <w:t>1.76</w:t>
+              <w:t>2.30</w:t>
             </w:r>
           </w:p>
         </w:tc>
@@ -14919,7 +15733,7 @@
                 <w:color w:val="1C3A36"/>
                 <w:sz w:val="17"/>
               </w:rPr>
-              <w:t>3.30</w:t>
+              <w:t>3.86</w:t>
             </w:r>
           </w:p>
         </w:tc>
@@ -14956,7 +15770,7 @@
                 <w:color w:val="1C3A36"/>
                 <w:sz w:val="17"/>
               </w:rPr>
-              <w:t>-3.09</w:t>
+              <w:t>-2.61</w:t>
             </w:r>
           </w:p>
         </w:tc>
@@ -14974,7 +15788,7 @@
                 <w:color w:val="1C3A36"/>
                 <w:sz w:val="17"/>
               </w:rPr>
-              <w:t>-1.65</w:t>
+              <w:t>-1.16</w:t>
             </w:r>
           </w:p>
         </w:tc>
@@ -14992,7 +15806,7 @@
                 <w:color w:val="1C3A36"/>
                 <w:sz w:val="17"/>
               </w:rPr>
-              <w:t>-0.22</w:t>
+              <w:t>0.30</w:t>
             </w:r>
           </w:p>
         </w:tc>
@@ -15010,7 +15824,7 @@
                 <w:color w:val="1C3A36"/>
                 <w:sz w:val="17"/>
               </w:rPr>
-              <w:t>1.22</w:t>
+              <w:t>1.75</w:t>
             </w:r>
           </w:p>
         </w:tc>
@@ -15028,7 +15842,7 @@
                 <w:color w:val="1C3A36"/>
                 <w:sz w:val="17"/>
               </w:rPr>
-              <w:t>2.65</w:t>
+              <w:t>3.21</w:t>
             </w:r>
           </w:p>
         </w:tc>
@@ -15065,7 +15879,7 @@
                 <w:color w:val="1C3A36"/>
                 <w:sz w:val="17"/>
               </w:rPr>
-              <w:t>-3.31</w:t>
+              <w:t>-2.83</w:t>
             </w:r>
           </w:p>
         </w:tc>
@@ -15083,7 +15897,7 @@
                 <w:color w:val="1C3A36"/>
                 <w:sz w:val="17"/>
               </w:rPr>
-              <w:t>-1.97</w:t>
+              <w:t>-1.48</w:t>
             </w:r>
           </w:p>
         </w:tc>
@@ -15101,7 +15915,7 @@
                 <w:color w:val="1C3A36"/>
                 <w:sz w:val="17"/>
               </w:rPr>
-              <w:t>-0.64</w:t>
+              <w:t>-0.12</w:t>
             </w:r>
           </w:p>
         </w:tc>
@@ -15119,7 +15933,7 @@
                 <w:color w:val="1C3A36"/>
                 <w:sz w:val="17"/>
               </w:rPr>
-              <w:t>0.70</w:t>
+              <w:t>1.24</w:t>
             </w:r>
           </w:p>
         </w:tc>
@@ -15137,7 +15951,7 @@
                 <w:color w:val="1C3A36"/>
                 <w:sz w:val="17"/>
               </w:rPr>
-              <w:t>2.04</w:t>
+              <w:t>2.59</w:t>
             </w:r>
           </w:p>
         </w:tc>
@@ -15174,7 +15988,7 @@
                 <w:color w:val="1C3A36"/>
                 <w:sz w:val="17"/>
               </w:rPr>
-              <w:t>-3.45</w:t>
+              <w:t>-2.97</w:t>
             </w:r>
           </w:p>
         </w:tc>
@@ -15192,7 +16006,7 @@
                 <w:color w:val="1C3A36"/>
                 <w:sz w:val="17"/>
               </w:rPr>
-              <w:t>-2.18</w:t>
+              <w:t>-1.68</w:t>
             </w:r>
           </w:p>
         </w:tc>
@@ -15210,7 +16024,7 @@
                 <w:color w:val="1C3A36"/>
                 <w:sz w:val="17"/>
               </w:rPr>
-              <w:t>-0.91</w:t>
+              <w:t>-0.39</w:t>
             </w:r>
           </w:p>
         </w:tc>
@@ -15228,7 +16042,7 @@
                 <w:color w:val="1C3A36"/>
                 <w:sz w:val="17"/>
               </w:rPr>
-              <w:t>0.37</w:t>
+              <w:t>0.90</w:t>
             </w:r>
           </w:p>
         </w:tc>
@@ -15246,7 +16060,7 @@
                 <w:color w:val="1C3A36"/>
                 <w:sz w:val="17"/>
               </w:rPr>
-              <w:t>1.64</w:t>
+              <w:t>2.20</w:t>
             </w:r>
           </w:p>
         </w:tc>
@@ -15283,7 +16097,7 @@
                 <w:color w:val="1C3A36"/>
                 <w:sz w:val="17"/>
               </w:rPr>
-              <w:t>-3.59</w:t>
+              <w:t>-3.12</w:t>
             </w:r>
           </w:p>
         </w:tc>
@@ -15301,7 +16115,7 @@
                 <w:color w:val="1C3A36"/>
                 <w:sz w:val="17"/>
               </w:rPr>
-              <w:t>-2.38</w:t>
+              <w:t>-1.88</w:t>
             </w:r>
           </w:p>
         </w:tc>
@@ -15319,7 +16133,7 @@
                 <w:color w:val="1C3A36"/>
                 <w:sz w:val="17"/>
               </w:rPr>
-              <w:t>-1.17</w:t>
+              <w:t>-0.65</w:t>
             </w:r>
           </w:p>
         </w:tc>
@@ -15337,7 +16151,7 @@
                 <w:color w:val="1C3A36"/>
                 <w:sz w:val="17"/>
               </w:rPr>
-              <w:t>0.04</w:t>
+              <w:t>0.58</w:t>
             </w:r>
           </w:p>
         </w:tc>
@@ -15355,7 +16169,7 @@
                 <w:color w:val="1C3A36"/>
                 <w:sz w:val="17"/>
               </w:rPr>
-              <w:t>1.25</w:t>
+              <w:t>1.81</w:t>
             </w:r>
           </w:p>
         </w:tc>
@@ -15377,7 +16191,7 @@
           <w:color w:val="6E7B77"/>
           <w:sz w:val="17"/>
         </w:rPr>
-        <w:t>Table 17.  The highest cell in the grid is EGP 3.30, at a long-run export price above today's spot and a terminal rate below the sovereign's own short-term yield. Reaching EGP 13.98 requires leaving the grid altogether, which is what the reverse calculation in the headline does explicitly.</w:t>
+        <w:t>Table 19.  The highest cell in the grid is EGP 3.86, at a long-run export price above today's spot and a terminal rate below the sovereign's own short-term yield. Reaching EGP 13.98 requires leaving the grid altogether, which is what the reverse calculation in the headline does explicitly.</w:t>
       </w:r>
     </w:p>
     <w:p>
@@ -15555,7 +16369,7 @@
                 <w:color w:val="1C3A36"/>
                 <w:sz w:val="16"/>
               </w:rPr>
-              <w:t>-3.31 to 2.04</w:t>
+              <w:t>-2.83 to 2.59</w:t>
             </w:r>
           </w:p>
         </w:tc>
@@ -15575,7 +16389,7 @@
                 <w:color w:val="1C3A36"/>
                 <w:sz w:val="16"/>
               </w:rPr>
-              <w:t>5.35</w:t>
+              <w:t>5.43</w:t>
             </w:r>
           </w:p>
         </w:tc>
@@ -15773,7 +16587,7 @@
                 <w:color w:val="1C3A36"/>
                 <w:sz w:val="16"/>
               </w:rPr>
-              <w:t>-1.17 to 0.22</w:t>
+              <w:t>-0.65 to 0.74</w:t>
             </w:r>
           </w:p>
         </w:tc>
@@ -16173,7 +16987,7 @@
           <w:color w:val="6E7B77"/>
           <w:sz w:val="17"/>
         </w:rPr>
-        <w:t>Table 18.  Ranked by the size of the swing. The capital programme dominates everything else on this company, which is why it and not the discount rate is the study's contested judgement, and why it is published both ways rather than averaged.</w:t>
+        <w:t>Table 20.  Ranked by the size of the swing. The capital programme dominates everything else on this company, which is why it and not the discount rate is the study's contested judgement, and why it is published both ways rather than averaged.</w:t>
       </w:r>
     </w:p>
     <w:p>
@@ -16651,7 +17465,7 @@
           <w:color w:val="6E7B77"/>
           <w:sz w:val="17"/>
         </w:rPr>
-        <w:t>Table 19.  Levels are computed from recency-weighted pivot clusters in the same cleaned price history the rest of the study uses; the first of each is the nearest to the close. Nothing here is fitted and nothing is hand-drawn.</w:t>
+        <w:t>Table 21.  Levels are computed from recency-weighted pivot clusters in the same cleaned price history the rest of the study uses; the first of each is the nearest to the close. Nothing here is fitted and nothing is hand-drawn.</w:t>
       </w:r>
     </w:p>
     <w:p>
@@ -17257,7 +18071,7 @@
           <w:color w:val="6E7B77"/>
           <w:sz w:val="17"/>
         </w:rPr>
-        <w:t>Table 20.  The map says where the price may end. It is not a forecast of where it will end, and the probability in the last row is the share of paths finishing above the anchor, not a claim about direction.</w:t>
+        <w:t>Table 22.  The map says where the price may end. It is not a forecast of where it will end, and the probability in the last row is the share of paths finishing above the anchor, not a claim about direction.</w:t>
       </w:r>
     </w:p>
     <w:p>
@@ -17939,7 +18753,7 @@
           <w:color w:val="6E7B77"/>
           <w:sz w:val="17"/>
         </w:rPr>
-        <w:t>Table 21.  Probability of touching each level at any point before the check date.</w:t>
+        <w:t>Table 23.  Probability of touching each level at any point before the check date.</w:t>
       </w:r>
     </w:p>
     <w:p>
@@ -18462,7 +19276,7 @@
           <w:color w:val="6E7B77"/>
           <w:sz w:val="17"/>
         </w:rPr>
-        <w:t>Table 22.  The divergence is structured, not random. Every lens that lands above the cash-flow reading does so by not asking what the capital programme costs.</w:t>
+        <w:t>Table 24.  The divergence is structured, not random. Every lens that lands above the cash-flow reading does so by not asking what the capital programme costs.</w:t>
       </w:r>
     </w:p>
     <w:p>
@@ -18995,7 +19809,7 @@
           <w:color w:val="6E7B77"/>
           <w:sz w:val="17"/>
         </w:rPr>
-        <w:t>Table 23.  Each of these is observable from a disclosure the company already makes. None of them requires an estimate to detect.</w:t>
+        <w:t>Table 25.  Each of these is observable from a disclosure the company already makes. None of them requires an estimate to detect.</w:t>
       </w:r>
     </w:p>
     <w:p>
@@ -19405,7 +20219,7 @@
           <w:color w:val="6E7B77"/>
           <w:sz w:val="17"/>
         </w:rPr>
-        <w:t>Table 24.  Zones, not targets.</w:t>
+        <w:t>Table 26.  Zones, not targets.</w:t>
       </w:r>
     </w:p>
     <w:p>
@@ -21921,7 +22735,7 @@
           <w:color w:val="6E7B77"/>
           <w:sz w:val="17"/>
         </w:rPr>
-        <w:t>Table 25.  The EBIT line is struck before provisions, currency translation and other income and expense, so it measures trading rather than the statements' own operating result which mixes all three. The FY2023/24 reported profit includes EGP 2,035 million of one-off investment-property revaluation gain; the underlying figure is about EGP 503 million, and every margin and return in this study uses the underlying number. Depreciation for FY2024/25 is the disclosed charge plus disclosed amortisation; for the two earlier years only the depreciation inside cost of sales is separately disclosed, so the amortisation element there is a modelled estimate and is flagged rather than presented as reported. FY2025/26 is nine months reviewed plus a fourth quarter run-rated on the third quarter, with the translation line set to zero.</w:t>
+        <w:t>Table 27.  The EBIT line is struck before provisions, currency translation and other income and expense, so it measures trading rather than the statements' own operating result which mixes all three. The FY2023/24 reported profit includes EGP 2,035 million of one-off investment-property revaluation gain; the underlying figure is about EGP 503 million, and every margin and return in this study uses the underlying number. Depreciation for FY2024/25 is the disclosed charge plus disclosed amortisation; for the two earlier years only the depreciation inside cost of sales is separately disclosed, so the amortisation element there is a modelled estimate and is flagged rather than presented as reported. FY2025/26 is nine months reviewed plus a fourth quarter run-rated on the third quarter, with the translation line set to zero.</w:t>
       </w:r>
     </w:p>
     <w:p>
@@ -24890,7 +25704,7 @@
           <w:color w:val="6E7B77"/>
           <w:sz w:val="17"/>
         </w:rPr>
-        <w:t>Table 26.  Working capital is projected from the day counts the audited statements themselves imply — 26.8 days of receivables, 165.2 of inventory and 83.2 of payables — rather than plugged.</w:t>
+        <w:t>Table 28.  Working capital is projected from the day counts the audited statements themselves imply — 26.8 days of receivables, 165.2 of inventory and 83.2 of payables — rather than plugged.</w:t>
       </w:r>
     </w:p>
     <w:p>
@@ -26245,7 +27059,7 @@
           <w:color w:val="6E7B77"/>
           <w:sz w:val="17"/>
         </w:rPr>
-        <w:t>Table 27.  The full register — every input with its value, date and source-and-construction — is printed in the separate bibliography document, together with the judgements table, the negative results and the notes on where a widely quoted third-party figure disagreed with the filings.</w:t>
+        <w:t>Table 29.  The full register — every input with its value, date and source-and-construction — is printed in the separate bibliography document, together with the judgements table, the negative results and the notes on where a widely quoted third-party figure disagreed with the filings.</w:t>
       </w:r>
     </w:p>
     <w:p>
@@ -27559,7 +28373,7 @@
           <w:color w:val="6E7B77"/>
           <w:sz w:val="17"/>
         </w:rPr>
-        <w:t>Table 28.  Expert 1's workings in full — every intermediate line, not a summary of them.</w:t>
+        <w:t>Table 30.  Expert 1's workings in full — every intermediate line, not a summary of them.</w:t>
       </w:r>
     </w:p>
     <w:p>
@@ -29213,7 +30027,7 @@
           <w:color w:val="6E7B77"/>
           <w:sz w:val="17"/>
         </w:rPr>
-        <w:t>Table 29.  Expert 2's workings in full — every intermediate line, not a summary of them.</w:t>
+        <w:t>Table 31.  Expert 2's workings in full — every intermediate line, not a summary of them.</w:t>
       </w:r>
     </w:p>
     <w:p>
@@ -30018,7 +30832,7 @@
           <w:color w:val="6E7B77"/>
           <w:sz w:val="17"/>
         </w:rPr>
-        <w:t>Table 30.  Expert 3's workings in full — every intermediate line, not a summary of them.</w:t>
+        <w:t>Table 32.  Expert 3's workings in full — every intermediate line, not a summary of them.</w:t>
       </w:r>
     </w:p>
     <w:p>
@@ -30539,7 +31353,7 @@
           <w:color w:val="6E7B77"/>
           <w:sz w:val="17"/>
         </w:rPr>
-        <w:t>Table 31.  The claim in Egyptian pounds a share across the two parameters that decide it. The published figure is the five-year, forty-five per cent cell; every other cell is a full revaluation of the same option.</w:t>
+        <w:t>Table 33.  The claim in Egyptian pounds a share across the two parameters that decide it. The published figure is the five-year, forty-five per cent cell; every other cell is a full revaluation of the same option.</w:t>
       </w:r>
     </w:p>
     <w:p>
@@ -31467,7 +32281,7 @@
           <w:color w:val="6E7B77"/>
           <w:sz w:val="17"/>
         </w:rPr>
-        <w:t>Table 32.  Each gap isolated to the one assumption that creates it.</w:t>
+        <w:t>Table 34.  Each gap isolated to the one assumption that creates it.</w:t>
       </w:r>
     </w:p>
     <w:p>

--- a/engine/egch_study/EGCH_Valuation_Study_08-08-2026.docx
+++ b/engine/egch_study/EGCH_Valuation_Study_08-08-2026.docx
@@ -91,6 +91,7 @@
     </w:p>
     <w:p>
       <w:pPr>
+        <w:keepNext/>
         <w:spacing w:after="120" w:before="280"/>
       </w:pPr>
       <w:r>
@@ -221,6 +222,7 @@
     </w:p>
     <w:p>
       <w:pPr>
+        <w:keepNext/>
         <w:spacing w:after="120" w:before="280"/>
       </w:pPr>
       <w:r>
@@ -277,6 +279,7 @@
     </w:p>
     <w:p>
       <w:pPr>
+        <w:keepNext/>
         <w:spacing w:after="120" w:before="280"/>
       </w:pPr>
       <w:r>
@@ -319,6 +322,10 @@
         <w:gridCol w:w="936"/>
       </w:tblGrid>
       <w:tr>
+        <w:trPr>
+          <w:cantSplit/>
+          <w:tblHeader/>
+        </w:trPr>
         <w:tc>
           <w:tcPr>
             <w:tcW w:type="dxa" w:w="2232"/>
@@ -416,6 +423,9 @@
         </w:tc>
       </w:tr>
       <w:tr>
+        <w:trPr>
+          <w:cantSplit/>
+        </w:trPr>
         <w:tc>
           <w:tcPr>
             <w:tcW w:type="dxa" w:w="2232"/>
@@ -506,6 +516,9 @@
         </w:tc>
       </w:tr>
       <w:tr>
+        <w:trPr>
+          <w:cantSplit/>
+        </w:trPr>
         <w:tc>
           <w:tcPr>
             <w:tcW w:type="dxa" w:w="2232"/>
@@ -596,6 +609,9 @@
         </w:tc>
       </w:tr>
       <w:tr>
+        <w:trPr>
+          <w:cantSplit/>
+        </w:trPr>
         <w:tc>
           <w:tcPr>
             <w:tcW w:type="dxa" w:w="2232"/>
@@ -686,6 +702,9 @@
         </w:tc>
       </w:tr>
       <w:tr>
+        <w:trPr>
+          <w:cantSplit/>
+        </w:trPr>
         <w:tc>
           <w:tcPr>
             <w:tcW w:type="dxa" w:w="2232"/>
@@ -776,6 +795,9 @@
         </w:tc>
       </w:tr>
       <w:tr>
+        <w:trPr>
+          <w:cantSplit/>
+        </w:trPr>
         <w:tc>
           <w:tcPr>
             <w:tcW w:type="dxa" w:w="2232"/>
@@ -866,6 +888,9 @@
         </w:tc>
       </w:tr>
       <w:tr>
+        <w:trPr>
+          <w:cantSplit/>
+        </w:trPr>
         <w:tc>
           <w:tcPr>
             <w:tcW w:type="dxa" w:w="2232"/>
@@ -966,6 +991,9 @@
         </w:tc>
       </w:tr>
       <w:tr>
+        <w:trPr>
+          <w:cantSplit/>
+        </w:trPr>
         <w:tc>
           <w:tcPr>
             <w:tcW w:type="dxa" w:w="2232"/>
@@ -1066,6 +1094,9 @@
         </w:tc>
       </w:tr>
       <w:tr>
+        <w:trPr>
+          <w:cantSplit/>
+        </w:trPr>
         <w:tc>
           <w:tcPr>
             <w:tcW w:type="dxa" w:w="9648"/>
@@ -1088,6 +1119,9 @@
         </w:tc>
       </w:tr>
       <w:tr>
+        <w:trPr>
+          <w:cantSplit/>
+        </w:trPr>
         <w:tc>
           <w:tcPr>
             <w:tcW w:type="dxa" w:w="2232"/>
@@ -1178,6 +1212,9 @@
         </w:tc>
       </w:tr>
       <w:tr>
+        <w:trPr>
+          <w:cantSplit/>
+        </w:trPr>
         <w:tc>
           <w:tcPr>
             <w:tcW w:type="dxa" w:w="2232"/>
@@ -1268,6 +1305,9 @@
         </w:tc>
       </w:tr>
       <w:tr>
+        <w:trPr>
+          <w:cantSplit/>
+        </w:trPr>
         <w:tc>
           <w:tcPr>
             <w:tcW w:type="dxa" w:w="2232"/>
@@ -1358,6 +1398,9 @@
         </w:tc>
       </w:tr>
       <w:tr>
+        <w:trPr>
+          <w:cantSplit/>
+        </w:trPr>
         <w:tc>
           <w:tcPr>
             <w:tcW w:type="dxa" w:w="2232"/>
@@ -1448,6 +1491,9 @@
         </w:tc>
       </w:tr>
       <w:tr>
+        <w:trPr>
+          <w:cantSplit/>
+        </w:trPr>
         <w:tc>
           <w:tcPr>
             <w:tcW w:type="dxa" w:w="2232"/>
@@ -1538,6 +1584,9 @@
         </w:tc>
       </w:tr>
       <w:tr>
+        <w:trPr>
+          <w:cantSplit/>
+        </w:trPr>
         <w:tc>
           <w:tcPr>
             <w:tcW w:type="dxa" w:w="2232"/>
@@ -1628,6 +1677,9 @@
         </w:tc>
       </w:tr>
       <w:tr>
+        <w:trPr>
+          <w:cantSplit/>
+        </w:trPr>
         <w:tc>
           <w:tcPr>
             <w:tcW w:type="dxa" w:w="2232"/>
@@ -1718,6 +1770,9 @@
         </w:tc>
       </w:tr>
       <w:tr>
+        <w:trPr>
+          <w:cantSplit/>
+        </w:trPr>
         <w:tc>
           <w:tcPr>
             <w:tcW w:type="dxa" w:w="2232"/>
@@ -1808,6 +1863,9 @@
         </w:tc>
       </w:tr>
       <w:tr>
+        <w:trPr>
+          <w:cantSplit/>
+        </w:trPr>
         <w:tc>
           <w:tcPr>
             <w:tcW w:type="dxa" w:w="2232"/>
@@ -1945,6 +2003,10 @@
         <w:gridCol w:w="2736"/>
       </w:tblGrid>
       <w:tr>
+        <w:trPr>
+          <w:cantSplit/>
+          <w:tblHeader/>
+        </w:trPr>
         <w:tc>
           <w:tcPr>
             <w:tcW w:type="dxa" w:w="4608"/>
@@ -2004,6 +2066,9 @@
         </w:tc>
       </w:tr>
       <w:tr>
+        <w:trPr>
+          <w:cantSplit/>
+        </w:trPr>
         <w:tc>
           <w:tcPr>
             <w:tcW w:type="dxa" w:w="4608"/>
@@ -2148,6 +2213,7 @@
     </w:p>
     <w:p>
       <w:pPr>
+        <w:keepNext/>
         <w:spacing w:after="120" w:before="280"/>
       </w:pPr>
       <w:r>
@@ -2217,6 +2283,10 @@
         <w:gridCol w:w="4464"/>
       </w:tblGrid>
       <w:tr>
+        <w:trPr>
+          <w:cantSplit/>
+          <w:tblHeader/>
+        </w:trPr>
         <w:tc>
           <w:tcPr>
             <w:tcW w:type="dxa" w:w="2304"/>
@@ -2295,6 +2365,9 @@
         </w:tc>
       </w:tr>
       <w:tr>
+        <w:trPr>
+          <w:cantSplit/>
+        </w:trPr>
         <w:tc>
           <w:tcPr>
             <w:tcW w:type="dxa" w:w="2304"/>
@@ -2367,6 +2440,9 @@
         </w:tc>
       </w:tr>
       <w:tr>
+        <w:trPr>
+          <w:cantSplit/>
+        </w:trPr>
         <w:tc>
           <w:tcPr>
             <w:tcW w:type="dxa" w:w="2304"/>
@@ -2439,6 +2515,9 @@
         </w:tc>
       </w:tr>
       <w:tr>
+        <w:trPr>
+          <w:cantSplit/>
+        </w:trPr>
         <w:tc>
           <w:tcPr>
             <w:tcW w:type="dxa" w:w="2304"/>
@@ -2511,6 +2590,9 @@
         </w:tc>
       </w:tr>
       <w:tr>
+        <w:trPr>
+          <w:cantSplit/>
+        </w:trPr>
         <w:tc>
           <w:tcPr>
             <w:tcW w:type="dxa" w:w="2304"/>
@@ -2583,6 +2665,9 @@
         </w:tc>
       </w:tr>
       <w:tr>
+        <w:trPr>
+          <w:cantSplit/>
+        </w:trPr>
         <w:tc>
           <w:tcPr>
             <w:tcW w:type="dxa" w:w="2304"/>
@@ -2655,6 +2740,9 @@
         </w:tc>
       </w:tr>
       <w:tr>
+        <w:trPr>
+          <w:cantSplit/>
+        </w:trPr>
         <w:tc>
           <w:tcPr>
             <w:tcW w:type="dxa" w:w="2304"/>
@@ -2748,6 +2836,7 @@
     </w:p>
     <w:p>
       <w:pPr>
+        <w:keepNext/>
         <w:spacing w:after="120" w:before="280"/>
       </w:pPr>
       <w:r>
@@ -2762,6 +2851,7 @@
     </w:p>
     <w:p>
       <w:pPr>
+        <w:keepNext/>
         <w:spacing w:after="80" w:before="200"/>
       </w:pPr>
       <w:r>
@@ -2819,6 +2909,10 @@
         <w:gridCol w:w="1426"/>
       </w:tblGrid>
       <w:tr>
+        <w:trPr>
+          <w:cantSplit/>
+          <w:tblHeader/>
+        </w:trPr>
         <w:tc>
           <w:tcPr>
             <w:tcW w:type="dxa" w:w="2952"/>
@@ -2935,6 +3029,9 @@
         </w:tc>
       </w:tr>
       <w:tr>
+        <w:trPr>
+          <w:cantSplit/>
+        </w:trPr>
         <w:tc>
           <w:tcPr>
             <w:tcW w:type="dxa" w:w="2952"/>
@@ -3044,6 +3141,9 @@
         </w:tc>
       </w:tr>
       <w:tr>
+        <w:trPr>
+          <w:cantSplit/>
+        </w:trPr>
         <w:tc>
           <w:tcPr>
             <w:tcW w:type="dxa" w:w="2952"/>
@@ -3165,6 +3265,9 @@
         </w:tc>
       </w:tr>
       <w:tr>
+        <w:trPr>
+          <w:cantSplit/>
+        </w:trPr>
         <w:tc>
           <w:tcPr>
             <w:tcW w:type="dxa" w:w="2952"/>
@@ -3274,6 +3377,9 @@
         </w:tc>
       </w:tr>
       <w:tr>
+        <w:trPr>
+          <w:cantSplit/>
+        </w:trPr>
         <w:tc>
           <w:tcPr>
             <w:tcW w:type="dxa" w:w="2952"/>
@@ -3395,6 +3501,9 @@
         </w:tc>
       </w:tr>
       <w:tr>
+        <w:trPr>
+          <w:cantSplit/>
+        </w:trPr>
         <w:tc>
           <w:tcPr>
             <w:tcW w:type="dxa" w:w="2952"/>
@@ -3504,6 +3613,9 @@
         </w:tc>
       </w:tr>
       <w:tr>
+        <w:trPr>
+          <w:cantSplit/>
+        </w:trPr>
         <w:tc>
           <w:tcPr>
             <w:tcW w:type="dxa" w:w="2952"/>
@@ -3613,6 +3725,9 @@
         </w:tc>
       </w:tr>
       <w:tr>
+        <w:trPr>
+          <w:cantSplit/>
+        </w:trPr>
         <w:tc>
           <w:tcPr>
             <w:tcW w:type="dxa" w:w="2952"/>
@@ -3722,6 +3837,9 @@
         </w:tc>
       </w:tr>
       <w:tr>
+        <w:trPr>
+          <w:cantSplit/>
+        </w:trPr>
         <w:tc>
           <w:tcPr>
             <w:tcW w:type="dxa" w:w="2952"/>
@@ -3831,6 +3949,9 @@
         </w:tc>
       </w:tr>
       <w:tr>
+        <w:trPr>
+          <w:cantSplit/>
+        </w:trPr>
         <w:tc>
           <w:tcPr>
             <w:tcW w:type="dxa" w:w="2952"/>
@@ -3952,6 +4073,9 @@
         </w:tc>
       </w:tr>
       <w:tr>
+        <w:trPr>
+          <w:cantSplit/>
+        </w:trPr>
         <w:tc>
           <w:tcPr>
             <w:tcW w:type="dxa" w:w="2952"/>
@@ -4061,6 +4185,9 @@
         </w:tc>
       </w:tr>
       <w:tr>
+        <w:trPr>
+          <w:cantSplit/>
+        </w:trPr>
         <w:tc>
           <w:tcPr>
             <w:tcW w:type="dxa" w:w="2952"/>
@@ -4170,6 +4297,9 @@
         </w:tc>
       </w:tr>
       <w:tr>
+        <w:trPr>
+          <w:cantSplit/>
+        </w:trPr>
         <w:tc>
           <w:tcPr>
             <w:tcW w:type="dxa" w:w="2952"/>
@@ -4366,6 +4496,7 @@
     </w:p>
     <w:p>
       <w:pPr>
+        <w:keepNext/>
         <w:spacing w:after="80" w:before="200"/>
       </w:pPr>
       <w:r>
@@ -4406,6 +4537,10 @@
         <w:gridCol w:w="2808"/>
       </w:tblGrid>
       <w:tr>
+        <w:trPr>
+          <w:cantSplit/>
+          <w:tblHeader/>
+        </w:trPr>
         <w:tc>
           <w:tcPr>
             <w:tcW w:type="dxa" w:w="4320"/>
@@ -4465,6 +4600,9 @@
         </w:tc>
       </w:tr>
       <w:tr>
+        <w:trPr>
+          <w:cantSplit/>
+        </w:trPr>
         <w:tc>
           <w:tcPr>
             <w:tcW w:type="dxa" w:w="4320"/>
@@ -4520,6 +4658,9 @@
         </w:tc>
       </w:tr>
       <w:tr>
+        <w:trPr>
+          <w:cantSplit/>
+        </w:trPr>
         <w:tc>
           <w:tcPr>
             <w:tcW w:type="dxa" w:w="4320"/>
@@ -4575,6 +4716,9 @@
         </w:tc>
       </w:tr>
       <w:tr>
+        <w:trPr>
+          <w:cantSplit/>
+        </w:trPr>
         <w:tc>
           <w:tcPr>
             <w:tcW w:type="dxa" w:w="4320"/>
@@ -4636,6 +4780,9 @@
         </w:tc>
       </w:tr>
       <w:tr>
+        <w:trPr>
+          <w:cantSplit/>
+        </w:trPr>
         <w:tc>
           <w:tcPr>
             <w:tcW w:type="dxa" w:w="4320"/>
@@ -4697,6 +4844,9 @@
         </w:tc>
       </w:tr>
       <w:tr>
+        <w:trPr>
+          <w:cantSplit/>
+        </w:trPr>
         <w:tc>
           <w:tcPr>
             <w:tcW w:type="dxa" w:w="4320"/>
@@ -4752,6 +4902,9 @@
         </w:tc>
       </w:tr>
       <w:tr>
+        <w:trPr>
+          <w:cantSplit/>
+        </w:trPr>
         <w:tc>
           <w:tcPr>
             <w:tcW w:type="dxa" w:w="4320"/>
@@ -4807,6 +4960,9 @@
         </w:tc>
       </w:tr>
       <w:tr>
+        <w:trPr>
+          <w:cantSplit/>
+        </w:trPr>
         <w:tc>
           <w:tcPr>
             <w:tcW w:type="dxa" w:w="4320"/>
@@ -4862,6 +5018,9 @@
         </w:tc>
       </w:tr>
       <w:tr>
+        <w:trPr>
+          <w:cantSplit/>
+        </w:trPr>
         <w:tc>
           <w:tcPr>
             <w:tcW w:type="dxa" w:w="4320"/>
@@ -4923,6 +5082,9 @@
         </w:tc>
       </w:tr>
       <w:tr>
+        <w:trPr>
+          <w:cantSplit/>
+        </w:trPr>
         <w:tc>
           <w:tcPr>
             <w:tcW w:type="dxa" w:w="4320"/>
@@ -5059,6 +5221,7 @@
     </w:p>
     <w:p>
       <w:pPr>
+        <w:keepNext/>
         <w:spacing w:after="80" w:before="200"/>
       </w:pPr>
       <w:r>
@@ -5112,6 +5275,10 @@
         <w:gridCol w:w="3600"/>
       </w:tblGrid>
       <w:tr>
+        <w:trPr>
+          <w:cantSplit/>
+          <w:tblHeader/>
+        </w:trPr>
         <w:tc>
           <w:tcPr>
             <w:tcW w:type="dxa" w:w="6336"/>
@@ -5152,6 +5319,9 @@
         </w:tc>
       </w:tr>
       <w:tr>
+        <w:trPr>
+          <w:cantSplit/>
+        </w:trPr>
         <w:tc>
           <w:tcPr>
             <w:tcW w:type="dxa" w:w="6336"/>
@@ -5189,6 +5359,9 @@
         </w:tc>
       </w:tr>
       <w:tr>
+        <w:trPr>
+          <w:cantSplit/>
+        </w:trPr>
         <w:tc>
           <w:tcPr>
             <w:tcW w:type="dxa" w:w="6336"/>
@@ -5226,6 +5399,9 @@
         </w:tc>
       </w:tr>
       <w:tr>
+        <w:trPr>
+          <w:cantSplit/>
+        </w:trPr>
         <w:tc>
           <w:tcPr>
             <w:tcW w:type="dxa" w:w="6336"/>
@@ -5263,6 +5439,9 @@
         </w:tc>
       </w:tr>
       <w:tr>
+        <w:trPr>
+          <w:cantSplit/>
+        </w:trPr>
         <w:tc>
           <w:tcPr>
             <w:tcW w:type="dxa" w:w="6336"/>
@@ -5304,6 +5483,9 @@
         </w:tc>
       </w:tr>
       <w:tr>
+        <w:trPr>
+          <w:cantSplit/>
+        </w:trPr>
         <w:tc>
           <w:tcPr>
             <w:tcW w:type="dxa" w:w="6336"/>
@@ -5406,6 +5588,10 @@
         <w:gridCol w:w="5184"/>
       </w:tblGrid>
       <w:tr>
+        <w:trPr>
+          <w:cantSplit/>
+          <w:tblHeader/>
+        </w:trPr>
         <w:tc>
           <w:tcPr>
             <w:tcW w:type="dxa" w:w="2160"/>
@@ -5465,6 +5651,9 @@
         </w:tc>
       </w:tr>
       <w:tr>
+        <w:trPr>
+          <w:cantSplit/>
+        </w:trPr>
         <w:tc>
           <w:tcPr>
             <w:tcW w:type="dxa" w:w="2160"/>
@@ -5519,6 +5708,9 @@
         </w:tc>
       </w:tr>
       <w:tr>
+        <w:trPr>
+          <w:cantSplit/>
+        </w:trPr>
         <w:tc>
           <w:tcPr>
             <w:tcW w:type="dxa" w:w="2160"/>
@@ -5573,6 +5765,9 @@
         </w:tc>
       </w:tr>
       <w:tr>
+        <w:trPr>
+          <w:cantSplit/>
+        </w:trPr>
         <w:tc>
           <w:tcPr>
             <w:tcW w:type="dxa" w:w="2160"/>
@@ -5633,6 +5828,9 @@
         </w:tc>
       </w:tr>
       <w:tr>
+        <w:trPr>
+          <w:cantSplit/>
+        </w:trPr>
         <w:tc>
           <w:tcPr>
             <w:tcW w:type="dxa" w:w="2160"/>
@@ -5686,6 +5884,9 @@
         </w:tc>
       </w:tr>
       <w:tr>
+        <w:trPr>
+          <w:cantSplit/>
+        </w:trPr>
         <w:tc>
           <w:tcPr>
             <w:tcW w:type="dxa" w:w="2160"/>
@@ -5739,6 +5940,9 @@
         </w:tc>
       </w:tr>
       <w:tr>
+        <w:trPr>
+          <w:cantSplit/>
+        </w:trPr>
         <w:tc>
           <w:tcPr>
             <w:tcW w:type="dxa" w:w="2160"/>
@@ -5792,6 +5996,9 @@
         </w:tc>
       </w:tr>
       <w:tr>
+        <w:trPr>
+          <w:cantSplit/>
+        </w:trPr>
         <w:tc>
           <w:tcPr>
             <w:tcW w:type="dxa" w:w="2160"/>
@@ -5873,6 +6080,7 @@
     </w:p>
     <w:p>
       <w:pPr>
+        <w:keepNext/>
         <w:spacing w:after="80" w:before="200"/>
       </w:pPr>
       <w:r>
@@ -5926,6 +6134,10 @@
         <w:gridCol w:w="3600"/>
       </w:tblGrid>
       <w:tr>
+        <w:trPr>
+          <w:cantSplit/>
+          <w:tblHeader/>
+        </w:trPr>
         <w:tc>
           <w:tcPr>
             <w:tcW w:type="dxa" w:w="6336"/>
@@ -5966,6 +6178,9 @@
         </w:tc>
       </w:tr>
       <w:tr>
+        <w:trPr>
+          <w:cantSplit/>
+        </w:trPr>
         <w:tc>
           <w:tcPr>
             <w:tcW w:type="dxa" w:w="6336"/>
@@ -6003,6 +6218,9 @@
         </w:tc>
       </w:tr>
       <w:tr>
+        <w:trPr>
+          <w:cantSplit/>
+        </w:trPr>
         <w:tc>
           <w:tcPr>
             <w:tcW w:type="dxa" w:w="6336"/>
@@ -6040,6 +6258,9 @@
         </w:tc>
       </w:tr>
       <w:tr>
+        <w:trPr>
+          <w:cantSplit/>
+        </w:trPr>
         <w:tc>
           <w:tcPr>
             <w:tcW w:type="dxa" w:w="6336"/>
@@ -6077,6 +6298,9 @@
         </w:tc>
       </w:tr>
       <w:tr>
+        <w:trPr>
+          <w:cantSplit/>
+        </w:trPr>
         <w:tc>
           <w:tcPr>
             <w:tcW w:type="dxa" w:w="6336"/>
@@ -6114,6 +6338,9 @@
         </w:tc>
       </w:tr>
       <w:tr>
+        <w:trPr>
+          <w:cantSplit/>
+        </w:trPr>
         <w:tc>
           <w:tcPr>
             <w:tcW w:type="dxa" w:w="6336"/>
@@ -6151,6 +6378,9 @@
         </w:tc>
       </w:tr>
       <w:tr>
+        <w:trPr>
+          <w:cantSplit/>
+        </w:trPr>
         <w:tc>
           <w:tcPr>
             <w:tcW w:type="dxa" w:w="6336"/>
@@ -6188,6 +6418,9 @@
         </w:tc>
       </w:tr>
       <w:tr>
+        <w:trPr>
+          <w:cantSplit/>
+        </w:trPr>
         <w:tc>
           <w:tcPr>
             <w:tcW w:type="dxa" w:w="6336"/>
@@ -6229,6 +6462,9 @@
         </w:tc>
       </w:tr>
       <w:tr>
+        <w:trPr>
+          <w:cantSplit/>
+        </w:trPr>
         <w:tc>
           <w:tcPr>
             <w:tcW w:type="dxa" w:w="6336"/>
@@ -6266,6 +6502,9 @@
         </w:tc>
       </w:tr>
       <w:tr>
+        <w:trPr>
+          <w:cantSplit/>
+        </w:trPr>
         <w:tc>
           <w:tcPr>
             <w:tcW w:type="dxa" w:w="6336"/>
@@ -6303,6 +6542,9 @@
         </w:tc>
       </w:tr>
       <w:tr>
+        <w:trPr>
+          <w:cantSplit/>
+        </w:trPr>
         <w:tc>
           <w:tcPr>
             <w:tcW w:type="dxa" w:w="6336"/>
@@ -6340,6 +6582,9 @@
         </w:tc>
       </w:tr>
       <w:tr>
+        <w:trPr>
+          <w:cantSplit/>
+        </w:trPr>
         <w:tc>
           <w:tcPr>
             <w:tcW w:type="dxa" w:w="6336"/>
@@ -6377,6 +6622,9 @@
         </w:tc>
       </w:tr>
       <w:tr>
+        <w:trPr>
+          <w:cantSplit/>
+        </w:trPr>
         <w:tc>
           <w:tcPr>
             <w:tcW w:type="dxa" w:w="6336"/>
@@ -6418,6 +6666,9 @@
         </w:tc>
       </w:tr>
       <w:tr>
+        <w:trPr>
+          <w:cantSplit/>
+        </w:trPr>
         <w:tc>
           <w:tcPr>
             <w:tcW w:type="dxa" w:w="6336"/>
@@ -6476,6 +6727,7 @@
     </w:p>
     <w:p>
       <w:pPr>
+        <w:keepNext/>
         <w:spacing w:after="80" w:before="200"/>
       </w:pPr>
       <w:r>
@@ -6532,6 +6784,7 @@
     </w:p>
     <w:p>
       <w:pPr>
+        <w:keepNext/>
         <w:spacing w:after="80" w:before="200"/>
       </w:pPr>
       <w:r>
@@ -6585,6 +6838,10 @@
         <w:gridCol w:w="3600"/>
       </w:tblGrid>
       <w:tr>
+        <w:trPr>
+          <w:cantSplit/>
+          <w:tblHeader/>
+        </w:trPr>
         <w:tc>
           <w:tcPr>
             <w:tcW w:type="dxa" w:w="6336"/>
@@ -6625,6 +6882,9 @@
         </w:tc>
       </w:tr>
       <w:tr>
+        <w:trPr>
+          <w:cantSplit/>
+        </w:trPr>
         <w:tc>
           <w:tcPr>
             <w:tcW w:type="dxa" w:w="6336"/>
@@ -6662,6 +6922,9 @@
         </w:tc>
       </w:tr>
       <w:tr>
+        <w:trPr>
+          <w:cantSplit/>
+        </w:trPr>
         <w:tc>
           <w:tcPr>
             <w:tcW w:type="dxa" w:w="6336"/>
@@ -6699,6 +6962,9 @@
         </w:tc>
       </w:tr>
       <w:tr>
+        <w:trPr>
+          <w:cantSplit/>
+        </w:trPr>
         <w:tc>
           <w:tcPr>
             <w:tcW w:type="dxa" w:w="6336"/>
@@ -6736,6 +7002,9 @@
         </w:tc>
       </w:tr>
       <w:tr>
+        <w:trPr>
+          <w:cantSplit/>
+        </w:trPr>
         <w:tc>
           <w:tcPr>
             <w:tcW w:type="dxa" w:w="6336"/>
@@ -6773,6 +7042,9 @@
         </w:tc>
       </w:tr>
       <w:tr>
+        <w:trPr>
+          <w:cantSplit/>
+        </w:trPr>
         <w:tc>
           <w:tcPr>
             <w:tcW w:type="dxa" w:w="6336"/>
@@ -6810,6 +7082,9 @@
         </w:tc>
       </w:tr>
       <w:tr>
+        <w:trPr>
+          <w:cantSplit/>
+        </w:trPr>
         <w:tc>
           <w:tcPr>
             <w:tcW w:type="dxa" w:w="6336"/>
@@ -6847,6 +7122,9 @@
         </w:tc>
       </w:tr>
       <w:tr>
+        <w:trPr>
+          <w:cantSplit/>
+        </w:trPr>
         <w:tc>
           <w:tcPr>
             <w:tcW w:type="dxa" w:w="6336"/>
@@ -6888,6 +7166,9 @@
         </w:tc>
       </w:tr>
       <w:tr>
+        <w:trPr>
+          <w:cantSplit/>
+        </w:trPr>
         <w:tc>
           <w:tcPr>
             <w:tcW w:type="dxa" w:w="6336"/>
@@ -6925,6 +7206,9 @@
         </w:tc>
       </w:tr>
       <w:tr>
+        <w:trPr>
+          <w:cantSplit/>
+        </w:trPr>
         <w:tc>
           <w:tcPr>
             <w:tcW w:type="dxa" w:w="6336"/>
@@ -6966,6 +7250,9 @@
         </w:tc>
       </w:tr>
       <w:tr>
+        <w:trPr>
+          <w:cantSplit/>
+        </w:trPr>
         <w:tc>
           <w:tcPr>
             <w:tcW w:type="dxa" w:w="6336"/>
@@ -7003,6 +7290,9 @@
         </w:tc>
       </w:tr>
       <w:tr>
+        <w:trPr>
+          <w:cantSplit/>
+        </w:trPr>
         <w:tc>
           <w:tcPr>
             <w:tcW w:type="dxa" w:w="6336"/>
@@ -7044,6 +7334,9 @@
         </w:tc>
       </w:tr>
       <w:tr>
+        <w:trPr>
+          <w:cantSplit/>
+        </w:trPr>
         <w:tc>
           <w:tcPr>
             <w:tcW w:type="dxa" w:w="6336"/>
@@ -7081,6 +7374,9 @@
         </w:tc>
       </w:tr>
       <w:tr>
+        <w:trPr>
+          <w:cantSplit/>
+        </w:trPr>
         <w:tc>
           <w:tcPr>
             <w:tcW w:type="dxa" w:w="6336"/>
@@ -7139,6 +7435,7 @@
     </w:p>
     <w:p>
       <w:pPr>
+        <w:keepNext/>
         <w:spacing w:after="80" w:before="200"/>
       </w:pPr>
       <w:r>
@@ -7235,6 +7532,7 @@
     </w:p>
     <w:p>
       <w:pPr>
+        <w:keepNext/>
         <w:spacing w:after="80" w:before="200"/>
       </w:pPr>
       <w:r>
@@ -7263,6 +7561,7 @@
     </w:p>
     <w:p>
       <w:pPr>
+        <w:keepNext/>
         <w:spacing w:after="80" w:before="200"/>
       </w:pPr>
       <w:r>
@@ -7305,6 +7604,10 @@
         <w:gridCol w:w="3312"/>
       </w:tblGrid>
       <w:tr>
+        <w:trPr>
+          <w:cantSplit/>
+          <w:tblHeader/>
+        </w:trPr>
         <w:tc>
           <w:tcPr>
             <w:tcW w:type="dxa" w:w="2664"/>
@@ -7402,6 +7705,9 @@
         </w:tc>
       </w:tr>
       <w:tr>
+        <w:trPr>
+          <w:cantSplit/>
+        </w:trPr>
         <w:tc>
           <w:tcPr>
             <w:tcW w:type="dxa" w:w="2664"/>
@@ -7492,6 +7798,9 @@
         </w:tc>
       </w:tr>
       <w:tr>
+        <w:trPr>
+          <w:cantSplit/>
+        </w:trPr>
         <w:tc>
           <w:tcPr>
             <w:tcW w:type="dxa" w:w="2664"/>
@@ -7582,6 +7891,9 @@
         </w:tc>
       </w:tr>
       <w:tr>
+        <w:trPr>
+          <w:cantSplit/>
+        </w:trPr>
         <w:tc>
           <w:tcPr>
             <w:tcW w:type="dxa" w:w="2664"/>
@@ -7672,6 +7984,9 @@
         </w:tc>
       </w:tr>
       <w:tr>
+        <w:trPr>
+          <w:cantSplit/>
+        </w:trPr>
         <w:tc>
           <w:tcPr>
             <w:tcW w:type="dxa" w:w="2664"/>
@@ -7762,6 +8077,9 @@
         </w:tc>
       </w:tr>
       <w:tr>
+        <w:trPr>
+          <w:cantSplit/>
+        </w:trPr>
         <w:tc>
           <w:tcPr>
             <w:tcW w:type="dxa" w:w="2664"/>
@@ -7852,6 +8170,9 @@
         </w:tc>
       </w:tr>
       <w:tr>
+        <w:trPr>
+          <w:cantSplit/>
+        </w:trPr>
         <w:tc>
           <w:tcPr>
             <w:tcW w:type="dxa" w:w="2664"/>
@@ -7952,6 +8273,9 @@
         </w:tc>
       </w:tr>
       <w:tr>
+        <w:trPr>
+          <w:cantSplit/>
+        </w:trPr>
         <w:tc>
           <w:tcPr>
             <w:tcW w:type="dxa" w:w="2664"/>
@@ -8052,6 +8376,9 @@
         </w:tc>
       </w:tr>
       <w:tr>
+        <w:trPr>
+          <w:cantSplit/>
+        </w:trPr>
         <w:tc>
           <w:tcPr>
             <w:tcW w:type="dxa" w:w="2664"/>
@@ -8173,6 +8500,7 @@
     </w:p>
     <w:p>
       <w:pPr>
+        <w:keepNext/>
         <w:spacing w:after="80" w:before="200"/>
       </w:pPr>
       <w:r>
@@ -8214,6 +8542,10 @@
         <w:gridCol w:w="1843"/>
       </w:tblGrid>
       <w:tr>
+        <w:trPr>
+          <w:cantSplit/>
+          <w:tblHeader/>
+        </w:trPr>
         <w:tc>
           <w:tcPr>
             <w:tcW w:type="dxa" w:w="2304"/>
@@ -8292,6 +8624,9 @@
         </w:tc>
       </w:tr>
       <w:tr>
+        <w:trPr>
+          <w:cantSplit/>
+        </w:trPr>
         <w:tc>
           <w:tcPr>
             <w:tcW w:type="dxa" w:w="2304"/>
@@ -8364,6 +8699,9 @@
         </w:tc>
       </w:tr>
       <w:tr>
+        <w:trPr>
+          <w:cantSplit/>
+        </w:trPr>
         <w:tc>
           <w:tcPr>
             <w:tcW w:type="dxa" w:w="2304"/>
@@ -8436,6 +8774,9 @@
         </w:tc>
       </w:tr>
       <w:tr>
+        <w:trPr>
+          <w:cantSplit/>
+        </w:trPr>
         <w:tc>
           <w:tcPr>
             <w:tcW w:type="dxa" w:w="2304"/>
@@ -8508,6 +8849,9 @@
         </w:tc>
       </w:tr>
       <w:tr>
+        <w:trPr>
+          <w:cantSplit/>
+        </w:trPr>
         <w:tc>
           <w:tcPr>
             <w:tcW w:type="dxa" w:w="2304"/>
@@ -8580,6 +8924,9 @@
         </w:tc>
       </w:tr>
       <w:tr>
+        <w:trPr>
+          <w:cantSplit/>
+        </w:trPr>
         <w:tc>
           <w:tcPr>
             <w:tcW w:type="dxa" w:w="2304"/>
@@ -8652,6 +8999,9 @@
         </w:tc>
       </w:tr>
       <w:tr>
+        <w:trPr>
+          <w:cantSplit/>
+        </w:trPr>
         <w:tc>
           <w:tcPr>
             <w:tcW w:type="dxa" w:w="2304"/>
@@ -8724,6 +9074,9 @@
         </w:tc>
       </w:tr>
       <w:tr>
+        <w:trPr>
+          <w:cantSplit/>
+        </w:trPr>
         <w:tc>
           <w:tcPr>
             <w:tcW w:type="dxa" w:w="2304"/>
@@ -8796,6 +9149,9 @@
         </w:tc>
       </w:tr>
       <w:tr>
+        <w:trPr>
+          <w:cantSplit/>
+        </w:trPr>
         <w:tc>
           <w:tcPr>
             <w:tcW w:type="dxa" w:w="2304"/>
@@ -8876,6 +9232,9 @@
         </w:tc>
       </w:tr>
       <w:tr>
+        <w:trPr>
+          <w:cantSplit/>
+        </w:trPr>
         <w:tc>
           <w:tcPr>
             <w:tcW w:type="dxa" w:w="2304"/>
@@ -9085,6 +9444,7 @@
     </w:p>
     <w:p>
       <w:pPr>
+        <w:keepNext/>
         <w:spacing w:after="80" w:before="200"/>
       </w:pPr>
       <w:r>
@@ -9128,6 +9488,10 @@
         <w:gridCol w:w="1426"/>
       </w:tblGrid>
       <w:tr>
+        <w:trPr>
+          <w:cantSplit/>
+          <w:tblHeader/>
+        </w:trPr>
         <w:tc>
           <w:tcPr>
             <w:tcW w:type="dxa" w:w="2952"/>
@@ -9244,6 +9608,9 @@
         </w:tc>
       </w:tr>
       <w:tr>
+        <w:trPr>
+          <w:cantSplit/>
+        </w:trPr>
         <w:tc>
           <w:tcPr>
             <w:tcW w:type="dxa" w:w="2952"/>
@@ -9353,6 +9720,9 @@
         </w:tc>
       </w:tr>
       <w:tr>
+        <w:trPr>
+          <w:cantSplit/>
+        </w:trPr>
         <w:tc>
           <w:tcPr>
             <w:tcW w:type="dxa" w:w="2952"/>
@@ -9462,6 +9832,9 @@
         </w:tc>
       </w:tr>
       <w:tr>
+        <w:trPr>
+          <w:cantSplit/>
+        </w:trPr>
         <w:tc>
           <w:tcPr>
             <w:tcW w:type="dxa" w:w="2952"/>
@@ -9571,6 +9944,9 @@
         </w:tc>
       </w:tr>
       <w:tr>
+        <w:trPr>
+          <w:cantSplit/>
+        </w:trPr>
         <w:tc>
           <w:tcPr>
             <w:tcW w:type="dxa" w:w="2952"/>
@@ -9692,6 +10068,9 @@
         </w:tc>
       </w:tr>
       <w:tr>
+        <w:trPr>
+          <w:cantSplit/>
+        </w:trPr>
         <w:tc>
           <w:tcPr>
             <w:tcW w:type="dxa" w:w="2952"/>
@@ -9801,6 +10180,9 @@
         </w:tc>
       </w:tr>
       <w:tr>
+        <w:trPr>
+          <w:cantSplit/>
+        </w:trPr>
         <w:tc>
           <w:tcPr>
             <w:tcW w:type="dxa" w:w="2952"/>
@@ -9922,6 +10304,9 @@
         </w:tc>
       </w:tr>
       <w:tr>
+        <w:trPr>
+          <w:cantSplit/>
+        </w:trPr>
         <w:tc>
           <w:tcPr>
             <w:tcW w:type="dxa" w:w="2952"/>
@@ -10031,6 +10416,9 @@
         </w:tc>
       </w:tr>
       <w:tr>
+        <w:trPr>
+          <w:cantSplit/>
+        </w:trPr>
         <w:tc>
           <w:tcPr>
             <w:tcW w:type="dxa" w:w="2952"/>
@@ -10161,6 +10549,7 @@
     </w:p>
     <w:p>
       <w:pPr>
+        <w:keepNext/>
         <w:spacing w:after="80" w:before="200"/>
       </w:pPr>
       <w:r>
@@ -10203,6 +10592,10 @@
         <w:gridCol w:w="1296"/>
       </w:tblGrid>
       <w:tr>
+        <w:trPr>
+          <w:cantSplit/>
+          <w:tblHeader/>
+        </w:trPr>
         <w:tc>
           <w:tcPr>
             <w:tcW w:type="dxa" w:w="2592"/>
@@ -10300,6 +10693,9 @@
         </w:tc>
       </w:tr>
       <w:tr>
+        <w:trPr>
+          <w:cantSplit/>
+        </w:trPr>
         <w:tc>
           <w:tcPr>
             <w:tcW w:type="dxa" w:w="2592"/>
@@ -10391,6 +10787,9 @@
         </w:tc>
       </w:tr>
       <w:tr>
+        <w:trPr>
+          <w:cantSplit/>
+        </w:trPr>
         <w:tc>
           <w:tcPr>
             <w:tcW w:type="dxa" w:w="2592"/>
@@ -10482,6 +10881,9 @@
         </w:tc>
       </w:tr>
       <w:tr>
+        <w:trPr>
+          <w:cantSplit/>
+        </w:trPr>
         <w:tc>
           <w:tcPr>
             <w:tcW w:type="dxa" w:w="2592"/>
@@ -10573,6 +10975,9 @@
         </w:tc>
       </w:tr>
       <w:tr>
+        <w:trPr>
+          <w:cantSplit/>
+        </w:trPr>
         <w:tc>
           <w:tcPr>
             <w:tcW w:type="dxa" w:w="2592"/>
@@ -10664,6 +11069,9 @@
         </w:tc>
       </w:tr>
       <w:tr>
+        <w:trPr>
+          <w:cantSplit/>
+        </w:trPr>
         <w:tc>
           <w:tcPr>
             <w:tcW w:type="dxa" w:w="2592"/>
@@ -10755,6 +11163,9 @@
         </w:tc>
       </w:tr>
       <w:tr>
+        <w:trPr>
+          <w:cantSplit/>
+        </w:trPr>
         <w:tc>
           <w:tcPr>
             <w:tcW w:type="dxa" w:w="2592"/>
@@ -10891,6 +11302,7 @@
     </w:p>
     <w:p>
       <w:pPr>
+        <w:keepNext/>
         <w:spacing w:after="80" w:before="200"/>
       </w:pPr>
       <w:r>
@@ -10959,6 +11371,10 @@
         <w:gridCol w:w="3456"/>
       </w:tblGrid>
       <w:tr>
+        <w:trPr>
+          <w:cantSplit/>
+          <w:tblHeader/>
+        </w:trPr>
         <w:tc>
           <w:tcPr>
             <w:tcW w:type="dxa" w:w="4104"/>
@@ -11018,6 +11434,9 @@
         </w:tc>
       </w:tr>
       <w:tr>
+        <w:trPr>
+          <w:cantSplit/>
+        </w:trPr>
         <w:tc>
           <w:tcPr>
             <w:tcW w:type="dxa" w:w="4104"/>
@@ -11072,6 +11491,9 @@
         </w:tc>
       </w:tr>
       <w:tr>
+        <w:trPr>
+          <w:cantSplit/>
+        </w:trPr>
         <w:tc>
           <w:tcPr>
             <w:tcW w:type="dxa" w:w="4104"/>
@@ -11126,6 +11548,9 @@
         </w:tc>
       </w:tr>
       <w:tr>
+        <w:trPr>
+          <w:cantSplit/>
+        </w:trPr>
         <w:tc>
           <w:tcPr>
             <w:tcW w:type="dxa" w:w="4104"/>
@@ -11180,6 +11605,9 @@
         </w:tc>
       </w:tr>
       <w:tr>
+        <w:trPr>
+          <w:cantSplit/>
+        </w:trPr>
         <w:tc>
           <w:tcPr>
             <w:tcW w:type="dxa" w:w="4104"/>
@@ -11234,6 +11662,9 @@
         </w:tc>
       </w:tr>
       <w:tr>
+        <w:trPr>
+          <w:cantSplit/>
+        </w:trPr>
         <w:tc>
           <w:tcPr>
             <w:tcW w:type="dxa" w:w="4104"/>
@@ -11294,6 +11725,9 @@
         </w:tc>
       </w:tr>
       <w:tr>
+        <w:trPr>
+          <w:cantSplit/>
+        </w:trPr>
         <w:tc>
           <w:tcPr>
             <w:tcW w:type="dxa" w:w="4104"/>
@@ -11348,6 +11782,9 @@
         </w:tc>
       </w:tr>
       <w:tr>
+        <w:trPr>
+          <w:cantSplit/>
+        </w:trPr>
         <w:tc>
           <w:tcPr>
             <w:tcW w:type="dxa" w:w="4104"/>
@@ -11402,6 +11839,9 @@
         </w:tc>
       </w:tr>
       <w:tr>
+        <w:trPr>
+          <w:cantSplit/>
+        </w:trPr>
         <w:tc>
           <w:tcPr>
             <w:tcW w:type="dxa" w:w="4104"/>
@@ -11456,6 +11896,9 @@
         </w:tc>
       </w:tr>
       <w:tr>
+        <w:trPr>
+          <w:cantSplit/>
+        </w:trPr>
         <w:tc>
           <w:tcPr>
             <w:tcW w:type="dxa" w:w="4104"/>
@@ -11510,6 +11953,9 @@
         </w:tc>
       </w:tr>
       <w:tr>
+        <w:trPr>
+          <w:cantSplit/>
+        </w:trPr>
         <w:tc>
           <w:tcPr>
             <w:tcW w:type="dxa" w:w="4104"/>
@@ -11564,6 +12010,9 @@
         </w:tc>
       </w:tr>
       <w:tr>
+        <w:trPr>
+          <w:cantSplit/>
+        </w:trPr>
         <w:tc>
           <w:tcPr>
             <w:tcW w:type="dxa" w:w="4104"/>
@@ -11618,6 +12067,9 @@
         </w:tc>
       </w:tr>
       <w:tr>
+        <w:trPr>
+          <w:cantSplit/>
+        </w:trPr>
         <w:tc>
           <w:tcPr>
             <w:tcW w:type="dxa" w:w="4104"/>
@@ -11678,6 +12130,9 @@
         </w:tc>
       </w:tr>
       <w:tr>
+        <w:trPr>
+          <w:cantSplit/>
+        </w:trPr>
         <w:tc>
           <w:tcPr>
             <w:tcW w:type="dxa" w:w="4104"/>
@@ -11813,6 +12268,7 @@
     </w:p>
     <w:p>
       <w:pPr>
+        <w:keepNext/>
         <w:spacing w:after="80" w:before="200"/>
       </w:pPr>
       <w:r>
@@ -11869,6 +12325,10 @@
         <w:gridCol w:w="3240"/>
       </w:tblGrid>
       <w:tr>
+        <w:trPr>
+          <w:cantSplit/>
+          <w:tblHeader/>
+        </w:trPr>
         <w:tc>
           <w:tcPr>
             <w:tcW w:type="dxa" w:w="1800"/>
@@ -11966,6 +12426,9 @@
         </w:tc>
       </w:tr>
       <w:tr>
+        <w:trPr>
+          <w:cantSplit/>
+        </w:trPr>
         <w:tc>
           <w:tcPr>
             <w:tcW w:type="dxa" w:w="1800"/>
@@ -12066,6 +12529,9 @@
         </w:tc>
       </w:tr>
       <w:tr>
+        <w:trPr>
+          <w:cantSplit/>
+        </w:trPr>
         <w:tc>
           <w:tcPr>
             <w:tcW w:type="dxa" w:w="1800"/>
@@ -12166,6 +12632,9 @@
         </w:tc>
       </w:tr>
       <w:tr>
+        <w:trPr>
+          <w:cantSplit/>
+        </w:trPr>
         <w:tc>
           <w:tcPr>
             <w:tcW w:type="dxa" w:w="1800"/>
@@ -12256,6 +12725,9 @@
         </w:tc>
       </w:tr>
       <w:tr>
+        <w:trPr>
+          <w:cantSplit/>
+        </w:trPr>
         <w:tc>
           <w:tcPr>
             <w:tcW w:type="dxa" w:w="1800"/>
@@ -12346,6 +12818,9 @@
         </w:tc>
       </w:tr>
       <w:tr>
+        <w:trPr>
+          <w:cantSplit/>
+        </w:trPr>
         <w:tc>
           <w:tcPr>
             <w:tcW w:type="dxa" w:w="1800"/>
@@ -12499,6 +12974,7 @@
     </w:p>
     <w:p>
       <w:pPr>
+        <w:keepNext/>
         <w:spacing w:after="80" w:before="200"/>
       </w:pPr>
       <w:r>
@@ -12555,6 +13031,10 @@
         <w:gridCol w:w="2232"/>
       </w:tblGrid>
       <w:tr>
+        <w:trPr>
+          <w:cantSplit/>
+          <w:tblHeader/>
+        </w:trPr>
         <w:tc>
           <w:tcPr>
             <w:tcW w:type="dxa" w:w="2880"/>
@@ -12652,6 +13132,9 @@
         </w:tc>
       </w:tr>
       <w:tr>
+        <w:trPr>
+          <w:cantSplit/>
+        </w:trPr>
         <w:tc>
           <w:tcPr>
             <w:tcW w:type="dxa" w:w="2880"/>
@@ -12743,6 +13226,9 @@
         </w:tc>
       </w:tr>
       <w:tr>
+        <w:trPr>
+          <w:cantSplit/>
+        </w:trPr>
         <w:tc>
           <w:tcPr>
             <w:tcW w:type="dxa" w:w="2880"/>
@@ -12834,6 +13320,9 @@
         </w:tc>
       </w:tr>
       <w:tr>
+        <w:trPr>
+          <w:cantSplit/>
+        </w:trPr>
         <w:tc>
           <w:tcPr>
             <w:tcW w:type="dxa" w:w="2880"/>
@@ -12925,6 +13414,9 @@
         </w:tc>
       </w:tr>
       <w:tr>
+        <w:trPr>
+          <w:cantSplit/>
+        </w:trPr>
         <w:tc>
           <w:tcPr>
             <w:tcW w:type="dxa" w:w="2880"/>
@@ -13026,6 +13518,9 @@
         </w:tc>
       </w:tr>
       <w:tr>
+        <w:trPr>
+          <w:cantSplit/>
+        </w:trPr>
         <w:tc>
           <w:tcPr>
             <w:tcW w:type="dxa" w:w="2880"/>
@@ -13117,6 +13612,9 @@
         </w:tc>
       </w:tr>
       <w:tr>
+        <w:trPr>
+          <w:cantSplit/>
+        </w:trPr>
         <w:tc>
           <w:tcPr>
             <w:tcW w:type="dxa" w:w="2880"/>
@@ -13253,6 +13751,7 @@
     </w:p>
     <w:p>
       <w:pPr>
+        <w:keepNext/>
         <w:spacing w:after="80" w:before="200"/>
       </w:pPr>
       <w:r>
@@ -13308,6 +13807,10 @@
         <w:gridCol w:w="4248"/>
       </w:tblGrid>
       <w:tr>
+        <w:trPr>
+          <w:cantSplit/>
+          <w:tblHeader/>
+        </w:trPr>
         <w:tc>
           <w:tcPr>
             <w:tcW w:type="dxa" w:w="2664"/>
@@ -13386,6 +13889,9 @@
         </w:tc>
       </w:tr>
       <w:tr>
+        <w:trPr>
+          <w:cantSplit/>
+        </w:trPr>
         <w:tc>
           <w:tcPr>
             <w:tcW w:type="dxa" w:w="2664"/>
@@ -13458,6 +13964,9 @@
         </w:tc>
       </w:tr>
       <w:tr>
+        <w:trPr>
+          <w:cantSplit/>
+        </w:trPr>
         <w:tc>
           <w:tcPr>
             <w:tcW w:type="dxa" w:w="2664"/>
@@ -13530,6 +14039,9 @@
         </w:tc>
       </w:tr>
       <w:tr>
+        <w:trPr>
+          <w:cantSplit/>
+        </w:trPr>
         <w:tc>
           <w:tcPr>
             <w:tcW w:type="dxa" w:w="2664"/>
@@ -13610,6 +14122,9 @@
         </w:tc>
       </w:tr>
       <w:tr>
+        <w:trPr>
+          <w:cantSplit/>
+        </w:trPr>
         <w:tc>
           <w:tcPr>
             <w:tcW w:type="dxa" w:w="2664"/>
@@ -13682,6 +14197,9 @@
         </w:tc>
       </w:tr>
       <w:tr>
+        <w:trPr>
+          <w:cantSplit/>
+        </w:trPr>
         <w:tc>
           <w:tcPr>
             <w:tcW w:type="dxa" w:w="2664"/>
@@ -13754,6 +14272,9 @@
         </w:tc>
       </w:tr>
       <w:tr>
+        <w:trPr>
+          <w:cantSplit/>
+        </w:trPr>
         <w:tc>
           <w:tcPr>
             <w:tcW w:type="dxa" w:w="2664"/>
@@ -13833,6 +14354,9 @@
         </w:tc>
       </w:tr>
       <w:tr>
+        <w:trPr>
+          <w:cantSplit/>
+        </w:trPr>
         <w:tc>
           <w:tcPr>
             <w:tcW w:type="dxa" w:w="2664"/>
@@ -13905,6 +14429,9 @@
         </w:tc>
       </w:tr>
       <w:tr>
+        <w:trPr>
+          <w:cantSplit/>
+        </w:trPr>
         <w:tc>
           <w:tcPr>
             <w:tcW w:type="dxa" w:w="2664"/>
@@ -13977,6 +14504,9 @@
         </w:tc>
       </w:tr>
       <w:tr>
+        <w:trPr>
+          <w:cantSplit/>
+        </w:trPr>
         <w:tc>
           <w:tcPr>
             <w:tcW w:type="dxa" w:w="2664"/>
@@ -14078,6 +14608,7 @@
     </w:p>
     <w:p>
       <w:pPr>
+        <w:keepNext/>
         <w:spacing w:after="80" w:before="200"/>
       </w:pPr>
       <w:r>
@@ -14118,6 +14649,10 @@
         <w:gridCol w:w="2016"/>
       </w:tblGrid>
       <w:tr>
+        <w:trPr>
+          <w:cantSplit/>
+          <w:tblHeader/>
+        </w:trPr>
         <w:tc>
           <w:tcPr>
             <w:tcW w:type="dxa" w:w="2736"/>
@@ -14177,6 +14712,9 @@
         </w:tc>
       </w:tr>
       <w:tr>
+        <w:trPr>
+          <w:cantSplit/>
+        </w:trPr>
         <w:tc>
           <w:tcPr>
             <w:tcW w:type="dxa" w:w="2736"/>
@@ -14231,6 +14769,9 @@
         </w:tc>
       </w:tr>
       <w:tr>
+        <w:trPr>
+          <w:cantSplit/>
+        </w:trPr>
         <w:tc>
           <w:tcPr>
             <w:tcW w:type="dxa" w:w="2736"/>
@@ -14285,6 +14826,9 @@
         </w:tc>
       </w:tr>
       <w:tr>
+        <w:trPr>
+          <w:cantSplit/>
+        </w:trPr>
         <w:tc>
           <w:tcPr>
             <w:tcW w:type="dxa" w:w="2736"/>
@@ -14360,6 +14904,7 @@
     </w:p>
     <w:p>
       <w:pPr>
+        <w:keepNext/>
         <w:spacing w:after="80" w:before="200"/>
       </w:pPr>
       <w:r>
@@ -14484,6 +15029,10 @@
         <w:gridCol w:w="3139"/>
       </w:tblGrid>
       <w:tr>
+        <w:trPr>
+          <w:cantSplit/>
+          <w:tblHeader/>
+        </w:trPr>
         <w:tc>
           <w:tcPr>
             <w:tcW w:type="dxa" w:w="2477"/>
@@ -14581,6 +15130,9 @@
         </w:tc>
       </w:tr>
       <w:tr>
+        <w:trPr>
+          <w:cantSplit/>
+        </w:trPr>
         <w:tc>
           <w:tcPr>
             <w:tcW w:type="dxa" w:w="2477"/>
@@ -14670,6 +15222,9 @@
         </w:tc>
       </w:tr>
       <w:tr>
+        <w:trPr>
+          <w:cantSplit/>
+        </w:trPr>
         <w:tc>
           <w:tcPr>
             <w:tcW w:type="dxa" w:w="2477"/>
@@ -14759,6 +15314,9 @@
         </w:tc>
       </w:tr>
       <w:tr>
+        <w:trPr>
+          <w:cantSplit/>
+        </w:trPr>
         <w:tc>
           <w:tcPr>
             <w:tcW w:type="dxa" w:w="2477"/>
@@ -14848,6 +15406,9 @@
         </w:tc>
       </w:tr>
       <w:tr>
+        <w:trPr>
+          <w:cantSplit/>
+        </w:trPr>
         <w:tc>
           <w:tcPr>
             <w:tcW w:type="dxa" w:w="2477"/>
@@ -14937,6 +15498,9 @@
         </w:tc>
       </w:tr>
       <w:tr>
+        <w:trPr>
+          <w:cantSplit/>
+        </w:trPr>
         <w:tc>
           <w:tcPr>
             <w:tcW w:type="dxa" w:w="2477"/>
@@ -15026,6 +15590,9 @@
         </w:tc>
       </w:tr>
       <w:tr>
+        <w:trPr>
+          <w:cantSplit/>
+        </w:trPr>
         <w:tc>
           <w:tcPr>
             <w:tcW w:type="dxa" w:w="2477"/>
@@ -15115,6 +15682,9 @@
         </w:tc>
       </w:tr>
       <w:tr>
+        <w:trPr>
+          <w:cantSplit/>
+        </w:trPr>
         <w:tc>
           <w:tcPr>
             <w:tcW w:type="dxa" w:w="2477"/>
@@ -15204,6 +15774,9 @@
         </w:tc>
       </w:tr>
       <w:tr>
+        <w:trPr>
+          <w:cantSplit/>
+        </w:trPr>
         <w:tc>
           <w:tcPr>
             <w:tcW w:type="dxa" w:w="2477"/>
@@ -15293,6 +15866,9 @@
         </w:tc>
       </w:tr>
       <w:tr>
+        <w:trPr>
+          <w:cantSplit/>
+        </w:trPr>
         <w:tc>
           <w:tcPr>
             <w:tcW w:type="dxa" w:w="2477"/>
@@ -15403,6 +15979,7 @@
     </w:p>
     <w:p>
       <w:pPr>
+        <w:keepNext/>
         <w:spacing w:after="80" w:before="200"/>
       </w:pPr>
       <w:r>
@@ -15514,6 +16091,10 @@
         <w:gridCol w:w="1483"/>
       </w:tblGrid>
       <w:tr>
+        <w:trPr>
+          <w:cantSplit/>
+          <w:tblHeader/>
+        </w:trPr>
         <w:tc>
           <w:tcPr>
             <w:tcW w:type="dxa" w:w="2520"/>
@@ -15630,6 +16211,9 @@
         </w:tc>
       </w:tr>
       <w:tr>
+        <w:trPr>
+          <w:cantSplit/>
+        </w:trPr>
         <w:tc>
           <w:tcPr>
             <w:tcW w:type="dxa" w:w="2520"/>
@@ -15739,6 +16323,9 @@
         </w:tc>
       </w:tr>
       <w:tr>
+        <w:trPr>
+          <w:cantSplit/>
+        </w:trPr>
         <w:tc>
           <w:tcPr>
             <w:tcW w:type="dxa" w:w="2520"/>
@@ -15848,6 +16435,9 @@
         </w:tc>
       </w:tr>
       <w:tr>
+        <w:trPr>
+          <w:cantSplit/>
+        </w:trPr>
         <w:tc>
           <w:tcPr>
             <w:tcW w:type="dxa" w:w="2520"/>
@@ -15957,6 +16547,9 @@
         </w:tc>
       </w:tr>
       <w:tr>
+        <w:trPr>
+          <w:cantSplit/>
+        </w:trPr>
         <w:tc>
           <w:tcPr>
             <w:tcW w:type="dxa" w:w="2520"/>
@@ -16066,6 +16659,9 @@
         </w:tc>
       </w:tr>
       <w:tr>
+        <w:trPr>
+          <w:cantSplit/>
+        </w:trPr>
         <w:tc>
           <w:tcPr>
             <w:tcW w:type="dxa" w:w="2520"/>
@@ -16237,6 +16833,10 @@
         <w:gridCol w:w="1152"/>
       </w:tblGrid>
       <w:tr>
+        <w:trPr>
+          <w:cantSplit/>
+          <w:tblHeader/>
+        </w:trPr>
         <w:tc>
           <w:tcPr>
             <w:tcW w:type="dxa" w:w="2736"/>
@@ -16315,6 +16915,9 @@
         </w:tc>
       </w:tr>
       <w:tr>
+        <w:trPr>
+          <w:cantSplit/>
+        </w:trPr>
         <w:tc>
           <w:tcPr>
             <w:tcW w:type="dxa" w:w="2736"/>
@@ -16395,6 +16998,9 @@
         </w:tc>
       </w:tr>
       <w:tr>
+        <w:trPr>
+          <w:cantSplit/>
+        </w:trPr>
         <w:tc>
           <w:tcPr>
             <w:tcW w:type="dxa" w:w="2736"/>
@@ -16467,6 +17073,9 @@
         </w:tc>
       </w:tr>
       <w:tr>
+        <w:trPr>
+          <w:cantSplit/>
+        </w:trPr>
         <w:tc>
           <w:tcPr>
             <w:tcW w:type="dxa" w:w="2736"/>
@@ -16539,6 +17148,9 @@
         </w:tc>
       </w:tr>
       <w:tr>
+        <w:trPr>
+          <w:cantSplit/>
+        </w:trPr>
         <w:tc>
           <w:tcPr>
             <w:tcW w:type="dxa" w:w="2736"/>
@@ -16611,6 +17223,9 @@
         </w:tc>
       </w:tr>
       <w:tr>
+        <w:trPr>
+          <w:cantSplit/>
+        </w:trPr>
         <w:tc>
           <w:tcPr>
             <w:tcW w:type="dxa" w:w="2736"/>
@@ -16683,6 +17298,9 @@
         </w:tc>
       </w:tr>
       <w:tr>
+        <w:trPr>
+          <w:cantSplit/>
+        </w:trPr>
         <w:tc>
           <w:tcPr>
             <w:tcW w:type="dxa" w:w="2736"/>
@@ -16755,6 +17373,9 @@
         </w:tc>
       </w:tr>
       <w:tr>
+        <w:trPr>
+          <w:cantSplit/>
+        </w:trPr>
         <w:tc>
           <w:tcPr>
             <w:tcW w:type="dxa" w:w="2736"/>
@@ -16827,6 +17448,9 @@
         </w:tc>
       </w:tr>
       <w:tr>
+        <w:trPr>
+          <w:cantSplit/>
+        </w:trPr>
         <w:tc>
           <w:tcPr>
             <w:tcW w:type="dxa" w:w="2736"/>
@@ -16899,6 +17523,9 @@
         </w:tc>
       </w:tr>
       <w:tr>
+        <w:trPr>
+          <w:cantSplit/>
+        </w:trPr>
         <w:tc>
           <w:tcPr>
             <w:tcW w:type="dxa" w:w="2736"/>
@@ -17006,6 +17633,7 @@
     </w:p>
     <w:p>
       <w:pPr>
+        <w:keepNext/>
         <w:spacing w:after="120" w:before="280"/>
       </w:pPr>
       <w:r>
@@ -17060,6 +17688,10 @@
         <w:gridCol w:w="3600"/>
       </w:tblGrid>
       <w:tr>
+        <w:trPr>
+          <w:cantSplit/>
+          <w:tblHeader/>
+        </w:trPr>
         <w:tc>
           <w:tcPr>
             <w:tcW w:type="dxa" w:w="3168"/>
@@ -17119,6 +17751,9 @@
         </w:tc>
       </w:tr>
       <w:tr>
+        <w:trPr>
+          <w:cantSplit/>
+        </w:trPr>
         <w:tc>
           <w:tcPr>
             <w:tcW w:type="dxa" w:w="3168"/>
@@ -17174,6 +17809,9 @@
         </w:tc>
       </w:tr>
       <w:tr>
+        <w:trPr>
+          <w:cantSplit/>
+        </w:trPr>
         <w:tc>
           <w:tcPr>
             <w:tcW w:type="dxa" w:w="3168"/>
@@ -17229,6 +17867,9 @@
         </w:tc>
       </w:tr>
       <w:tr>
+        <w:trPr>
+          <w:cantSplit/>
+        </w:trPr>
         <w:tc>
           <w:tcPr>
             <w:tcW w:type="dxa" w:w="3168"/>
@@ -17284,6 +17925,9 @@
         </w:tc>
       </w:tr>
       <w:tr>
+        <w:trPr>
+          <w:cantSplit/>
+        </w:trPr>
         <w:tc>
           <w:tcPr>
             <w:tcW w:type="dxa" w:w="3168"/>
@@ -17339,6 +17983,9 @@
         </w:tc>
       </w:tr>
       <w:tr>
+        <w:trPr>
+          <w:cantSplit/>
+        </w:trPr>
         <w:tc>
           <w:tcPr>
             <w:tcW w:type="dxa" w:w="3168"/>
@@ -17394,6 +18041,9 @@
         </w:tc>
       </w:tr>
       <w:tr>
+        <w:trPr>
+          <w:cantSplit/>
+        </w:trPr>
         <w:tc>
           <w:tcPr>
             <w:tcW w:type="dxa" w:w="3168"/>
@@ -17538,6 +18188,7 @@
     </w:p>
     <w:p>
       <w:pPr>
+        <w:keepNext/>
         <w:spacing w:after="120" w:before="280"/>
       </w:pPr>
       <w:r>
@@ -17620,6 +18271,7 @@
     </w:p>
     <w:p>
       <w:pPr>
+        <w:keepNext/>
         <w:spacing w:after="80" w:before="200"/>
       </w:pPr>
       <w:r>
@@ -17660,6 +18312,10 @@
         <w:gridCol w:w="3240"/>
       </w:tblGrid>
       <w:tr>
+        <w:trPr>
+          <w:cantSplit/>
+          <w:tblHeader/>
+        </w:trPr>
         <w:tc>
           <w:tcPr>
             <w:tcW w:type="dxa" w:w="3456"/>
@@ -17719,6 +18375,9 @@
         </w:tc>
       </w:tr>
       <w:tr>
+        <w:trPr>
+          <w:cantSplit/>
+        </w:trPr>
         <w:tc>
           <w:tcPr>
             <w:tcW w:type="dxa" w:w="3456"/>
@@ -17774,6 +18433,9 @@
         </w:tc>
       </w:tr>
       <w:tr>
+        <w:trPr>
+          <w:cantSplit/>
+        </w:trPr>
         <w:tc>
           <w:tcPr>
             <w:tcW w:type="dxa" w:w="3456"/>
@@ -17829,6 +18491,9 @@
         </w:tc>
       </w:tr>
       <w:tr>
+        <w:trPr>
+          <w:cantSplit/>
+        </w:trPr>
         <w:tc>
           <w:tcPr>
             <w:tcW w:type="dxa" w:w="3456"/>
@@ -17884,6 +18549,9 @@
         </w:tc>
       </w:tr>
       <w:tr>
+        <w:trPr>
+          <w:cantSplit/>
+        </w:trPr>
         <w:tc>
           <w:tcPr>
             <w:tcW w:type="dxa" w:w="3456"/>
@@ -17939,6 +18607,9 @@
         </w:tc>
       </w:tr>
       <w:tr>
+        <w:trPr>
+          <w:cantSplit/>
+        </w:trPr>
         <w:tc>
           <w:tcPr>
             <w:tcW w:type="dxa" w:w="3456"/>
@@ -17994,6 +18665,9 @@
         </w:tc>
       </w:tr>
       <w:tr>
+        <w:trPr>
+          <w:cantSplit/>
+        </w:trPr>
         <w:tc>
           <w:tcPr>
             <w:tcW w:type="dxa" w:w="3456"/>
@@ -18184,6 +18858,7 @@
     </w:p>
     <w:p>
       <w:pPr>
+        <w:keepNext/>
         <w:spacing w:after="80" w:before="200"/>
       </w:pPr>
       <w:r>
@@ -18238,6 +18913,10 @@
         <w:gridCol w:w="3240"/>
       </w:tblGrid>
       <w:tr>
+        <w:trPr>
+          <w:cantSplit/>
+          <w:tblHeader/>
+        </w:trPr>
         <w:tc>
           <w:tcPr>
             <w:tcW w:type="dxa" w:w="3456"/>
@@ -18297,6 +18976,9 @@
         </w:tc>
       </w:tr>
       <w:tr>
+        <w:trPr>
+          <w:cantSplit/>
+        </w:trPr>
         <w:tc>
           <w:tcPr>
             <w:tcW w:type="dxa" w:w="3456"/>
@@ -18352,6 +19034,9 @@
         </w:tc>
       </w:tr>
       <w:tr>
+        <w:trPr>
+          <w:cantSplit/>
+        </w:trPr>
         <w:tc>
           <w:tcPr>
             <w:tcW w:type="dxa" w:w="3456"/>
@@ -18407,6 +19092,9 @@
         </w:tc>
       </w:tr>
       <w:tr>
+        <w:trPr>
+          <w:cantSplit/>
+        </w:trPr>
         <w:tc>
           <w:tcPr>
             <w:tcW w:type="dxa" w:w="3456"/>
@@ -18462,6 +19150,9 @@
         </w:tc>
       </w:tr>
       <w:tr>
+        <w:trPr>
+          <w:cantSplit/>
+        </w:trPr>
         <w:tc>
           <w:tcPr>
             <w:tcW w:type="dxa" w:w="3456"/>
@@ -18517,6 +19208,9 @@
         </w:tc>
       </w:tr>
       <w:tr>
+        <w:trPr>
+          <w:cantSplit/>
+        </w:trPr>
         <w:tc>
           <w:tcPr>
             <w:tcW w:type="dxa" w:w="3456"/>
@@ -18572,6 +19266,9 @@
         </w:tc>
       </w:tr>
       <w:tr>
+        <w:trPr>
+          <w:cantSplit/>
+        </w:trPr>
         <w:tc>
           <w:tcPr>
             <w:tcW w:type="dxa" w:w="3456"/>
@@ -18627,6 +19324,9 @@
         </w:tc>
       </w:tr>
       <w:tr>
+        <w:trPr>
+          <w:cantSplit/>
+        </w:trPr>
         <w:tc>
           <w:tcPr>
             <w:tcW w:type="dxa" w:w="3456"/>
@@ -18682,6 +19382,9 @@
         </w:tc>
       </w:tr>
       <w:tr>
+        <w:trPr>
+          <w:cantSplit/>
+        </w:trPr>
         <w:tc>
           <w:tcPr>
             <w:tcW w:type="dxa" w:w="3456"/>
@@ -18786,6 +19489,7 @@
     </w:p>
     <w:p>
       <w:pPr>
+        <w:keepNext/>
         <w:spacing w:after="120" w:before="280"/>
       </w:pPr>
       <w:r>
@@ -18827,6 +19531,10 @@
         <w:gridCol w:w="2952"/>
       </w:tblGrid>
       <w:tr>
+        <w:trPr>
+          <w:cantSplit/>
+          <w:tblHeader/>
+        </w:trPr>
         <w:tc>
           <w:tcPr>
             <w:tcW w:type="dxa" w:w="2448"/>
@@ -18905,6 +19613,9 @@
         </w:tc>
       </w:tr>
       <w:tr>
+        <w:trPr>
+          <w:cantSplit/>
+        </w:trPr>
         <w:tc>
           <w:tcPr>
             <w:tcW w:type="dxa" w:w="2448"/>
@@ -18976,6 +19687,9 @@
         </w:tc>
       </w:tr>
       <w:tr>
+        <w:trPr>
+          <w:cantSplit/>
+        </w:trPr>
         <w:tc>
           <w:tcPr>
             <w:tcW w:type="dxa" w:w="2448"/>
@@ -19047,6 +19761,9 @@
         </w:tc>
       </w:tr>
       <w:tr>
+        <w:trPr>
+          <w:cantSplit/>
+        </w:trPr>
         <w:tc>
           <w:tcPr>
             <w:tcW w:type="dxa" w:w="2448"/>
@@ -19118,6 +19835,9 @@
         </w:tc>
       </w:tr>
       <w:tr>
+        <w:trPr>
+          <w:cantSplit/>
+        </w:trPr>
         <w:tc>
           <w:tcPr>
             <w:tcW w:type="dxa" w:w="2448"/>
@@ -19189,6 +19909,9 @@
         </w:tc>
       </w:tr>
       <w:tr>
+        <w:trPr>
+          <w:cantSplit/>
+        </w:trPr>
         <w:tc>
           <w:tcPr>
             <w:tcW w:type="dxa" w:w="2448"/>
@@ -19323,6 +20046,7 @@
     </w:p>
     <w:p>
       <w:pPr>
+        <w:keepNext/>
         <w:spacing w:after="120" w:before="280"/>
       </w:pPr>
       <w:r>
@@ -19363,6 +20087,10 @@
         <w:gridCol w:w="3024"/>
       </w:tblGrid>
       <w:tr>
+        <w:trPr>
+          <w:cantSplit/>
+          <w:tblHeader/>
+        </w:trPr>
         <w:tc>
           <w:tcPr>
             <w:tcW w:type="dxa" w:w="2736"/>
@@ -19422,6 +20150,9 @@
         </w:tc>
       </w:tr>
       <w:tr>
+        <w:trPr>
+          <w:cantSplit/>
+        </w:trPr>
         <w:tc>
           <w:tcPr>
             <w:tcW w:type="dxa" w:w="2736"/>
@@ -19475,6 +20206,9 @@
         </w:tc>
       </w:tr>
       <w:tr>
+        <w:trPr>
+          <w:cantSplit/>
+        </w:trPr>
         <w:tc>
           <w:tcPr>
             <w:tcW w:type="dxa" w:w="2736"/>
@@ -19528,6 +20262,9 @@
         </w:tc>
       </w:tr>
       <w:tr>
+        <w:trPr>
+          <w:cantSplit/>
+        </w:trPr>
         <w:tc>
           <w:tcPr>
             <w:tcW w:type="dxa" w:w="2736"/>
@@ -19581,6 +20318,9 @@
         </w:tc>
       </w:tr>
       <w:tr>
+        <w:trPr>
+          <w:cantSplit/>
+        </w:trPr>
         <w:tc>
           <w:tcPr>
             <w:tcW w:type="dxa" w:w="2736"/>
@@ -19634,6 +20374,9 @@
         </w:tc>
       </w:tr>
       <w:tr>
+        <w:trPr>
+          <w:cantSplit/>
+        </w:trPr>
         <w:tc>
           <w:tcPr>
             <w:tcW w:type="dxa" w:w="2736"/>
@@ -19687,6 +20430,9 @@
         </w:tc>
       </w:tr>
       <w:tr>
+        <w:trPr>
+          <w:cantSplit/>
+        </w:trPr>
         <w:tc>
           <w:tcPr>
             <w:tcW w:type="dxa" w:w="2736"/>
@@ -19740,6 +20486,9 @@
         </w:tc>
       </w:tr>
       <w:tr>
+        <w:trPr>
+          <w:cantSplit/>
+        </w:trPr>
         <w:tc>
           <w:tcPr>
             <w:tcW w:type="dxa" w:w="2736"/>
@@ -19814,6 +20563,7 @@
     </w:p>
     <w:p>
       <w:pPr>
+        <w:keepNext/>
         <w:spacing w:after="120" w:before="280"/>
       </w:pPr>
       <w:r>
@@ -19868,6 +20618,10 @@
         <w:gridCol w:w="5256"/>
       </w:tblGrid>
       <w:tr>
+        <w:trPr>
+          <w:cantSplit/>
+          <w:tblHeader/>
+        </w:trPr>
         <w:tc>
           <w:tcPr>
             <w:tcW w:type="dxa" w:w="2520"/>
@@ -19927,6 +20681,9 @@
         </w:tc>
       </w:tr>
       <w:tr>
+        <w:trPr>
+          <w:cantSplit/>
+        </w:trPr>
         <w:tc>
           <w:tcPr>
             <w:tcW w:type="dxa" w:w="2520"/>
@@ -19981,6 +20738,9 @@
         </w:tc>
       </w:tr>
       <w:tr>
+        <w:trPr>
+          <w:cantSplit/>
+        </w:trPr>
         <w:tc>
           <w:tcPr>
             <w:tcW w:type="dxa" w:w="2520"/>
@@ -20035,6 +20795,9 @@
         </w:tc>
       </w:tr>
       <w:tr>
+        <w:trPr>
+          <w:cantSplit/>
+        </w:trPr>
         <w:tc>
           <w:tcPr>
             <w:tcW w:type="dxa" w:w="2520"/>
@@ -20089,6 +20852,9 @@
         </w:tc>
       </w:tr>
       <w:tr>
+        <w:trPr>
+          <w:cantSplit/>
+        </w:trPr>
         <w:tc>
           <w:tcPr>
             <w:tcW w:type="dxa" w:w="2520"/>
@@ -20143,6 +20909,9 @@
         </w:tc>
       </w:tr>
       <w:tr>
+        <w:trPr>
+          <w:cantSplit/>
+        </w:trPr>
         <w:tc>
           <w:tcPr>
             <w:tcW w:type="dxa" w:w="2520"/>
@@ -20238,6 +21007,7 @@
     </w:p>
     <w:p>
       <w:pPr>
+        <w:keepNext/>
         <w:spacing w:after="120" w:before="280"/>
       </w:pPr>
       <w:r>
@@ -20420,6 +21190,7 @@
     </w:p>
     <w:p>
       <w:pPr>
+        <w:keepNext/>
         <w:spacing w:after="120" w:before="280"/>
       </w:pPr>
       <w:r>
@@ -20434,6 +21205,7 @@
     </w:p>
     <w:p>
       <w:pPr>
+        <w:keepNext/>
         <w:spacing w:after="80" w:before="200"/>
       </w:pPr>
       <w:r>
@@ -20481,6 +21253,10 @@
         <w:gridCol w:w="893"/>
       </w:tblGrid>
       <w:tr>
+        <w:trPr>
+          <w:cantSplit/>
+          <w:tblHeader/>
+        </w:trPr>
         <w:tc>
           <w:tcPr>
             <w:tcW w:type="dxa" w:w="2045"/>
@@ -20673,6 +21449,9 @@
         </w:tc>
       </w:tr>
       <w:tr>
+        <w:trPr>
+          <w:cantSplit/>
+        </w:trPr>
         <w:tc>
           <w:tcPr>
             <w:tcW w:type="dxa" w:w="2045"/>
@@ -20854,6 +21633,9 @@
         </w:tc>
       </w:tr>
       <w:tr>
+        <w:trPr>
+          <w:cantSplit/>
+        </w:trPr>
         <w:tc>
           <w:tcPr>
             <w:tcW w:type="dxa" w:w="2045"/>
@@ -21035,6 +21817,9 @@
         </w:tc>
       </w:tr>
       <w:tr>
+        <w:trPr>
+          <w:cantSplit/>
+        </w:trPr>
         <w:tc>
           <w:tcPr>
             <w:tcW w:type="dxa" w:w="2045"/>
@@ -21236,6 +22021,9 @@
         </w:tc>
       </w:tr>
       <w:tr>
+        <w:trPr>
+          <w:cantSplit/>
+        </w:trPr>
         <w:tc>
           <w:tcPr>
             <w:tcW w:type="dxa" w:w="2045"/>
@@ -21417,6 +22205,9 @@
         </w:tc>
       </w:tr>
       <w:tr>
+        <w:trPr>
+          <w:cantSplit/>
+        </w:trPr>
         <w:tc>
           <w:tcPr>
             <w:tcW w:type="dxa" w:w="2045"/>
@@ -21598,6 +22389,9 @@
         </w:tc>
       </w:tr>
       <w:tr>
+        <w:trPr>
+          <w:cantSplit/>
+        </w:trPr>
         <w:tc>
           <w:tcPr>
             <w:tcW w:type="dxa" w:w="2045"/>
@@ -21799,6 +22593,9 @@
         </w:tc>
       </w:tr>
       <w:tr>
+        <w:trPr>
+          <w:cantSplit/>
+        </w:trPr>
         <w:tc>
           <w:tcPr>
             <w:tcW w:type="dxa" w:w="2045"/>
@@ -21980,6 +22777,9 @@
         </w:tc>
       </w:tr>
       <w:tr>
+        <w:trPr>
+          <w:cantSplit/>
+        </w:trPr>
         <w:tc>
           <w:tcPr>
             <w:tcW w:type="dxa" w:w="2045"/>
@@ -22181,6 +22981,9 @@
         </w:tc>
       </w:tr>
       <w:tr>
+        <w:trPr>
+          <w:cantSplit/>
+        </w:trPr>
         <w:tc>
           <w:tcPr>
             <w:tcW w:type="dxa" w:w="2045"/>
@@ -22362,6 +23165,9 @@
         </w:tc>
       </w:tr>
       <w:tr>
+        <w:trPr>
+          <w:cantSplit/>
+        </w:trPr>
         <w:tc>
           <w:tcPr>
             <w:tcW w:type="dxa" w:w="2045"/>
@@ -22543,6 +23349,9 @@
         </w:tc>
       </w:tr>
       <w:tr>
+        <w:trPr>
+          <w:cantSplit/>
+        </w:trPr>
         <w:tc>
           <w:tcPr>
             <w:tcW w:type="dxa" w:w="2045"/>
@@ -22740,6 +23549,7 @@
     </w:p>
     <w:p>
       <w:pPr>
+        <w:keepNext/>
         <w:spacing w:after="80" w:before="200"/>
       </w:pPr>
       <w:r>
@@ -22782,6 +23592,10 @@
         <w:gridCol w:w="1584"/>
       </w:tblGrid>
       <w:tr>
+        <w:trPr>
+          <w:cantSplit/>
+          <w:tblHeader/>
+        </w:trPr>
         <w:tc>
           <w:tcPr>
             <w:tcW w:type="dxa" w:w="3744"/>
@@ -22879,6 +23693,9 @@
         </w:tc>
       </w:tr>
       <w:tr>
+        <w:trPr>
+          <w:cantSplit/>
+        </w:trPr>
         <w:tc>
           <w:tcPr>
             <w:tcW w:type="dxa" w:w="3744"/>
@@ -22970,6 +23787,9 @@
         </w:tc>
       </w:tr>
       <w:tr>
+        <w:trPr>
+          <w:cantSplit/>
+        </w:trPr>
         <w:tc>
           <w:tcPr>
             <w:tcW w:type="dxa" w:w="3744"/>
@@ -23061,6 +23881,9 @@
         </w:tc>
       </w:tr>
       <w:tr>
+        <w:trPr>
+          <w:cantSplit/>
+        </w:trPr>
         <w:tc>
           <w:tcPr>
             <w:tcW w:type="dxa" w:w="3744"/>
@@ -23152,6 +23975,9 @@
         </w:tc>
       </w:tr>
       <w:tr>
+        <w:trPr>
+          <w:cantSplit/>
+        </w:trPr>
         <w:tc>
           <w:tcPr>
             <w:tcW w:type="dxa" w:w="3744"/>
@@ -23243,6 +24069,9 @@
         </w:tc>
       </w:tr>
       <w:tr>
+        <w:trPr>
+          <w:cantSplit/>
+        </w:trPr>
         <w:tc>
           <w:tcPr>
             <w:tcW w:type="dxa" w:w="3744"/>
@@ -23334,6 +24163,9 @@
         </w:tc>
       </w:tr>
       <w:tr>
+        <w:trPr>
+          <w:cantSplit/>
+        </w:trPr>
         <w:tc>
           <w:tcPr>
             <w:tcW w:type="dxa" w:w="3744"/>
@@ -23425,6 +24257,9 @@
         </w:tc>
       </w:tr>
       <w:tr>
+        <w:trPr>
+          <w:cantSplit/>
+        </w:trPr>
         <w:tc>
           <w:tcPr>
             <w:tcW w:type="dxa" w:w="3744"/>
@@ -23516,6 +24351,9 @@
         </w:tc>
       </w:tr>
       <w:tr>
+        <w:trPr>
+          <w:cantSplit/>
+        </w:trPr>
         <w:tc>
           <w:tcPr>
             <w:tcW w:type="dxa" w:w="3744"/>
@@ -23607,6 +24445,9 @@
         </w:tc>
       </w:tr>
       <w:tr>
+        <w:trPr>
+          <w:cantSplit/>
+        </w:trPr>
         <w:tc>
           <w:tcPr>
             <w:tcW w:type="dxa" w:w="3744"/>
@@ -23708,6 +24549,9 @@
         </w:tc>
       </w:tr>
       <w:tr>
+        <w:trPr>
+          <w:cantSplit/>
+        </w:trPr>
         <w:tc>
           <w:tcPr>
             <w:tcW w:type="dxa" w:w="3744"/>
@@ -23799,6 +24643,9 @@
         </w:tc>
       </w:tr>
       <w:tr>
+        <w:trPr>
+          <w:cantSplit/>
+        </w:trPr>
         <w:tc>
           <w:tcPr>
             <w:tcW w:type="dxa" w:w="3744"/>
@@ -23890,6 +24737,9 @@
         </w:tc>
       </w:tr>
       <w:tr>
+        <w:trPr>
+          <w:cantSplit/>
+        </w:trPr>
         <w:tc>
           <w:tcPr>
             <w:tcW w:type="dxa" w:w="3744"/>
@@ -23981,6 +24831,9 @@
         </w:tc>
       </w:tr>
       <w:tr>
+        <w:trPr>
+          <w:cantSplit/>
+        </w:trPr>
         <w:tc>
           <w:tcPr>
             <w:tcW w:type="dxa" w:w="3744"/>
@@ -24072,6 +24925,9 @@
         </w:tc>
       </w:tr>
       <w:tr>
+        <w:trPr>
+          <w:cantSplit/>
+        </w:trPr>
         <w:tc>
           <w:tcPr>
             <w:tcW w:type="dxa" w:w="3744"/>
@@ -24163,6 +25019,9 @@
         </w:tc>
       </w:tr>
       <w:tr>
+        <w:trPr>
+          <w:cantSplit/>
+        </w:trPr>
         <w:tc>
           <w:tcPr>
             <w:tcW w:type="dxa" w:w="3744"/>
@@ -24254,6 +25113,9 @@
         </w:tc>
       </w:tr>
       <w:tr>
+        <w:trPr>
+          <w:cantSplit/>
+        </w:trPr>
         <w:tc>
           <w:tcPr>
             <w:tcW w:type="dxa" w:w="3744"/>
@@ -24345,6 +25207,9 @@
         </w:tc>
       </w:tr>
       <w:tr>
+        <w:trPr>
+          <w:cantSplit/>
+        </w:trPr>
         <w:tc>
           <w:tcPr>
             <w:tcW w:type="dxa" w:w="3744"/>
@@ -24436,6 +25301,9 @@
         </w:tc>
       </w:tr>
       <w:tr>
+        <w:trPr>
+          <w:cantSplit/>
+        </w:trPr>
         <w:tc>
           <w:tcPr>
             <w:tcW w:type="dxa" w:w="3744"/>
@@ -24537,6 +25405,9 @@
         </w:tc>
       </w:tr>
       <w:tr>
+        <w:trPr>
+          <w:cantSplit/>
+        </w:trPr>
         <w:tc>
           <w:tcPr>
             <w:tcW w:type="dxa" w:w="3744"/>
@@ -24645,6 +25516,7 @@
     </w:p>
     <w:p>
       <w:pPr>
+        <w:keepNext/>
         <w:spacing w:after="80" w:before="200"/>
       </w:pPr>
       <w:r>
@@ -24688,6 +25560,10 @@
         <w:gridCol w:w="1426"/>
       </w:tblGrid>
       <w:tr>
+        <w:trPr>
+          <w:cantSplit/>
+          <w:tblHeader/>
+        </w:trPr>
         <w:tc>
           <w:tcPr>
             <w:tcW w:type="dxa" w:w="2952"/>
@@ -24804,6 +25680,9 @@
         </w:tc>
       </w:tr>
       <w:tr>
+        <w:trPr>
+          <w:cantSplit/>
+        </w:trPr>
         <w:tc>
           <w:tcPr>
             <w:tcW w:type="dxa" w:w="2952"/>
@@ -24913,6 +25792,9 @@
         </w:tc>
       </w:tr>
       <w:tr>
+        <w:trPr>
+          <w:cantSplit/>
+        </w:trPr>
         <w:tc>
           <w:tcPr>
             <w:tcW w:type="dxa" w:w="2952"/>
@@ -25022,6 +25904,9 @@
         </w:tc>
       </w:tr>
       <w:tr>
+        <w:trPr>
+          <w:cantSplit/>
+        </w:trPr>
         <w:tc>
           <w:tcPr>
             <w:tcW w:type="dxa" w:w="2952"/>
@@ -25131,6 +26016,9 @@
         </w:tc>
       </w:tr>
       <w:tr>
+        <w:trPr>
+          <w:cantSplit/>
+        </w:trPr>
         <w:tc>
           <w:tcPr>
             <w:tcW w:type="dxa" w:w="2952"/>
@@ -25240,6 +26128,9 @@
         </w:tc>
       </w:tr>
       <w:tr>
+        <w:trPr>
+          <w:cantSplit/>
+        </w:trPr>
         <w:tc>
           <w:tcPr>
             <w:tcW w:type="dxa" w:w="2952"/>
@@ -25349,6 +26240,9 @@
         </w:tc>
       </w:tr>
       <w:tr>
+        <w:trPr>
+          <w:cantSplit/>
+        </w:trPr>
         <w:tc>
           <w:tcPr>
             <w:tcW w:type="dxa" w:w="2952"/>
@@ -25458,6 +26352,9 @@
         </w:tc>
       </w:tr>
       <w:tr>
+        <w:trPr>
+          <w:cantSplit/>
+        </w:trPr>
         <w:tc>
           <w:tcPr>
             <w:tcW w:type="dxa" w:w="2952"/>
@@ -25567,6 +26464,9 @@
         </w:tc>
       </w:tr>
       <w:tr>
+        <w:trPr>
+          <w:cantSplit/>
+        </w:trPr>
         <w:tc>
           <w:tcPr>
             <w:tcW w:type="dxa" w:w="2952"/>
@@ -25709,6 +26609,7 @@
     </w:p>
     <w:p>
       <w:pPr>
+        <w:keepNext/>
         <w:spacing w:after="120" w:before="280"/>
       </w:pPr>
       <w:r>
@@ -25723,6 +26624,7 @@
     </w:p>
     <w:p>
       <w:pPr>
+        <w:keepNext/>
         <w:spacing w:after="80" w:before="200"/>
       </w:pPr>
       <w:r>
@@ -25764,6 +26666,10 @@
         <w:gridCol w:w="4176"/>
       </w:tblGrid>
       <w:tr>
+        <w:trPr>
+          <w:cantSplit/>
+          <w:tblHeader/>
+        </w:trPr>
         <w:tc>
           <w:tcPr>
             <w:tcW w:type="dxa" w:w="2664"/>
@@ -25842,6 +26748,9 @@
         </w:tc>
       </w:tr>
       <w:tr>
+        <w:trPr>
+          <w:cantSplit/>
+        </w:trPr>
         <w:tc>
           <w:tcPr>
             <w:tcW w:type="dxa" w:w="2664"/>
@@ -25914,6 +26823,9 @@
         </w:tc>
       </w:tr>
       <w:tr>
+        <w:trPr>
+          <w:cantSplit/>
+        </w:trPr>
         <w:tc>
           <w:tcPr>
             <w:tcW w:type="dxa" w:w="2664"/>
@@ -25986,6 +26898,9 @@
         </w:tc>
       </w:tr>
       <w:tr>
+        <w:trPr>
+          <w:cantSplit/>
+        </w:trPr>
         <w:tc>
           <w:tcPr>
             <w:tcW w:type="dxa" w:w="2664"/>
@@ -26058,6 +26973,9 @@
         </w:tc>
       </w:tr>
       <w:tr>
+        <w:trPr>
+          <w:cantSplit/>
+        </w:trPr>
         <w:tc>
           <w:tcPr>
             <w:tcW w:type="dxa" w:w="2664"/>
@@ -26137,6 +27055,7 @@
     </w:p>
     <w:p>
       <w:pPr>
+        <w:keepNext/>
         <w:spacing w:after="80" w:before="200"/>
       </w:pPr>
       <w:r>
@@ -26177,6 +27096,10 @@
         <w:gridCol w:w="3168"/>
       </w:tblGrid>
       <w:tr>
+        <w:trPr>
+          <w:cantSplit/>
+          <w:tblHeader/>
+        </w:trPr>
         <w:tc>
           <w:tcPr>
             <w:tcW w:type="dxa" w:w="2160"/>
@@ -26236,6 +27159,9 @@
         </w:tc>
       </w:tr>
       <w:tr>
+        <w:trPr>
+          <w:cantSplit/>
+        </w:trPr>
         <w:tc>
           <w:tcPr>
             <w:tcW w:type="dxa" w:w="2160"/>
@@ -26289,6 +27215,9 @@
         </w:tc>
       </w:tr>
       <w:tr>
+        <w:trPr>
+          <w:cantSplit/>
+        </w:trPr>
         <w:tc>
           <w:tcPr>
             <w:tcW w:type="dxa" w:w="2160"/>
@@ -26342,6 +27271,9 @@
         </w:tc>
       </w:tr>
       <w:tr>
+        <w:trPr>
+          <w:cantSplit/>
+        </w:trPr>
         <w:tc>
           <w:tcPr>
             <w:tcW w:type="dxa" w:w="2160"/>
@@ -26395,6 +27327,9 @@
         </w:tc>
       </w:tr>
       <w:tr>
+        <w:trPr>
+          <w:cantSplit/>
+        </w:trPr>
         <w:tc>
           <w:tcPr>
             <w:tcW w:type="dxa" w:w="2160"/>
@@ -26448,6 +27383,9 @@
         </w:tc>
       </w:tr>
       <w:tr>
+        <w:trPr>
+          <w:cantSplit/>
+        </w:trPr>
         <w:tc>
           <w:tcPr>
             <w:tcW w:type="dxa" w:w="2160"/>
@@ -26501,6 +27439,9 @@
         </w:tc>
       </w:tr>
       <w:tr>
+        <w:trPr>
+          <w:cantSplit/>
+        </w:trPr>
         <w:tc>
           <w:tcPr>
             <w:tcW w:type="dxa" w:w="2160"/>
@@ -26554,6 +27495,9 @@
         </w:tc>
       </w:tr>
       <w:tr>
+        <w:trPr>
+          <w:cantSplit/>
+        </w:trPr>
         <w:tc>
           <w:tcPr>
             <w:tcW w:type="dxa" w:w="2160"/>
@@ -26614,6 +27558,7 @@
     </w:p>
     <w:p>
       <w:pPr>
+        <w:keepNext/>
         <w:spacing w:after="80" w:before="200"/>
       </w:pPr>
       <w:r>
@@ -26654,6 +27599,10 @@
         <w:gridCol w:w="2304"/>
       </w:tblGrid>
       <w:tr>
+        <w:trPr>
+          <w:cantSplit/>
+          <w:tblHeader/>
+        </w:trPr>
         <w:tc>
           <w:tcPr>
             <w:tcW w:type="dxa" w:w="1152"/>
@@ -26713,6 +27662,9 @@
         </w:tc>
       </w:tr>
       <w:tr>
+        <w:trPr>
+          <w:cantSplit/>
+        </w:trPr>
         <w:tc>
           <w:tcPr>
             <w:tcW w:type="dxa" w:w="1152"/>
@@ -26767,6 +27719,9 @@
         </w:tc>
       </w:tr>
       <w:tr>
+        <w:trPr>
+          <w:cantSplit/>
+        </w:trPr>
         <w:tc>
           <w:tcPr>
             <w:tcW w:type="dxa" w:w="1152"/>
@@ -26821,6 +27776,9 @@
         </w:tc>
       </w:tr>
       <w:tr>
+        <w:trPr>
+          <w:cantSplit/>
+        </w:trPr>
         <w:tc>
           <w:tcPr>
             <w:tcW w:type="dxa" w:w="1152"/>
@@ -26875,6 +27833,9 @@
         </w:tc>
       </w:tr>
       <w:tr>
+        <w:trPr>
+          <w:cantSplit/>
+        </w:trPr>
         <w:tc>
           <w:tcPr>
             <w:tcW w:type="dxa" w:w="1152"/>
@@ -26929,6 +27890,9 @@
         </w:tc>
       </w:tr>
       <w:tr>
+        <w:trPr>
+          <w:cantSplit/>
+        </w:trPr>
         <w:tc>
           <w:tcPr>
             <w:tcW w:type="dxa" w:w="1152"/>
@@ -26983,6 +27947,9 @@
         </w:tc>
       </w:tr>
       <w:tr>
+        <w:trPr>
+          <w:cantSplit/>
+        </w:trPr>
         <w:tc>
           <w:tcPr>
             <w:tcW w:type="dxa" w:w="1152"/>
@@ -27064,6 +28031,7 @@
     </w:p>
     <w:p>
       <w:pPr>
+        <w:keepNext/>
         <w:spacing w:after="120" w:before="280"/>
       </w:pPr>
       <w:r>
@@ -27092,6 +28060,7 @@
     </w:p>
     <w:p>
       <w:pPr>
+        <w:keepNext/>
         <w:spacing w:after="80" w:before="200"/>
       </w:pPr>
       <w:r>
@@ -27174,6 +28143,10 @@
         <w:gridCol w:w="3672"/>
       </w:tblGrid>
       <w:tr>
+        <w:trPr>
+          <w:cantSplit/>
+          <w:tblHeader/>
+        </w:trPr>
         <w:tc>
           <w:tcPr>
             <w:tcW w:type="dxa" w:w="4320"/>
@@ -27233,6 +28206,9 @@
         </w:tc>
       </w:tr>
       <w:tr>
+        <w:trPr>
+          <w:cantSplit/>
+        </w:trPr>
         <w:tc>
           <w:tcPr>
             <w:tcW w:type="dxa" w:w="4320"/>
@@ -27287,6 +28263,9 @@
         </w:tc>
       </w:tr>
       <w:tr>
+        <w:trPr>
+          <w:cantSplit/>
+        </w:trPr>
         <w:tc>
           <w:tcPr>
             <w:tcW w:type="dxa" w:w="4320"/>
@@ -27341,6 +28320,9 @@
         </w:tc>
       </w:tr>
       <w:tr>
+        <w:trPr>
+          <w:cantSplit/>
+        </w:trPr>
         <w:tc>
           <w:tcPr>
             <w:tcW w:type="dxa" w:w="4320"/>
@@ -27395,6 +28377,9 @@
         </w:tc>
       </w:tr>
       <w:tr>
+        <w:trPr>
+          <w:cantSplit/>
+        </w:trPr>
         <w:tc>
           <w:tcPr>
             <w:tcW w:type="dxa" w:w="4320"/>
@@ -27449,6 +28434,9 @@
         </w:tc>
       </w:tr>
       <w:tr>
+        <w:trPr>
+          <w:cantSplit/>
+        </w:trPr>
         <w:tc>
           <w:tcPr>
             <w:tcW w:type="dxa" w:w="4320"/>
@@ -27503,6 +28491,9 @@
         </w:tc>
       </w:tr>
       <w:tr>
+        <w:trPr>
+          <w:cantSplit/>
+        </w:trPr>
         <w:tc>
           <w:tcPr>
             <w:tcW w:type="dxa" w:w="4320"/>
@@ -27557,6 +28548,9 @@
         </w:tc>
       </w:tr>
       <w:tr>
+        <w:trPr>
+          <w:cantSplit/>
+        </w:trPr>
         <w:tc>
           <w:tcPr>
             <w:tcW w:type="dxa" w:w="4320"/>
@@ -27611,6 +28605,9 @@
         </w:tc>
       </w:tr>
       <w:tr>
+        <w:trPr>
+          <w:cantSplit/>
+        </w:trPr>
         <w:tc>
           <w:tcPr>
             <w:tcW w:type="dxa" w:w="4320"/>
@@ -27664,6 +28661,9 @@
         </w:tc>
       </w:tr>
       <w:tr>
+        <w:trPr>
+          <w:cantSplit/>
+        </w:trPr>
         <w:tc>
           <w:tcPr>
             <w:tcW w:type="dxa" w:w="4320"/>
@@ -27717,6 +28717,9 @@
         </w:tc>
       </w:tr>
       <w:tr>
+        <w:trPr>
+          <w:cantSplit/>
+        </w:trPr>
         <w:tc>
           <w:tcPr>
             <w:tcW w:type="dxa" w:w="4320"/>
@@ -27771,6 +28774,9 @@
         </w:tc>
       </w:tr>
       <w:tr>
+        <w:trPr>
+          <w:cantSplit/>
+        </w:trPr>
         <w:tc>
           <w:tcPr>
             <w:tcW w:type="dxa" w:w="4320"/>
@@ -27825,6 +28831,9 @@
         </w:tc>
       </w:tr>
       <w:tr>
+        <w:trPr>
+          <w:cantSplit/>
+        </w:trPr>
         <w:tc>
           <w:tcPr>
             <w:tcW w:type="dxa" w:w="4320"/>
@@ -27878,6 +28887,9 @@
         </w:tc>
       </w:tr>
       <w:tr>
+        <w:trPr>
+          <w:cantSplit/>
+        </w:trPr>
         <w:tc>
           <w:tcPr>
             <w:tcW w:type="dxa" w:w="4320"/>
@@ -27931,6 +28943,9 @@
         </w:tc>
       </w:tr>
       <w:tr>
+        <w:trPr>
+          <w:cantSplit/>
+        </w:trPr>
         <w:tc>
           <w:tcPr>
             <w:tcW w:type="dxa" w:w="4320"/>
@@ -27984,6 +28999,9 @@
         </w:tc>
       </w:tr>
       <w:tr>
+        <w:trPr>
+          <w:cantSplit/>
+        </w:trPr>
         <w:tc>
           <w:tcPr>
             <w:tcW w:type="dxa" w:w="4320"/>
@@ -28037,6 +29055,9 @@
         </w:tc>
       </w:tr>
       <w:tr>
+        <w:trPr>
+          <w:cantSplit/>
+        </w:trPr>
         <w:tc>
           <w:tcPr>
             <w:tcW w:type="dxa" w:w="4320"/>
@@ -28091,6 +29112,9 @@
         </w:tc>
       </w:tr>
       <w:tr>
+        <w:trPr>
+          <w:cantSplit/>
+        </w:trPr>
         <w:tc>
           <w:tcPr>
             <w:tcW w:type="dxa" w:w="4320"/>
@@ -28144,6 +29168,9 @@
         </w:tc>
       </w:tr>
       <w:tr>
+        <w:trPr>
+          <w:cantSplit/>
+        </w:trPr>
         <w:tc>
           <w:tcPr>
             <w:tcW w:type="dxa" w:w="4320"/>
@@ -28197,6 +29224,9 @@
         </w:tc>
       </w:tr>
       <w:tr>
+        <w:trPr>
+          <w:cantSplit/>
+        </w:trPr>
         <w:tc>
           <w:tcPr>
             <w:tcW w:type="dxa" w:w="4320"/>
@@ -28251,6 +29281,9 @@
         </w:tc>
       </w:tr>
       <w:tr>
+        <w:trPr>
+          <w:cantSplit/>
+        </w:trPr>
         <w:tc>
           <w:tcPr>
             <w:tcW w:type="dxa" w:w="4320"/>
@@ -28304,6 +29337,9 @@
         </w:tc>
       </w:tr>
       <w:tr>
+        <w:trPr>
+          <w:cantSplit/>
+        </w:trPr>
         <w:tc>
           <w:tcPr>
             <w:tcW w:type="dxa" w:w="4320"/>
@@ -28434,6 +29470,7 @@
     </w:p>
     <w:p>
       <w:pPr>
+        <w:keepNext/>
         <w:spacing w:after="80" w:before="200"/>
       </w:pPr>
       <w:r>
@@ -28516,6 +29553,10 @@
         <w:gridCol w:w="3672"/>
       </w:tblGrid>
       <w:tr>
+        <w:trPr>
+          <w:cantSplit/>
+          <w:tblHeader/>
+        </w:trPr>
         <w:tc>
           <w:tcPr>
             <w:tcW w:type="dxa" w:w="4320"/>
@@ -28575,6 +29616,9 @@
         </w:tc>
       </w:tr>
       <w:tr>
+        <w:trPr>
+          <w:cantSplit/>
+        </w:trPr>
         <w:tc>
           <w:tcPr>
             <w:tcW w:type="dxa" w:w="4320"/>
@@ -28629,6 +29673,9 @@
         </w:tc>
       </w:tr>
       <w:tr>
+        <w:trPr>
+          <w:cantSplit/>
+        </w:trPr>
         <w:tc>
           <w:tcPr>
             <w:tcW w:type="dxa" w:w="4320"/>
@@ -28683,6 +29730,9 @@
         </w:tc>
       </w:tr>
       <w:tr>
+        <w:trPr>
+          <w:cantSplit/>
+        </w:trPr>
         <w:tc>
           <w:tcPr>
             <w:tcW w:type="dxa" w:w="4320"/>
@@ -28736,6 +29786,9 @@
         </w:tc>
       </w:tr>
       <w:tr>
+        <w:trPr>
+          <w:cantSplit/>
+        </w:trPr>
         <w:tc>
           <w:tcPr>
             <w:tcW w:type="dxa" w:w="4320"/>
@@ -28789,6 +29842,9 @@
         </w:tc>
       </w:tr>
       <w:tr>
+        <w:trPr>
+          <w:cantSplit/>
+        </w:trPr>
         <w:tc>
           <w:tcPr>
             <w:tcW w:type="dxa" w:w="4320"/>
@@ -28843,6 +29899,9 @@
         </w:tc>
       </w:tr>
       <w:tr>
+        <w:trPr>
+          <w:cantSplit/>
+        </w:trPr>
         <w:tc>
           <w:tcPr>
             <w:tcW w:type="dxa" w:w="4320"/>
@@ -28896,6 +29955,9 @@
         </w:tc>
       </w:tr>
       <w:tr>
+        <w:trPr>
+          <w:cantSplit/>
+        </w:trPr>
         <w:tc>
           <w:tcPr>
             <w:tcW w:type="dxa" w:w="4320"/>
@@ -28950,6 +30012,9 @@
         </w:tc>
       </w:tr>
       <w:tr>
+        <w:trPr>
+          <w:cantSplit/>
+        </w:trPr>
         <w:tc>
           <w:tcPr>
             <w:tcW w:type="dxa" w:w="4320"/>
@@ -29003,6 +30068,9 @@
         </w:tc>
       </w:tr>
       <w:tr>
+        <w:trPr>
+          <w:cantSplit/>
+        </w:trPr>
         <w:tc>
           <w:tcPr>
             <w:tcW w:type="dxa" w:w="4320"/>
@@ -29056,6 +30124,9 @@
         </w:tc>
       </w:tr>
       <w:tr>
+        <w:trPr>
+          <w:cantSplit/>
+        </w:trPr>
         <w:tc>
           <w:tcPr>
             <w:tcW w:type="dxa" w:w="4320"/>
@@ -29109,6 +30180,9 @@
         </w:tc>
       </w:tr>
       <w:tr>
+        <w:trPr>
+          <w:cantSplit/>
+        </w:trPr>
         <w:tc>
           <w:tcPr>
             <w:tcW w:type="dxa" w:w="4320"/>
@@ -29162,6 +30236,9 @@
         </w:tc>
       </w:tr>
       <w:tr>
+        <w:trPr>
+          <w:cantSplit/>
+        </w:trPr>
         <w:tc>
           <w:tcPr>
             <w:tcW w:type="dxa" w:w="4320"/>
@@ -29215,6 +30292,9 @@
         </w:tc>
       </w:tr>
       <w:tr>
+        <w:trPr>
+          <w:cantSplit/>
+        </w:trPr>
         <w:tc>
           <w:tcPr>
             <w:tcW w:type="dxa" w:w="4320"/>
@@ -29269,6 +30349,9 @@
         </w:tc>
       </w:tr>
       <w:tr>
+        <w:trPr>
+          <w:cantSplit/>
+        </w:trPr>
         <w:tc>
           <w:tcPr>
             <w:tcW w:type="dxa" w:w="4320"/>
@@ -29322,6 +30405,9 @@
         </w:tc>
       </w:tr>
       <w:tr>
+        <w:trPr>
+          <w:cantSplit/>
+        </w:trPr>
         <w:tc>
           <w:tcPr>
             <w:tcW w:type="dxa" w:w="4320"/>
@@ -29375,6 +30461,9 @@
         </w:tc>
       </w:tr>
       <w:tr>
+        <w:trPr>
+          <w:cantSplit/>
+        </w:trPr>
         <w:tc>
           <w:tcPr>
             <w:tcW w:type="dxa" w:w="4320"/>
@@ -29428,6 +30517,9 @@
         </w:tc>
       </w:tr>
       <w:tr>
+        <w:trPr>
+          <w:cantSplit/>
+        </w:trPr>
         <w:tc>
           <w:tcPr>
             <w:tcW w:type="dxa" w:w="4320"/>
@@ -29481,6 +30573,9 @@
         </w:tc>
       </w:tr>
       <w:tr>
+        <w:trPr>
+          <w:cantSplit/>
+        </w:trPr>
         <w:tc>
           <w:tcPr>
             <w:tcW w:type="dxa" w:w="4320"/>
@@ -29534,6 +30629,9 @@
         </w:tc>
       </w:tr>
       <w:tr>
+        <w:trPr>
+          <w:cantSplit/>
+        </w:trPr>
         <w:tc>
           <w:tcPr>
             <w:tcW w:type="dxa" w:w="4320"/>
@@ -29587,6 +30685,9 @@
         </w:tc>
       </w:tr>
       <w:tr>
+        <w:trPr>
+          <w:cantSplit/>
+        </w:trPr>
         <w:tc>
           <w:tcPr>
             <w:tcW w:type="dxa" w:w="4320"/>
@@ -29640,6 +30741,9 @@
         </w:tc>
       </w:tr>
       <w:tr>
+        <w:trPr>
+          <w:cantSplit/>
+        </w:trPr>
         <w:tc>
           <w:tcPr>
             <w:tcW w:type="dxa" w:w="4320"/>
@@ -29693,6 +30797,9 @@
         </w:tc>
       </w:tr>
       <w:tr>
+        <w:trPr>
+          <w:cantSplit/>
+        </w:trPr>
         <w:tc>
           <w:tcPr>
             <w:tcW w:type="dxa" w:w="4320"/>
@@ -29746,6 +30853,9 @@
         </w:tc>
       </w:tr>
       <w:tr>
+        <w:trPr>
+          <w:cantSplit/>
+        </w:trPr>
         <w:tc>
           <w:tcPr>
             <w:tcW w:type="dxa" w:w="4320"/>
@@ -29799,6 +30909,9 @@
         </w:tc>
       </w:tr>
       <w:tr>
+        <w:trPr>
+          <w:cantSplit/>
+        </w:trPr>
         <w:tc>
           <w:tcPr>
             <w:tcW w:type="dxa" w:w="4320"/>
@@ -29852,6 +30965,9 @@
         </w:tc>
       </w:tr>
       <w:tr>
+        <w:trPr>
+          <w:cantSplit/>
+        </w:trPr>
         <w:tc>
           <w:tcPr>
             <w:tcW w:type="dxa" w:w="4320"/>
@@ -29905,6 +31021,9 @@
         </w:tc>
       </w:tr>
       <w:tr>
+        <w:trPr>
+          <w:cantSplit/>
+        </w:trPr>
         <w:tc>
           <w:tcPr>
             <w:tcW w:type="dxa" w:w="4320"/>
@@ -29958,6 +31077,9 @@
         </w:tc>
       </w:tr>
       <w:tr>
+        <w:trPr>
+          <w:cantSplit/>
+        </w:trPr>
         <w:tc>
           <w:tcPr>
             <w:tcW w:type="dxa" w:w="4320"/>
@@ -30088,6 +31210,7 @@
     </w:p>
     <w:p>
       <w:pPr>
+        <w:keepNext/>
         <w:spacing w:after="80" w:before="200"/>
       </w:pPr>
       <w:r>
@@ -30170,6 +31293,10 @@
         <w:gridCol w:w="3672"/>
       </w:tblGrid>
       <w:tr>
+        <w:trPr>
+          <w:cantSplit/>
+          <w:tblHeader/>
+        </w:trPr>
         <w:tc>
           <w:tcPr>
             <w:tcW w:type="dxa" w:w="4320"/>
@@ -30229,6 +31356,9 @@
         </w:tc>
       </w:tr>
       <w:tr>
+        <w:trPr>
+          <w:cantSplit/>
+        </w:trPr>
         <w:tc>
           <w:tcPr>
             <w:tcW w:type="dxa" w:w="4320"/>
@@ -30283,6 +31413,9 @@
         </w:tc>
       </w:tr>
       <w:tr>
+        <w:trPr>
+          <w:cantSplit/>
+        </w:trPr>
         <w:tc>
           <w:tcPr>
             <w:tcW w:type="dxa" w:w="4320"/>
@@ -30337,6 +31470,9 @@
         </w:tc>
       </w:tr>
       <w:tr>
+        <w:trPr>
+          <w:cantSplit/>
+        </w:trPr>
         <w:tc>
           <w:tcPr>
             <w:tcW w:type="dxa" w:w="4320"/>
@@ -30391,6 +31527,9 @@
         </w:tc>
       </w:tr>
       <w:tr>
+        <w:trPr>
+          <w:cantSplit/>
+        </w:trPr>
         <w:tc>
           <w:tcPr>
             <w:tcW w:type="dxa" w:w="4320"/>
@@ -30445,6 +31584,9 @@
         </w:tc>
       </w:tr>
       <w:tr>
+        <w:trPr>
+          <w:cantSplit/>
+        </w:trPr>
         <w:tc>
           <w:tcPr>
             <w:tcW w:type="dxa" w:w="4320"/>
@@ -30498,6 +31640,9 @@
         </w:tc>
       </w:tr>
       <w:tr>
+        <w:trPr>
+          <w:cantSplit/>
+        </w:trPr>
         <w:tc>
           <w:tcPr>
             <w:tcW w:type="dxa" w:w="4320"/>
@@ -30551,6 +31696,9 @@
         </w:tc>
       </w:tr>
       <w:tr>
+        <w:trPr>
+          <w:cantSplit/>
+        </w:trPr>
         <w:tc>
           <w:tcPr>
             <w:tcW w:type="dxa" w:w="4320"/>
@@ -30604,6 +31752,9 @@
         </w:tc>
       </w:tr>
       <w:tr>
+        <w:trPr>
+          <w:cantSplit/>
+        </w:trPr>
         <w:tc>
           <w:tcPr>
             <w:tcW w:type="dxa" w:w="4320"/>
@@ -30657,6 +31808,9 @@
         </w:tc>
       </w:tr>
       <w:tr>
+        <w:trPr>
+          <w:cantSplit/>
+        </w:trPr>
         <w:tc>
           <w:tcPr>
             <w:tcW w:type="dxa" w:w="4320"/>
@@ -30710,6 +31864,9 @@
         </w:tc>
       </w:tr>
       <w:tr>
+        <w:trPr>
+          <w:cantSplit/>
+        </w:trPr>
         <w:tc>
           <w:tcPr>
             <w:tcW w:type="dxa" w:w="4320"/>
@@ -30763,6 +31920,9 @@
         </w:tc>
       </w:tr>
       <w:tr>
+        <w:trPr>
+          <w:cantSplit/>
+        </w:trPr>
         <w:tc>
           <w:tcPr>
             <w:tcW w:type="dxa" w:w="4320"/>
@@ -30894,6 +32054,10 @@
         <w:gridCol w:w="1541"/>
       </w:tblGrid>
       <w:tr>
+        <w:trPr>
+          <w:cantSplit/>
+          <w:tblHeader/>
+        </w:trPr>
         <w:tc>
           <w:tcPr>
             <w:tcW w:type="dxa" w:w="2232"/>
@@ -31010,6 +32174,9 @@
         </w:tc>
       </w:tr>
       <w:tr>
+        <w:trPr>
+          <w:cantSplit/>
+        </w:trPr>
         <w:tc>
           <w:tcPr>
             <w:tcW w:type="dxa" w:w="2232"/>
@@ -31119,6 +32286,9 @@
         </w:tc>
       </w:tr>
       <w:tr>
+        <w:trPr>
+          <w:cantSplit/>
+        </w:trPr>
         <w:tc>
           <w:tcPr>
             <w:tcW w:type="dxa" w:w="2232"/>
@@ -31228,6 +32398,9 @@
         </w:tc>
       </w:tr>
       <w:tr>
+        <w:trPr>
+          <w:cantSplit/>
+        </w:trPr>
         <w:tc>
           <w:tcPr>
             <w:tcW w:type="dxa" w:w="2232"/>
@@ -31386,6 +32559,7 @@
     </w:p>
     <w:p>
       <w:pPr>
+        <w:keepNext/>
         <w:spacing w:after="80" w:before="200"/>
       </w:pPr>
       <w:r>
@@ -31427,6 +32601,10 @@
         <w:gridCol w:w="4608"/>
       </w:tblGrid>
       <w:tr>
+        <w:trPr>
+          <w:cantSplit/>
+          <w:tblHeader/>
+        </w:trPr>
         <w:tc>
           <w:tcPr>
             <w:tcW w:type="dxa" w:w="3312"/>
@@ -31505,6 +32683,9 @@
         </w:tc>
       </w:tr>
       <w:tr>
+        <w:trPr>
+          <w:cantSplit/>
+        </w:trPr>
         <w:tc>
           <w:tcPr>
             <w:tcW w:type="dxa" w:w="3312"/>
@@ -31577,6 +32758,9 @@
         </w:tc>
       </w:tr>
       <w:tr>
+        <w:trPr>
+          <w:cantSplit/>
+        </w:trPr>
         <w:tc>
           <w:tcPr>
             <w:tcW w:type="dxa" w:w="3312"/>
@@ -31649,6 +32833,9 @@
         </w:tc>
       </w:tr>
       <w:tr>
+        <w:trPr>
+          <w:cantSplit/>
+        </w:trPr>
         <w:tc>
           <w:tcPr>
             <w:tcW w:type="dxa" w:w="3312"/>
@@ -31721,6 +32908,9 @@
         </w:tc>
       </w:tr>
       <w:tr>
+        <w:trPr>
+          <w:cantSplit/>
+        </w:trPr>
         <w:tc>
           <w:tcPr>
             <w:tcW w:type="dxa" w:w="3312"/>
@@ -31800,6 +32990,7 @@
     </w:p>
     <w:p>
       <w:pPr>
+        <w:keepNext/>
         <w:spacing w:after="80" w:before="200"/>
       </w:pPr>
       <w:r>
@@ -31896,6 +33087,7 @@
     </w:p>
     <w:p>
       <w:pPr>
+        <w:keepNext/>
         <w:spacing w:after="80" w:before="200"/>
       </w:pPr>
       <w:r>
@@ -31936,6 +33128,10 @@
         <w:gridCol w:w="5904"/>
       </w:tblGrid>
       <w:tr>
+        <w:trPr>
+          <w:cantSplit/>
+          <w:tblHeader/>
+        </w:trPr>
         <w:tc>
           <w:tcPr>
             <w:tcW w:type="dxa" w:w="2736"/>
@@ -31995,6 +33191,9 @@
         </w:tc>
       </w:tr>
       <w:tr>
+        <w:trPr>
+          <w:cantSplit/>
+        </w:trPr>
         <w:tc>
           <w:tcPr>
             <w:tcW w:type="dxa" w:w="2736"/>
@@ -32049,6 +33248,9 @@
         </w:tc>
       </w:tr>
       <w:tr>
+        <w:trPr>
+          <w:cantSplit/>
+        </w:trPr>
         <w:tc>
           <w:tcPr>
             <w:tcW w:type="dxa" w:w="2736"/>
@@ -32103,6 +33305,9 @@
         </w:tc>
       </w:tr>
       <w:tr>
+        <w:trPr>
+          <w:cantSplit/>
+        </w:trPr>
         <w:tc>
           <w:tcPr>
             <w:tcW w:type="dxa" w:w="2736"/>
@@ -32157,6 +33362,9 @@
         </w:tc>
       </w:tr>
       <w:tr>
+        <w:trPr>
+          <w:cantSplit/>
+        </w:trPr>
         <w:tc>
           <w:tcPr>
             <w:tcW w:type="dxa" w:w="2736"/>
@@ -32211,6 +33419,9 @@
         </w:tc>
       </w:tr>
       <w:tr>
+        <w:trPr>
+          <w:cantSplit/>
+        </w:trPr>
         <w:tc>
           <w:tcPr>
             <w:tcW w:type="dxa" w:w="2736"/>
@@ -32286,6 +33497,7 @@
     </w:p>
     <w:p>
       <w:pPr>
+        <w:keepNext/>
         <w:spacing w:after="120" w:before="280"/>
       </w:pPr>
       <w:r>
@@ -32328,6 +33540,7 @@
     </w:p>
     <w:p>
       <w:pPr>
+        <w:keepNext/>
         <w:spacing w:after="120" w:before="280"/>
       </w:pPr>
       <w:r>

--- a/engine/egch_study/EGCH_Valuation_Study_08-08-2026.docx
+++ b/engine/egch_study/EGCH_Valuation_Study_08-08-2026.docx
@@ -246,7 +246,7 @@
           <w:color w:val="1C3A36"/>
           <w:sz w:val="21"/>
         </w:rPr>
-        <w:t>Four lenses put this company between EGP 0.00 and EGP 6.92 a share. It trades at EGP 13.98. The gap is not a rounding difference and it does not close under any single assumption: the cheapest lens to satisfy — a peer multiple on forward operating profit — still lands at EGP 6.92, and that lens reaches its answer only by never asking what the capital programme does to cash.</w:t>
+        <w:t>Four lenses put this company between EGP 0.00 and EGP 7.34 a share. It trades at EGP 13.98. The gap is not a rounding difference and it does not close under any single assumption: the cheapest lens to satisfy — a peer multiple on forward operating profit — still lands at EGP 7.34, and that lens reaches its answer only by never asking what the capital programme does to cash.</w:t>
       </w:r>
     </w:p>
     <w:p>
@@ -274,7 +274,7 @@
           <w:color w:val="1C3A36"/>
           <w:sz w:val="21"/>
         </w:rPr>
-        <w:t>Read the other way round: the traded price is reproduced by this model only at a flat nominal discount rate of about 10.1%, against a sovereign ten-year yield of 23.0% on the same day. That is the disagreement stated precisely rather than argued.</w:t>
+        <w:t>Read the other way round: the traded price is reproduced by this model only at a flat nominal discount rate of about 7.9%, against a sovereign ten-year yield of 23.0% on the same day. That is the disagreement stated precisely rather than argued.</w:t>
       </w:r>
     </w:p>
     <w:p>
@@ -456,7 +456,7 @@
                 <w:color w:val="1C3A36"/>
                 <w:sz w:val="15"/>
               </w:rPr>
-              <w:t>Five-year free cash flow to the firm on a cost of capital gliding from 25.0% to 20.4%, terminal growth 7.0%</w:t>
+              <w:t>Five-year free cash flow to the firm on a cost of capital gliding from 24.4% to 19.8%, terminal growth 5.0%</w:t>
             </w:r>
           </w:p>
         </w:tc>
@@ -474,7 +474,7 @@
                 <w:color w:val="1C3A36"/>
                 <w:sz w:val="15"/>
               </w:rPr>
-              <w:t>-2.87 to 1.47</w:t>
+              <w:t>-2.45 to 1.78</w:t>
             </w:r>
           </w:p>
         </w:tc>
@@ -492,7 +492,7 @@
                 <w:color w:val="1C3A36"/>
                 <w:sz w:val="15"/>
               </w:rPr>
-              <w:t>-0.79</w:t>
+              <w:t>-0.67</w:t>
             </w:r>
           </w:p>
         </w:tc>
@@ -510,7 +510,7 @@
                 <w:color w:val="1C3A36"/>
                 <w:sz w:val="15"/>
               </w:rPr>
-              <w:t>-106%</w:t>
+              <w:t>-105%</w:t>
             </w:r>
           </w:p>
         </w:tc>
@@ -567,7 +567,7 @@
                 <w:color w:val="1C3A36"/>
                 <w:sz w:val="15"/>
               </w:rPr>
-              <w:t>0.70 to 2.55</w:t>
+              <w:t>1.45 to 3.40</w:t>
             </w:r>
           </w:p>
         </w:tc>
@@ -585,7 +585,7 @@
                 <w:color w:val="1C3A36"/>
                 <w:sz w:val="15"/>
               </w:rPr>
-              <w:t>2.49</w:t>
+              <w:t>3.34</w:t>
             </w:r>
           </w:p>
         </w:tc>
@@ -603,7 +603,7 @@
                 <w:color w:val="1C3A36"/>
                 <w:sz w:val="15"/>
               </w:rPr>
-              <w:t>-82%</w:t>
+              <w:t>-76%</w:t>
             </w:r>
           </w:p>
         </w:tc>
@@ -660,7 +660,7 @@
                 <w:color w:val="1C3A36"/>
                 <w:sz w:val="15"/>
               </w:rPr>
-              <w:t>3.52 to 10.31</w:t>
+              <w:t>3.80 to 10.88</w:t>
             </w:r>
           </w:p>
         </w:tc>
@@ -678,7 +678,7 @@
                 <w:color w:val="1C3A36"/>
                 <w:sz w:val="15"/>
               </w:rPr>
-              <w:t>6.92</w:t>
+              <w:t>7.34</w:t>
             </w:r>
           </w:p>
         </w:tc>
@@ -696,7 +696,7 @@
                 <w:color w:val="1C3A36"/>
                 <w:sz w:val="15"/>
               </w:rPr>
-              <w:t>-51%</w:t>
+              <w:t>-47%</w:t>
             </w:r>
           </w:p>
         </w:tc>
@@ -864,7 +864,7 @@
                 <w:color w:val="1C3A36"/>
                 <w:sz w:val="15"/>
               </w:rPr>
-              <w:t>0.00</w:t>
+              <w:t>0.58</w:t>
             </w:r>
           </w:p>
         </w:tc>
@@ -882,7 +882,7 @@
                 <w:color w:val="1C3A36"/>
                 <w:sz w:val="15"/>
               </w:rPr>
-              <w:t>-100%</w:t>
+              <w:t>-96%</w:t>
             </w:r>
           </w:p>
         </w:tc>
@@ -945,7 +945,7 @@
                 <w:color w:val="1C3A36"/>
                 <w:sz w:val="15"/>
               </w:rPr>
-              <w:t>0.00 to 6.92</w:t>
+              <w:t>0.00 to 7.34</w:t>
             </w:r>
           </w:p>
         </w:tc>
@@ -1188,7 +1188,7 @@
                 <w:color w:val="1C3A36"/>
                 <w:sz w:val="15"/>
               </w:rPr>
-              <w:t>0.14</w:t>
+              <w:t>-0.02</w:t>
             </w:r>
           </w:p>
         </w:tc>
@@ -1206,7 +1206,7 @@
                 <w:color w:val="1C3A36"/>
                 <w:sz w:val="15"/>
               </w:rPr>
-              <w:t>-99%</w:t>
+              <w:t>-100%</w:t>
             </w:r>
           </w:p>
         </w:tc>
@@ -1281,7 +1281,7 @@
                 <w:color w:val="1C3A36"/>
                 <w:sz w:val="15"/>
               </w:rPr>
-              <w:t>-1.48</w:t>
+              <w:t>-1.17</w:t>
             </w:r>
           </w:p>
         </w:tc>
@@ -1299,7 +1299,7 @@
                 <w:color w:val="1C3A36"/>
                 <w:sz w:val="15"/>
               </w:rPr>
-              <w:t>-111%</w:t>
+              <w:t>-108%</w:t>
             </w:r>
           </w:p>
         </w:tc>
@@ -1374,7 +1374,7 @@
                 <w:color w:val="1C3A36"/>
                 <w:sz w:val="15"/>
               </w:rPr>
-              <w:t>-0.81</w:t>
+              <w:t>-0.67</w:t>
             </w:r>
           </w:p>
         </w:tc>
@@ -1392,7 +1392,7 @@
                 <w:color w:val="1C3A36"/>
                 <w:sz w:val="15"/>
               </w:rPr>
-              <w:t>-106%</w:t>
+              <w:t>-105%</w:t>
             </w:r>
           </w:p>
         </w:tc>
@@ -1467,7 +1467,7 @@
                 <w:color w:val="1C3A36"/>
                 <w:sz w:val="15"/>
               </w:rPr>
-              <w:t>-0.15</w:t>
+              <w:t>-0.20</w:t>
             </w:r>
           </w:p>
         </w:tc>
@@ -1560,7 +1560,7 @@
                 <w:color w:val="1C3A36"/>
                 <w:sz w:val="15"/>
               </w:rPr>
-              <w:t>-2.58</w:t>
+              <w:t>-2.55</w:t>
             </w:r>
           </w:p>
         </w:tc>
@@ -1653,7 +1653,7 @@
                 <w:color w:val="1C3A36"/>
                 <w:sz w:val="15"/>
               </w:rPr>
-              <w:t>-0.64</w:t>
+              <w:t>-0.45</w:t>
             </w:r>
           </w:p>
         </w:tc>
@@ -1671,7 +1671,7 @@
                 <w:color w:val="1C3A36"/>
                 <w:sz w:val="15"/>
               </w:rPr>
-              <w:t>-105%</w:t>
+              <w:t>-103%</w:t>
             </w:r>
           </w:p>
         </w:tc>
@@ -1746,7 +1746,7 @@
                 <w:color w:val="1C3A36"/>
                 <w:sz w:val="15"/>
               </w:rPr>
-              <w:t>-1.57</w:t>
+              <w:t>-1.48</w:t>
             </w:r>
           </w:p>
         </w:tc>
@@ -1839,7 +1839,7 @@
                 <w:color w:val="1C3A36"/>
                 <w:sz w:val="15"/>
               </w:rPr>
-              <w:t>-0.22</w:t>
+              <w:t>-0.41</w:t>
             </w:r>
           </w:p>
         </w:tc>
@@ -1857,7 +1857,7 @@
                 <w:color w:val="1C3A36"/>
                 <w:sz w:val="15"/>
               </w:rPr>
-              <w:t>-102%</w:t>
+              <w:t>-103%</w:t>
             </w:r>
           </w:p>
         </w:tc>
@@ -1932,7 +1932,7 @@
                 <w:color w:val="1C3A36"/>
                 <w:sz w:val="15"/>
               </w:rPr>
-              <w:t>-1.01</w:t>
+              <w:t>-0.90</w:t>
             </w:r>
           </w:p>
         </w:tc>
@@ -1950,7 +1950,7 @@
                 <w:color w:val="1C3A36"/>
                 <w:sz w:val="15"/>
               </w:rPr>
-              <w:t>-107%</w:t>
+              <w:t>-106%</w:t>
             </w:r>
           </w:p>
         </w:tc>
@@ -2100,7 +2100,7 @@
                 <w:color w:val="1C3A36"/>
                 <w:sz w:val="17"/>
               </w:rPr>
-              <w:t>90.3%</w:t>
+              <w:t>65.3%</w:t>
             </w:r>
           </w:p>
         </w:tc>
@@ -2118,7 +2118,7 @@
                 <w:color w:val="1C3A36"/>
                 <w:sz w:val="17"/>
               </w:rPr>
-              <w:t>32.4%</w:t>
+              <w:t>31.2%</w:t>
             </w:r>
           </w:p>
         </w:tc>
@@ -2208,7 +2208,7 @@
           <w:color w:val="1C3A36"/>
           <w:sz w:val="21"/>
         </w:rPr>
-        <w:t>The alternative readings are shown so that each genuinely contested choice in the construction can be priced rather than argued. The widest of them is the gas price: moving from the price the company's own loss disclosure implies to the contract formula price in its operating agreement is worth EGP 1.79 a share. The narrowest is terminal growth, worth EGP 0.02. Not one of them, alone or together, reaches the traded price — which is the finding this study reports, and the reason the headline states the discount rate the market itself implies rather than asserting that the market is wrong.</w:t>
+        <w:t>The alternative readings are shown so that each genuinely contested choice in the construction can be priced rather than argued. The widest of them is the gas price: moving from the price the company's own loss disclosure implies to the contract formula price in its operating agreement is worth EGP 1.89 a share. The narrowest is terminal growth, worth EGP 0.00. Not one of them, alone or together, reaches the traded price — which is the finding this study reports, and the reason the headline states the discount rate the market itself implies rather than asserting that the market is wrong.</w:t>
       </w:r>
     </w:p>
     <w:p>
@@ -3063,7 +3063,7 @@
                 <w:color w:val="1C3A36"/>
                 <w:sz w:val="16"/>
               </w:rPr>
-              <w:t>11,014</w:t>
+              <w:t>11,310</w:t>
             </w:r>
           </w:p>
         </w:tc>
@@ -3081,7 +3081,7 @@
                 <w:color w:val="1C3A36"/>
                 <w:sz w:val="16"/>
               </w:rPr>
-              <w:t>11,101</w:t>
+              <w:t>11,539</w:t>
             </w:r>
           </w:p>
         </w:tc>
@@ -3099,7 +3099,7 @@
                 <w:color w:val="1C3A36"/>
                 <w:sz w:val="16"/>
               </w:rPr>
-              <w:t>11,160</w:t>
+              <w:t>11,626</w:t>
             </w:r>
           </w:p>
         </w:tc>
@@ -3117,7 +3117,7 @@
                 <w:color w:val="1C3A36"/>
                 <w:sz w:val="16"/>
               </w:rPr>
-              <w:t>11,387</w:t>
+              <w:t>11,863</w:t>
             </w:r>
           </w:p>
         </w:tc>
@@ -3135,7 +3135,7 @@
                 <w:color w:val="1C3A36"/>
                 <w:sz w:val="16"/>
               </w:rPr>
-              <w:t>11,822</w:t>
+              <w:t>12,303</w:t>
             </w:r>
           </w:p>
         </w:tc>
@@ -3179,7 +3179,7 @@
                 <w:color w:val="1C3A36"/>
                 <w:sz w:val="16"/>
               </w:rPr>
-              <w:t>4,497</w:t>
+              <w:t>4,684</w:t>
             </w:r>
           </w:p>
         </w:tc>
@@ -3199,7 +3199,7 @@
                 <w:color w:val="1C3A36"/>
                 <w:sz w:val="16"/>
               </w:rPr>
-              <w:t>4,172</w:t>
+              <w:t>4,436</w:t>
             </w:r>
           </w:p>
         </w:tc>
@@ -3219,7 +3219,7 @@
                 <w:color w:val="1C3A36"/>
                 <w:sz w:val="16"/>
               </w:rPr>
-              <w:t>3,806</w:t>
+              <w:t>4,074</w:t>
             </w:r>
           </w:p>
         </w:tc>
@@ -3239,7 +3239,7 @@
                 <w:color w:val="1C3A36"/>
                 <w:sz w:val="16"/>
               </w:rPr>
-              <w:t>3,585</w:t>
+              <w:t>3,849</w:t>
             </w:r>
           </w:p>
         </w:tc>
@@ -3259,7 +3259,7 @@
                 <w:color w:val="1C3A36"/>
                 <w:sz w:val="16"/>
               </w:rPr>
-              <w:t>3,537</w:t>
+              <w:t>3,797</w:t>
             </w:r>
           </w:p>
         </w:tc>
@@ -3317,7 +3317,7 @@
                 <w:color w:val="1C3A36"/>
                 <w:sz w:val="16"/>
               </w:rPr>
-              <w:t>906</w:t>
+              <w:t>1,009</w:t>
             </w:r>
           </w:p>
         </w:tc>
@@ -3335,7 +3335,7 @@
                 <w:color w:val="1C3A36"/>
                 <w:sz w:val="16"/>
               </w:rPr>
-              <w:t>921</w:t>
+              <w:t>1,147</w:t>
             </w:r>
           </w:p>
         </w:tc>
@@ -3353,7 +3353,7 @@
                 <w:color w:val="1C3A36"/>
                 <w:sz w:val="16"/>
               </w:rPr>
-              <w:t>937</w:t>
+              <w:t>1,292</w:t>
             </w:r>
           </w:p>
         </w:tc>
@@ -3371,7 +3371,7 @@
                 <w:color w:val="1C3A36"/>
                 <w:sz w:val="16"/>
               </w:rPr>
-              <w:t>952</w:t>
+              <w:t>1,434</w:t>
             </w:r>
           </w:p>
         </w:tc>
@@ -3415,7 +3415,7 @@
                 <w:color w:val="1C3A36"/>
                 <w:sz w:val="16"/>
               </w:rPr>
-              <w:t>3,607</w:t>
+              <w:t>3,793</w:t>
             </w:r>
           </w:p>
         </w:tc>
@@ -3435,7 +3435,7 @@
                 <w:color w:val="1C3A36"/>
                 <w:sz w:val="16"/>
               </w:rPr>
-              <w:t>3,266</w:t>
+              <w:t>3,427</w:t>
             </w:r>
           </w:p>
         </w:tc>
@@ -3455,7 +3455,7 @@
                 <w:color w:val="1C3A36"/>
                 <w:sz w:val="16"/>
               </w:rPr>
-              <w:t>2,884</w:t>
+              <w:t>2,928</w:t>
             </w:r>
           </w:p>
         </w:tc>
@@ -3475,7 +3475,7 @@
                 <w:color w:val="1C3A36"/>
                 <w:sz w:val="16"/>
               </w:rPr>
-              <w:t>2,648</w:t>
+              <w:t>2,556</w:t>
             </w:r>
           </w:p>
         </w:tc>
@@ -3495,7 +3495,7 @@
                 <w:color w:val="1C3A36"/>
                 <w:sz w:val="16"/>
               </w:rPr>
-              <w:t>2,585</w:t>
+              <w:t>2,363</w:t>
             </w:r>
           </w:p>
         </w:tc>
@@ -3535,7 +3535,7 @@
                 <w:color w:val="1C3A36"/>
                 <w:sz w:val="16"/>
               </w:rPr>
-              <w:t>2,795</w:t>
+              <w:t>2,940</w:t>
             </w:r>
           </w:p>
         </w:tc>
@@ -3553,7 +3553,7 @@
                 <w:color w:val="1C3A36"/>
                 <w:sz w:val="16"/>
               </w:rPr>
-              <w:t>2,531</w:t>
+              <w:t>2,656</w:t>
             </w:r>
           </w:p>
         </w:tc>
@@ -3571,7 +3571,7 @@
                 <w:color w:val="1C3A36"/>
                 <w:sz w:val="16"/>
               </w:rPr>
-              <w:t>2,235</w:t>
+              <w:t>2,269</w:t>
             </w:r>
           </w:p>
         </w:tc>
@@ -3589,7 +3589,7 @@
                 <w:color w:val="1C3A36"/>
                 <w:sz w:val="16"/>
               </w:rPr>
-              <w:t>2,052</w:t>
+              <w:t>1,981</w:t>
             </w:r>
           </w:p>
         </w:tc>
@@ -3607,7 +3607,7 @@
                 <w:color w:val="1C3A36"/>
                 <w:sz w:val="16"/>
               </w:rPr>
-              <w:t>2,003</w:t>
+              <w:t>1,831</w:t>
             </w:r>
           </w:p>
         </w:tc>
@@ -3665,7 +3665,7 @@
                 <w:color w:val="1C3A36"/>
                 <w:sz w:val="16"/>
               </w:rPr>
-              <w:t>906</w:t>
+              <w:t>1,009</w:t>
             </w:r>
           </w:p>
         </w:tc>
@@ -3683,7 +3683,7 @@
                 <w:color w:val="1C3A36"/>
                 <w:sz w:val="16"/>
               </w:rPr>
-              <w:t>921</w:t>
+              <w:t>1,147</w:t>
             </w:r>
           </w:p>
         </w:tc>
@@ -3701,7 +3701,7 @@
                 <w:color w:val="1C3A36"/>
                 <w:sz w:val="16"/>
               </w:rPr>
-              <w:t>937</w:t>
+              <w:t>1,292</w:t>
             </w:r>
           </w:p>
         </w:tc>
@@ -3719,7 +3719,7 @@
                 <w:color w:val="1C3A36"/>
                 <w:sz w:val="16"/>
               </w:rPr>
-              <w:t>952</w:t>
+              <w:t>1,434</w:t>
             </w:r>
           </w:p>
         </w:tc>
@@ -3759,7 +3759,7 @@
                 <w:color w:val="1C3A36"/>
                 <w:sz w:val="16"/>
               </w:rPr>
-              <w:t>-2,722</w:t>
+              <w:t>-2,725</w:t>
             </w:r>
           </w:p>
         </w:tc>
@@ -3777,7 +3777,7 @@
                 <w:color w:val="1C3A36"/>
                 <w:sz w:val="16"/>
               </w:rPr>
-              <w:t>-3,224</w:t>
+              <w:t>-3,229</w:t>
             </w:r>
           </w:p>
         </w:tc>
@@ -3795,7 +3795,7 @@
                 <w:color w:val="1C3A36"/>
                 <w:sz w:val="16"/>
               </w:rPr>
-              <w:t>-3,425</w:t>
+              <w:t>-3,430</w:t>
             </w:r>
           </w:p>
         </w:tc>
@@ -3813,7 +3813,7 @@
                 <w:color w:val="1C3A36"/>
                 <w:sz w:val="16"/>
               </w:rPr>
-              <w:t>-3,327</w:t>
+              <w:t>-3,332</w:t>
             </w:r>
           </w:p>
         </w:tc>
@@ -3831,7 +3831,7 @@
                 <w:color w:val="1C3A36"/>
                 <w:sz w:val="16"/>
               </w:rPr>
-              <w:t>-2,621</w:t>
+              <w:t>-2,627</w:t>
             </w:r>
           </w:p>
         </w:tc>
@@ -3871,7 +3871,7 @@
                 <w:color w:val="1C3A36"/>
                 <w:sz w:val="16"/>
               </w:rPr>
-              <w:t>-94</w:t>
+              <w:t>858</w:t>
             </w:r>
           </w:p>
         </w:tc>
@@ -3889,7 +3889,7 @@
                 <w:color w:val="1C3A36"/>
                 <w:sz w:val="16"/>
               </w:rPr>
-              <w:t>-87</w:t>
+              <w:t>-134</w:t>
             </w:r>
           </w:p>
         </w:tc>
@@ -3907,7 +3907,7 @@
                 <w:color w:val="1C3A36"/>
                 <w:sz w:val="16"/>
               </w:rPr>
-              <w:t>-86</w:t>
+              <w:t>-121</w:t>
             </w:r>
           </w:p>
         </w:tc>
@@ -3925,7 +3925,7 @@
                 <w:color w:val="1C3A36"/>
                 <w:sz w:val="16"/>
               </w:rPr>
-              <w:t>-101</w:t>
+              <w:t>-134</w:t>
             </w:r>
           </w:p>
         </w:tc>
@@ -3943,7 +3943,7 @@
                 <w:color w:val="1C3A36"/>
                 <w:sz w:val="16"/>
               </w:rPr>
-              <w:t>-123</w:t>
+              <w:t>-154</w:t>
             </w:r>
           </w:p>
         </w:tc>
@@ -3987,7 +3987,7 @@
                 <w:color w:val="1C3A36"/>
                 <w:sz w:val="16"/>
               </w:rPr>
-              <w:t>870</w:t>
+              <w:t>1,963</w:t>
             </w:r>
           </w:p>
         </w:tc>
@@ -4007,7 +4007,7 @@
                 <w:color w:val="1C3A36"/>
                 <w:sz w:val="16"/>
               </w:rPr>
-              <w:t>126</w:t>
+              <w:t>302</w:t>
             </w:r>
           </w:p>
         </w:tc>
@@ -4027,7 +4027,7 @@
                 <w:color w:val="1C3A36"/>
                 <w:sz w:val="16"/>
               </w:rPr>
-              <w:t>-354</w:t>
+              <w:t>-135</w:t>
             </w:r>
           </w:p>
         </w:tc>
@@ -4047,7 +4047,7 @@
                 <w:color w:val="1C3A36"/>
                 <w:sz w:val="16"/>
               </w:rPr>
-              <w:t>-439</w:t>
+              <w:t>-193</w:t>
             </w:r>
           </w:p>
         </w:tc>
@@ -4067,7 +4067,7 @@
                 <w:color w:val="1C3A36"/>
                 <w:sz w:val="16"/>
               </w:rPr>
-              <w:t>211</w:t>
+              <w:t>485</w:t>
             </w:r>
           </w:p>
         </w:tc>
@@ -4107,7 +4107,7 @@
                 <w:color w:val="1C3A36"/>
                 <w:sz w:val="16"/>
               </w:rPr>
-              <w:t>24.97%</w:t>
+              <w:t>24.39%</w:t>
             </w:r>
           </w:p>
         </w:tc>
@@ -4125,7 +4125,7 @@
                 <w:color w:val="1C3A36"/>
                 <w:sz w:val="16"/>
               </w:rPr>
-              <w:t>24.05%</w:t>
+              <w:t>23.47%</w:t>
             </w:r>
           </w:p>
         </w:tc>
@@ -4143,7 +4143,7 @@
                 <w:color w:val="1C3A36"/>
                 <w:sz w:val="16"/>
               </w:rPr>
-              <w:t>23.13%</w:t>
+              <w:t>22.55%</w:t>
             </w:r>
           </w:p>
         </w:tc>
@@ -4161,7 +4161,7 @@
                 <w:color w:val="1C3A36"/>
                 <w:sz w:val="16"/>
               </w:rPr>
-              <w:t>22.21%</w:t>
+              <w:t>21.63%</w:t>
             </w:r>
           </w:p>
         </w:tc>
@@ -4179,7 +4179,7 @@
                 <w:color w:val="1C3A36"/>
                 <w:sz w:val="16"/>
               </w:rPr>
-              <w:t>21.29%</w:t>
+              <w:t>20.71%</w:t>
             </w:r>
           </w:p>
         </w:tc>
@@ -4219,7 +4219,7 @@
                 <w:color w:val="1C3A36"/>
                 <w:sz w:val="16"/>
               </w:rPr>
-              <w:t>0.8002</w:t>
+              <w:t>0.8039</w:t>
             </w:r>
           </w:p>
         </w:tc>
@@ -4237,7 +4237,7 @@
                 <w:color w:val="1C3A36"/>
                 <w:sz w:val="16"/>
               </w:rPr>
-              <w:t>0.6450</w:t>
+              <w:t>0.6511</w:t>
             </w:r>
           </w:p>
         </w:tc>
@@ -4255,7 +4255,7 @@
                 <w:color w:val="1C3A36"/>
                 <w:sz w:val="16"/>
               </w:rPr>
-              <w:t>0.5239</w:t>
+              <w:t>0.5313</w:t>
             </w:r>
           </w:p>
         </w:tc>
@@ -4273,7 +4273,7 @@
                 <w:color w:val="1C3A36"/>
                 <w:sz w:val="16"/>
               </w:rPr>
-              <w:t>0.4287</w:t>
+              <w:t>0.4368</w:t>
             </w:r>
           </w:p>
         </w:tc>
@@ -4291,7 +4291,7 @@
                 <w:color w:val="1C3A36"/>
                 <w:sz w:val="16"/>
               </w:rPr>
-              <w:t>0.3534</w:t>
+              <w:t>0.3619</w:t>
             </w:r>
           </w:p>
         </w:tc>
@@ -4335,7 +4335,7 @@
                 <w:color w:val="1C3A36"/>
                 <w:sz w:val="16"/>
               </w:rPr>
-              <w:t>696</w:t>
+              <w:t>1,578</w:t>
             </w:r>
           </w:p>
         </w:tc>
@@ -4355,7 +4355,7 @@
                 <w:color w:val="1C3A36"/>
                 <w:sz w:val="16"/>
               </w:rPr>
-              <w:t>82</w:t>
+              <w:t>197</w:t>
             </w:r>
           </w:p>
         </w:tc>
@@ -4375,7 +4375,7 @@
                 <w:color w:val="1C3A36"/>
                 <w:sz w:val="16"/>
               </w:rPr>
-              <w:t>-186</w:t>
+              <w:t>-72</w:t>
             </w:r>
           </w:p>
         </w:tc>
@@ -4395,7 +4395,7 @@
                 <w:color w:val="1C3A36"/>
                 <w:sz w:val="16"/>
               </w:rPr>
-              <w:t>-188</w:t>
+              <w:t>-84</w:t>
             </w:r>
           </w:p>
         </w:tc>
@@ -4415,7 +4415,7 @@
                 <w:color w:val="1C3A36"/>
                 <w:sz w:val="16"/>
               </w:rPr>
-              <w:t>75</w:t>
+              <w:t>176</w:t>
             </w:r>
           </w:p>
         </w:tc>
@@ -4634,7 +4634,7 @@
                 <w:color w:val="1C3A36"/>
                 <w:sz w:val="17"/>
               </w:rPr>
-              <w:t>479</w:t>
+              <w:t>1,794</w:t>
             </w:r>
           </w:p>
         </w:tc>
@@ -4652,7 +4652,7 @@
                 <w:color w:val="1C3A36"/>
                 <w:sz w:val="17"/>
               </w:rPr>
-              <w:t>7,738</w:t>
+              <w:t>9,034</w:t>
             </w:r>
           </w:p>
         </w:tc>
@@ -4692,7 +4692,7 @@
                 <w:color w:val="1C3A36"/>
                 <w:sz w:val="17"/>
               </w:rPr>
-              <w:t>4,444</w:t>
+              <w:t>3,375</w:t>
             </w:r>
           </w:p>
         </w:tc>
@@ -4710,7 +4710,7 @@
                 <w:color w:val="1C3A36"/>
                 <w:sz w:val="17"/>
               </w:rPr>
-              <w:t>3,707</w:t>
+              <w:t>4,090</w:t>
             </w:r>
           </w:p>
         </w:tc>
@@ -4754,7 +4754,7 @@
                 <w:color w:val="1C3A36"/>
                 <w:sz w:val="17"/>
               </w:rPr>
-              <w:t>4,923</w:t>
+              <w:t>5,169</w:t>
             </w:r>
           </w:p>
         </w:tc>
@@ -4774,7 +4774,7 @@
                 <w:color w:val="1C3A36"/>
                 <w:sz w:val="17"/>
               </w:rPr>
-              <w:t>11,445</w:t>
+              <w:t>13,124</w:t>
             </w:r>
           </w:p>
         </w:tc>
@@ -4818,7 +4818,7 @@
                 <w:color w:val="1C3A36"/>
                 <w:sz w:val="17"/>
               </w:rPr>
-              <w:t>90.3%</w:t>
+              <w:t>65.3%</w:t>
             </w:r>
           </w:p>
         </w:tc>
@@ -4838,7 +4838,7 @@
                 <w:color w:val="1C3A36"/>
                 <w:sz w:val="17"/>
               </w:rPr>
-              <w:t>32.4%</w:t>
+              <w:t>31.2%</w:t>
             </w:r>
           </w:p>
         </w:tc>
@@ -5056,7 +5056,7 @@
                 <w:color w:val="1C3A36"/>
                 <w:sz w:val="17"/>
               </w:rPr>
-              <w:t>-1,572</w:t>
+              <w:t>-1,325</w:t>
             </w:r>
           </w:p>
         </w:tc>
@@ -5076,7 +5076,7 @@
                 <w:color w:val="1C3A36"/>
                 <w:sz w:val="17"/>
               </w:rPr>
-              <w:t>4,950</w:t>
+              <w:t>6,629</w:t>
             </w:r>
           </w:p>
         </w:tc>
@@ -5120,7 +5120,7 @@
                 <w:color w:val="1C3A36"/>
                 <w:sz w:val="17"/>
               </w:rPr>
-              <w:t>-0.79</w:t>
+              <w:t>-0.67</w:t>
             </w:r>
           </w:p>
         </w:tc>
@@ -5140,7 +5140,7 @@
                 <w:color w:val="1C3A36"/>
                 <w:sz w:val="17"/>
               </w:rPr>
-              <w:t>2.49</w:t>
+              <w:t>3.34</w:t>
             </w:r>
           </w:p>
         </w:tc>
@@ -5353,7 +5353,7 @@
                 <w:color w:val="1C3A36"/>
                 <w:sz w:val="17"/>
               </w:rPr>
-              <w:t>2.48</w:t>
+              <w:t>2.60</w:t>
             </w:r>
           </w:p>
         </w:tc>
@@ -5477,7 +5477,7 @@
                 <w:color w:val="1C3A36"/>
                 <w:sz w:val="17"/>
               </w:rPr>
-              <w:t>-0.79</w:t>
+              <w:t>-0.67</w:t>
             </w:r>
           </w:p>
         </w:tc>
@@ -5557,7 +5557,7 @@
           <w:color w:val="1C3A36"/>
           <w:sz w:val="21"/>
         </w:rPr>
-        <w:t>So the question is not whether the plant earns. It is whether EGP 4,923 million is the right enterprise value for a business generating around EGP 4,497 million of operating profit before depreciation, and that is entirely a question about the rate at which Egyptian pounds are capitalised. Holding every operating assumption exactly as built and moving only the discount rate:</w:t>
+        <w:t>So the question is not whether the plant earns. It is whether EGP 5,169 million is the right enterprise value for a business generating around EGP 4,684 million of operating profit before depreciation, and that is entirely a question about the rate at which Egyptian pounds are capitalised. Holding every operating assumption exactly as built and moving only the discount rate:</w:t>
       </w:r>
     </w:p>
     <w:tbl>
@@ -5685,7 +5685,7 @@
                 <w:color w:val="1C3A36"/>
                 <w:sz w:val="17"/>
               </w:rPr>
-              <w:t>-1.49</w:t>
+              <w:t>-1.24</w:t>
             </w:r>
           </w:p>
         </w:tc>
@@ -5742,7 +5742,7 @@
                 <w:color w:val="1C3A36"/>
                 <w:sz w:val="17"/>
               </w:rPr>
-              <w:t>-0.41</w:t>
+              <w:t>-0.47</w:t>
             </w:r>
           </w:p>
         </w:tc>
@@ -5803,7 +5803,7 @@
                 <w:color w:val="1C3A36"/>
                 <w:sz w:val="17"/>
               </w:rPr>
-              <w:t>0.33</w:t>
+              <w:t>0.03</w:t>
             </w:r>
           </w:p>
         </w:tc>
@@ -5862,7 +5862,7 @@
                 <w:color w:val="1C3A36"/>
                 <w:sz w:val="17"/>
               </w:rPr>
-              <w:t>1.44</w:t>
+              <w:t>0.72</w:t>
             </w:r>
           </w:p>
         </w:tc>
@@ -5918,7 +5918,7 @@
                 <w:color w:val="1C3A36"/>
                 <w:sz w:val="17"/>
               </w:rPr>
-              <w:t>3.24</w:t>
+              <w:t>1.75</w:t>
             </w:r>
           </w:p>
         </w:tc>
@@ -5974,7 +5974,7 @@
                 <w:color w:val="1C3A36"/>
                 <w:sz w:val="17"/>
               </w:rPr>
-              <w:t>6.56</w:t>
+              <w:t>3.39</w:t>
             </w:r>
           </w:p>
         </w:tc>
@@ -6014,7 +6014,7 @@
                 <w:color w:val="1C3A36"/>
                 <w:sz w:val="17"/>
               </w:rPr>
-              <w:t>10.1%</w:t>
+              <w:t>7.9%</w:t>
             </w:r>
           </w:p>
         </w:tc>
@@ -6075,7 +6075,7 @@
           <w:color w:val="6E7B77"/>
           <w:sz w:val="17"/>
         </w:rPr>
-        <w:t>Table 7.  Every row is a full re-run. The sign of the answer turns at about eighteen per cent — five points below what Egypt's own government pays to borrow for ten years. Reaching the traded price needs about 10.1%, which is 12.9% below the sovereign. That, and not the capital programme, is the disagreement between this study and the market.</w:t>
+        <w:t>Table 7.  Every row is a full re-run. The sign of the answer turns at about eighteen per cent — five points below what Egypt's own government pays to borrow for ten years. Reaching the traded price needs about 7.9%, which is 15.1% below the sovereign. That, and not the capital programme, is the disagreement between this study and the market.</w:t>
       </w:r>
     </w:p>
     <w:p>
@@ -6536,7 +6536,7 @@
                 <w:color w:val="1C3A36"/>
                 <w:sz w:val="17"/>
               </w:rPr>
-              <w:t>7.0%</w:t>
+              <w:t>5.0%</w:t>
             </w:r>
           </w:p>
         </w:tc>
@@ -6576,7 +6576,7 @@
                 <w:color w:val="1C3A36"/>
                 <w:sz w:val="17"/>
               </w:rPr>
-              <w:t>-0.006x</w:t>
+              <w:t>0.071x</w:t>
             </w:r>
           </w:p>
         </w:tc>
@@ -6616,7 +6616,7 @@
                 <w:color w:val="1C3A36"/>
                 <w:sz w:val="17"/>
               </w:rPr>
-              <w:t>0.00x</w:t>
+              <w:t>0.07x</w:t>
             </w:r>
           </w:p>
         </w:tc>
@@ -6660,7 +6660,7 @@
                 <w:color w:val="1C3A36"/>
                 <w:sz w:val="17"/>
               </w:rPr>
-              <w:t>0.00</w:t>
+              <w:t>0.58</w:t>
             </w:r>
           </w:p>
         </w:tc>
@@ -6722,7 +6722,7 @@
           <w:color w:val="6E7B77"/>
           <w:sz w:val="17"/>
         </w:rPr>
-        <w:t>Table 8.  The justified multiple of book is negative before flooring, and that is the finding rather than a rounding artefact: a sustainable return of 6.9% does not cover even nominal maintenance growth of 7.0%, let alone a 31.30% cost of equity. On this lens the book is worth nothing beyond what the assets would fetch, and the market pays 1.71 times it.</w:t>
+        <w:t>Table 8.  The justified multiple of book is negative before flooring, and that is the finding rather than a rounding artefact: a sustainable return of 6.9% does not cover even nominal maintenance growth of 5.0%, let alone a 31.30% cost of equity. On this lens the book is worth nothing beyond what the assets would fetch, and the market pays 1.71 times it.</w:t>
       </w:r>
     </w:p>
     <w:p>
@@ -6751,7 +6751,7 @@
           <w:color w:val="1C3A36"/>
           <w:sz w:val="21"/>
         </w:rPr>
-        <w:t>Egyptian industrial businesses have generally changed hands between 3.0 and 6.0 times operating profit before depreciation. On forward EBITDA of EGP 4,497 million the mid-point implies an enterprise value of EGP 20,238 million and, after the debt and the non-operating stack, EGP 6.92 a share — a range of EGP 3.52 to EGP 10.31 across the band.</w:t>
+        <w:t>Egyptian industrial businesses have generally changed hands between 3.0 and 6.0 times operating profit before depreciation. On forward EBITDA of EGP 4,684 million the mid-point implies an enterprise value of EGP 21,077 million and, after the debt and the non-operating stack, EGP 7.34 a share — a range of EGP 3.80 to EGP 10.88 across the band.</w:t>
       </w:r>
     </w:p>
     <w:p>
@@ -6765,7 +6765,7 @@
           <w:color w:val="1C3A36"/>
           <w:sz w:val="21"/>
         </w:rPr>
-        <w:t>The two numbers worth putting side by side are these: at the traded price the shares change hands at 8.4 times that same forward EBITDA, while the cash-flow lens values them at 1.1 times. One is above the Egyptian industrial band and the other below it. That is the whole disagreement in a single number, and it is reported rather than resolved.</w:t>
+        <w:t>The two numbers worth putting side by side are these: at the traded price the shares change hands at 8.1 times that same forward EBITDA, while the cash-flow lens values them at 1.1 times. One is above the Egyptian industrial band and the other below it. That is the whole disagreement in a single number, and it is reported rather than resolved.</w:t>
       </w:r>
     </w:p>
     <w:p>
@@ -7459,7 +7459,7 @@
           <w:color w:val="1C3A36"/>
           <w:sz w:val="21"/>
         </w:rPr>
-        <w:t>The field runs from EGP 0.00 to EGP 6.92 a share. It is a wide field, and the width is honest: the lenses disagree because they ask different questions of a company whose asset base is changing underneath its earnings. What none of them does is reach EGP 13.98.</w:t>
+        <w:t>The field runs from EGP 0.00 to EGP 7.34 a share. It is a wide field, and the width is honest: the lenses disagree because they ask different questions of a company whose asset base is changing underneath its earnings. What none of them does is reach EGP 13.98.</w:t>
       </w:r>
     </w:p>
     <w:p>
@@ -8900,7 +8900,7 @@
                 <w:color w:val="1C3A36"/>
                 <w:sz w:val="17"/>
               </w:rPr>
-              <w:t>51.90</w:t>
+              <w:t>53.49</w:t>
             </w:r>
           </w:p>
         </w:tc>
@@ -8918,7 +8918,7 @@
                 <w:color w:val="1C3A36"/>
                 <w:sz w:val="17"/>
               </w:rPr>
-              <w:t>61.90</w:t>
+              <w:t>64.96</w:t>
             </w:r>
           </w:p>
         </w:tc>
@@ -9050,7 +9050,7 @@
                 <w:color w:val="1C3A36"/>
                 <w:sz w:val="17"/>
               </w:rPr>
-              <w:t>8.58</w:t>
+              <w:t>8.84</w:t>
             </w:r>
           </w:p>
         </w:tc>
@@ -9068,7 +9068,7 @@
                 <w:color w:val="1C3A36"/>
                 <w:sz w:val="17"/>
               </w:rPr>
-              <w:t>10.23</w:t>
+              <w:t>10.73</w:t>
             </w:r>
           </w:p>
         </w:tc>
@@ -9206,7 +9206,7 @@
                 <w:color w:val="1C3A36"/>
                 <w:sz w:val="17"/>
               </w:rPr>
-              <w:t>45.2%</w:t>
+              <w:t>45.7%</w:t>
             </w:r>
           </w:p>
         </w:tc>
@@ -9226,7 +9226,7 @@
                 <w:color w:val="1C3A36"/>
                 <w:sz w:val="17"/>
               </w:rPr>
-              <w:t>36.3%</w:t>
+              <w:t>33.0%</w:t>
             </w:r>
           </w:p>
         </w:tc>
@@ -9289,7 +9289,7 @@
                 <w:color w:val="1C3A36"/>
                 <w:sz w:val="17"/>
               </w:rPr>
-              <w:t>40.8%</w:t>
+              <w:t>41.4%</w:t>
             </w:r>
           </w:p>
         </w:tc>
@@ -9309,7 +9309,7 @@
                 <w:color w:val="1C3A36"/>
                 <w:sz w:val="17"/>
               </w:rPr>
-              <w:t>29.9%</w:t>
+              <w:t>30.9%</w:t>
             </w:r>
           </w:p>
         </w:tc>
@@ -9642,7 +9642,7 @@
                 <w:color w:val="1C3A36"/>
                 <w:sz w:val="16"/>
               </w:rPr>
-              <w:t>11,014</w:t>
+              <w:t>11,310</w:t>
             </w:r>
           </w:p>
         </w:tc>
@@ -9660,7 +9660,7 @@
                 <w:color w:val="1C3A36"/>
                 <w:sz w:val="16"/>
               </w:rPr>
-              <w:t>11,101</w:t>
+              <w:t>11,539</w:t>
             </w:r>
           </w:p>
         </w:tc>
@@ -9678,7 +9678,7 @@
                 <w:color w:val="1C3A36"/>
                 <w:sz w:val="16"/>
               </w:rPr>
-              <w:t>11,160</w:t>
+              <w:t>11,626</w:t>
             </w:r>
           </w:p>
         </w:tc>
@@ -9696,7 +9696,7 @@
                 <w:color w:val="1C3A36"/>
                 <w:sz w:val="16"/>
               </w:rPr>
-              <w:t>11,387</w:t>
+              <w:t>11,863</w:t>
             </w:r>
           </w:p>
         </w:tc>
@@ -9714,7 +9714,7 @@
                 <w:color w:val="1C3A36"/>
                 <w:sz w:val="16"/>
               </w:rPr>
-              <w:t>11,822</w:t>
+              <w:t>12,303</w:t>
             </w:r>
           </w:p>
         </w:tc>
@@ -9754,7 +9754,7 @@
                 <w:color w:val="1C3A36"/>
                 <w:sz w:val="16"/>
               </w:rPr>
-              <w:t>6,035</w:t>
+              <w:t>6,146</w:t>
             </w:r>
           </w:p>
         </w:tc>
@@ -9772,7 +9772,7 @@
                 <w:color w:val="1C3A36"/>
                 <w:sz w:val="16"/>
               </w:rPr>
-              <w:t>6,392</w:t>
+              <w:t>6,668</w:t>
             </w:r>
           </w:p>
         </w:tc>
@@ -9790,7 +9790,7 @@
                 <w:color w:val="1C3A36"/>
                 <w:sz w:val="16"/>
               </w:rPr>
-              <w:t>6,756</w:t>
+              <w:t>7,179</w:t>
             </w:r>
           </w:p>
         </w:tc>
@@ -9808,7 +9808,7 @@
                 <w:color w:val="1C3A36"/>
                 <w:sz w:val="16"/>
               </w:rPr>
-              <w:t>7,132</w:t>
+              <w:t>7,699</w:t>
             </w:r>
           </w:p>
         </w:tc>
@@ -9826,7 +9826,7 @@
                 <w:color w:val="1C3A36"/>
                 <w:sz w:val="16"/>
               </w:rPr>
-              <w:t>7,536</w:t>
+              <w:t>8,239</w:t>
             </w:r>
           </w:p>
         </w:tc>
@@ -9866,7 +9866,7 @@
                 <w:color w:val="1C3A36"/>
                 <w:sz w:val="16"/>
               </w:rPr>
-              <w:t>4,978</w:t>
+              <w:t>5,165</w:t>
             </w:r>
           </w:p>
         </w:tc>
@@ -9884,7 +9884,7 @@
                 <w:color w:val="1C3A36"/>
                 <w:sz w:val="16"/>
               </w:rPr>
-              <w:t>4,709</w:t>
+              <w:t>4,871</w:t>
             </w:r>
           </w:p>
         </w:tc>
@@ -9902,7 +9902,7 @@
                 <w:color w:val="1C3A36"/>
                 <w:sz w:val="16"/>
               </w:rPr>
-              <w:t>4,404</w:t>
+              <w:t>4,448</w:t>
             </w:r>
           </w:p>
         </w:tc>
@@ -9920,7 +9920,7 @@
                 <w:color w:val="1C3A36"/>
                 <w:sz w:val="16"/>
               </w:rPr>
-              <w:t>4,255</w:t>
+              <w:t>4,163</w:t>
             </w:r>
           </w:p>
         </w:tc>
@@ -9938,7 +9938,7 @@
                 <w:color w:val="1C3A36"/>
                 <w:sz w:val="16"/>
               </w:rPr>
-              <w:t>4,286</w:t>
+              <w:t>4,064</w:t>
             </w:r>
           </w:p>
         </w:tc>
@@ -9982,7 +9982,7 @@
                 <w:color w:val="1C3A36"/>
                 <w:sz w:val="16"/>
               </w:rPr>
-              <w:t>45.2%</w:t>
+              <w:t>45.7%</w:t>
             </w:r>
           </w:p>
         </w:tc>
@@ -10002,7 +10002,7 @@
                 <w:color w:val="1C3A36"/>
                 <w:sz w:val="16"/>
               </w:rPr>
-              <w:t>42.4%</w:t>
+              <w:t>42.2%</w:t>
             </w:r>
           </w:p>
         </w:tc>
@@ -10022,7 +10022,7 @@
                 <w:color w:val="1C3A36"/>
                 <w:sz w:val="16"/>
               </w:rPr>
-              <w:t>39.5%</w:t>
+              <w:t>38.3%</w:t>
             </w:r>
           </w:p>
         </w:tc>
@@ -10042,7 +10042,7 @@
                 <w:color w:val="1C3A36"/>
                 <w:sz w:val="16"/>
               </w:rPr>
-              <w:t>37.4%</w:t>
+              <w:t>35.1%</w:t>
             </w:r>
           </w:p>
         </w:tc>
@@ -10062,7 +10062,7 @@
                 <w:color w:val="1C3A36"/>
                 <w:sz w:val="16"/>
               </w:rPr>
-              <w:t>36.3%</w:t>
+              <w:t>33.0%</w:t>
             </w:r>
           </w:p>
         </w:tc>
@@ -10102,7 +10102,7 @@
                 <w:color w:val="1C3A36"/>
                 <w:sz w:val="16"/>
               </w:rPr>
-              <w:t>4,497</w:t>
+              <w:t>4,684</w:t>
             </w:r>
           </w:p>
         </w:tc>
@@ -10120,7 +10120,7 @@
                 <w:color w:val="1C3A36"/>
                 <w:sz w:val="16"/>
               </w:rPr>
-              <w:t>4,172</w:t>
+              <w:t>4,436</w:t>
             </w:r>
           </w:p>
         </w:tc>
@@ -10138,7 +10138,7 @@
                 <w:color w:val="1C3A36"/>
                 <w:sz w:val="16"/>
               </w:rPr>
-              <w:t>3,806</w:t>
+              <w:t>4,074</w:t>
             </w:r>
           </w:p>
         </w:tc>
@@ -10156,7 +10156,7 @@
                 <w:color w:val="1C3A36"/>
                 <w:sz w:val="16"/>
               </w:rPr>
-              <w:t>3,585</w:t>
+              <w:t>3,849</w:t>
             </w:r>
           </w:p>
         </w:tc>
@@ -10174,7 +10174,7 @@
                 <w:color w:val="1C3A36"/>
                 <w:sz w:val="16"/>
               </w:rPr>
-              <w:t>3,537</w:t>
+              <w:t>3,797</w:t>
             </w:r>
           </w:p>
         </w:tc>
@@ -10218,7 +10218,7 @@
                 <w:color w:val="1C3A36"/>
                 <w:sz w:val="16"/>
               </w:rPr>
-              <w:t>40.8%</w:t>
+              <w:t>41.4%</w:t>
             </w:r>
           </w:p>
         </w:tc>
@@ -10238,7 +10238,7 @@
                 <w:color w:val="1C3A36"/>
                 <w:sz w:val="16"/>
               </w:rPr>
-              <w:t>37.6%</w:t>
+              <w:t>38.4%</w:t>
             </w:r>
           </w:p>
         </w:tc>
@@ -10258,7 +10258,7 @@
                 <w:color w:val="1C3A36"/>
                 <w:sz w:val="16"/>
               </w:rPr>
-              <w:t>34.1%</w:t>
+              <w:t>35.0%</w:t>
             </w:r>
           </w:p>
         </w:tc>
@@ -10278,7 +10278,7 @@
                 <w:color w:val="1C3A36"/>
                 <w:sz w:val="16"/>
               </w:rPr>
-              <w:t>31.5%</w:t>
+              <w:t>32.4%</w:t>
             </w:r>
           </w:p>
         </w:tc>
@@ -10298,7 +10298,7 @@
                 <w:color w:val="1C3A36"/>
                 <w:sz w:val="16"/>
               </w:rPr>
-              <w:t>29.9%</w:t>
+              <w:t>30.9%</w:t>
             </w:r>
           </w:p>
         </w:tc>
@@ -10338,7 +10338,7 @@
                 <w:color w:val="1C3A36"/>
                 <w:sz w:val="16"/>
               </w:rPr>
-              <w:t>3,607</w:t>
+              <w:t>3,793</w:t>
             </w:r>
           </w:p>
         </w:tc>
@@ -10356,7 +10356,7 @@
                 <w:color w:val="1C3A36"/>
                 <w:sz w:val="16"/>
               </w:rPr>
-              <w:t>3,266</w:t>
+              <w:t>3,427</w:t>
             </w:r>
           </w:p>
         </w:tc>
@@ -10374,7 +10374,7 @@
                 <w:color w:val="1C3A36"/>
                 <w:sz w:val="16"/>
               </w:rPr>
-              <w:t>2,884</w:t>
+              <w:t>2,928</w:t>
             </w:r>
           </w:p>
         </w:tc>
@@ -10392,7 +10392,7 @@
                 <w:color w:val="1C3A36"/>
                 <w:sz w:val="16"/>
               </w:rPr>
-              <w:t>2,648</w:t>
+              <w:t>2,556</w:t>
             </w:r>
           </w:p>
         </w:tc>
@@ -10410,7 +10410,7 @@
                 <w:color w:val="1C3A36"/>
                 <w:sz w:val="16"/>
               </w:rPr>
-              <w:t>2,585</w:t>
+              <w:t>2,363</w:t>
             </w:r>
           </w:p>
         </w:tc>
@@ -10450,7 +10450,7 @@
                 <w:color w:val="1C3A36"/>
                 <w:sz w:val="16"/>
               </w:rPr>
-              <w:t>32.7%</w:t>
+              <w:t>33.5%</w:t>
             </w:r>
           </w:p>
         </w:tc>
@@ -10468,7 +10468,7 @@
                 <w:color w:val="1C3A36"/>
                 <w:sz w:val="16"/>
               </w:rPr>
-              <w:t>29.4%</w:t>
+              <w:t>29.7%</w:t>
             </w:r>
           </w:p>
         </w:tc>
@@ -10486,7 +10486,7 @@
                 <w:color w:val="1C3A36"/>
                 <w:sz w:val="16"/>
               </w:rPr>
-              <w:t>25.8%</w:t>
+              <w:t>25.2%</w:t>
             </w:r>
           </w:p>
         </w:tc>
@@ -10504,7 +10504,7 @@
                 <w:color w:val="1C3A36"/>
                 <w:sz w:val="16"/>
               </w:rPr>
-              <w:t>23.3%</w:t>
+              <w:t>21.5%</w:t>
             </w:r>
           </w:p>
         </w:tc>
@@ -10522,7 +10522,7 @@
                 <w:color w:val="1C3A36"/>
                 <w:sz w:val="16"/>
               </w:rPr>
-              <w:t>21.9%</w:t>
+              <w:t>19.2%</w:t>
             </w:r>
           </w:p>
         </w:tc>
@@ -10727,7 +10727,7 @@
                 <w:color w:val="1C3A36"/>
                 <w:sz w:val="17"/>
               </w:rPr>
-              <w:t>8,166</w:t>
+              <w:t>8,416</w:t>
             </w:r>
           </w:p>
         </w:tc>
@@ -10745,7 +10745,7 @@
                 <w:color w:val="1C3A36"/>
                 <w:sz w:val="17"/>
               </w:rPr>
-              <w:t>74.1%</w:t>
+              <w:t>74.4%</w:t>
             </w:r>
           </w:p>
         </w:tc>
@@ -10763,7 +10763,7 @@
                 <w:color w:val="1C3A36"/>
                 <w:sz w:val="17"/>
               </w:rPr>
-              <w:t>7,991</w:t>
+              <w:t>8,385</w:t>
             </w:r>
           </w:p>
         </w:tc>
@@ -10781,7 +10781,7 @@
                 <w:color w:val="1C3A36"/>
                 <w:sz w:val="17"/>
               </w:rPr>
-              <w:t>67.6%</w:t>
+              <w:t>68.2%</w:t>
             </w:r>
           </w:p>
         </w:tc>
@@ -10839,7 +10839,7 @@
                 <w:color w:val="1C3A36"/>
                 <w:sz w:val="17"/>
               </w:rPr>
-              <w:t>10.6%</w:t>
+              <w:t>10.3%</w:t>
             </w:r>
           </w:p>
         </w:tc>
@@ -10875,7 +10875,7 @@
                 <w:color w:val="1C3A36"/>
                 <w:sz w:val="17"/>
               </w:rPr>
-              <w:t>16.2%</w:t>
+              <w:t>15.5%</w:t>
             </w:r>
           </w:p>
         </w:tc>
@@ -10915,7 +10915,7 @@
                 <w:color w:val="1C3A36"/>
                 <w:sz w:val="17"/>
               </w:rPr>
-              <w:t>990</w:t>
+              <w:t>1,021</w:t>
             </w:r>
           </w:p>
         </w:tc>
@@ -10951,7 +10951,7 @@
                 <w:color w:val="1C3A36"/>
                 <w:sz w:val="17"/>
               </w:rPr>
-              <w:t>1,079</w:t>
+              <w:t>1,132</w:t>
             </w:r>
           </w:p>
         </w:tc>
@@ -10969,7 +10969,7 @@
                 <w:color w:val="1C3A36"/>
                 <w:sz w:val="17"/>
               </w:rPr>
-              <w:t>9.1%</w:t>
+              <w:t>9.2%</w:t>
             </w:r>
           </w:p>
         </w:tc>
@@ -11009,7 +11009,7 @@
                 <w:color w:val="1C3A36"/>
                 <w:sz w:val="17"/>
               </w:rPr>
-              <w:t>551</w:t>
+              <w:t>568</w:t>
             </w:r>
           </w:p>
         </w:tc>
@@ -11045,7 +11045,7 @@
                 <w:color w:val="1C3A36"/>
                 <w:sz w:val="17"/>
               </w:rPr>
-              <w:t>657</w:t>
+              <w:t>689</w:t>
             </w:r>
           </w:p>
         </w:tc>
@@ -11121,7 +11121,7 @@
                 <w:color w:val="1C3A36"/>
                 <w:sz w:val="17"/>
               </w:rPr>
-              <w:t>1.3%</w:t>
+              <w:t>1.2%</w:t>
             </w:r>
           </w:p>
         </w:tc>
@@ -11157,7 +11157,7 @@
                 <w:color w:val="1C3A36"/>
                 <w:sz w:val="17"/>
               </w:rPr>
-              <w:t>1.6%</w:t>
+              <w:t>1.5%</w:t>
             </w:r>
           </w:p>
         </w:tc>
@@ -11201,7 +11201,7 @@
                 <w:color w:val="1C3A36"/>
                 <w:sz w:val="17"/>
               </w:rPr>
-              <w:t>11,014</w:t>
+              <w:t>11,310</w:t>
             </w:r>
           </w:p>
         </w:tc>
@@ -11241,7 +11241,7 @@
                 <w:color w:val="1C3A36"/>
                 <w:sz w:val="17"/>
               </w:rPr>
-              <w:t>11,822</w:t>
+              <w:t>12,303</w:t>
             </w:r>
           </w:p>
         </w:tc>
@@ -11340,7 +11340,7 @@
           <w:color w:val="1C3A36"/>
           <w:sz w:val="21"/>
         </w:rPr>
-        <w:t>Carried through, the programme is worth EGP -0.79 a share. Stopped, EGP 2.49. The difference, EGP 3.28 a share or EGP 6,522 million of equity, is the cost of the programme to shareholders on this model's assumptions. What decides it is whether the plant, once built, earns a return above the capital sunk into it. On the disclosed cost and the derived nameplate it does not.</w:t>
+        <w:t>Carried through, the programme is worth EGP -0.67 a share. Stopped, EGP 3.34. The difference, EGP 4.00 a share or EGP 7,954 million of equity, is the cost of the programme to shareholders on this model's assumptions. What decides it is whether the plant, once built, earns a return above the capital sunk into it. On the disclosed cost and the derived nameplate it does not.</w:t>
       </w:r>
     </w:p>
     <w:tbl>
@@ -11930,7 +11930,7 @@
                 <w:color w:val="1C3A36"/>
                 <w:sz w:val="16"/>
               </w:rPr>
-              <w:t>189,863 tonnes a year</w:t>
+              <w:t>264,000 tonnes a year</w:t>
             </w:r>
           </w:p>
         </w:tc>
@@ -11987,7 +11987,7 @@
                 <w:color w:val="1C3A36"/>
                 <w:sz w:val="16"/>
               </w:rPr>
-              <w:t>EGP 107,139</w:t>
+              <w:t>EGP 77,052</w:t>
             </w:r>
           </w:p>
         </w:tc>
@@ -12044,7 +12044,7 @@
                 <w:color w:val="1C3A36"/>
                 <w:sz w:val="16"/>
               </w:rPr>
-              <w:t>EGP 426m</w:t>
+              <w:t>EGP -12m</w:t>
             </w:r>
           </w:p>
         </w:tc>
@@ -12105,7 +12105,7 @@
                 <w:color w:val="1C3A36"/>
                 <w:sz w:val="16"/>
               </w:rPr>
-              <w:t>2.1%</w:t>
+              <w:t>-0.1%</w:t>
             </w:r>
           </w:p>
         </w:tc>
@@ -12168,7 +12168,7 @@
                 <w:color w:val="1C3A36"/>
                 <w:sz w:val="16"/>
               </w:rPr>
-              <w:t>20.4%</w:t>
+              <w:t>19.8%</w:t>
             </w:r>
           </w:p>
         </w:tc>
@@ -12969,7 +12969,7 @@
           <w:color w:val="1C3A36"/>
           <w:sz w:val="19"/>
         </w:rPr>
-        <w:t>The honest counter-argument is that the two pre-project years flatter the plant: it was newly built, and new plant does not need much. The upper framing of the same driver is replacement-rate maintenance — gross fixed assets at that same 3.95% machinery rate, or 6.1% of revenue. Both are published: the observed rate is the central and the replacement rate is the downside, and they are worth EGP 0.78 a share between them. They are not averaged.</w:t>
+        <w:t>The honest counter-argument is that the two pre-project years flatter the plant: it was newly built, and new plant does not need much. The upper framing of the same driver is replacement-rate maintenance — gross fixed assets at that same 3.95% machinery rate, or 6.1% of revenue. Both are published: the observed rate is the central and the replacement rate is the downside, and they are worth EGP 0.81 a share between them. They are not averaged.</w:t>
       </w:r>
     </w:p>
     <w:p>
@@ -13606,7 +13606,7 @@
                 <w:color w:val="1C3A36"/>
                 <w:sz w:val="17"/>
               </w:rPr>
-              <w:t>2,165</w:t>
+              <w:t>2,212</w:t>
             </w:r>
           </w:p>
         </w:tc>
@@ -13710,7 +13710,7 @@
                 <w:color w:val="1C3A36"/>
                 <w:sz w:val="17"/>
               </w:rPr>
-              <w:t>19.7%</w:t>
+              <w:t>19.6%</w:t>
             </w:r>
           </w:p>
         </w:tc>
@@ -14542,7 +14542,7 @@
                 <w:color w:val="1C3A36"/>
                 <w:sz w:val="17"/>
               </w:rPr>
-              <w:t>24.97%</w:t>
+              <w:t>24.39%</w:t>
             </w:r>
           </w:p>
         </w:tc>
@@ -14899,7 +14899,7 @@
           <w:color w:val="1C3A36"/>
           <w:sz w:val="21"/>
         </w:rPr>
-        <w:t>The pound tranche of the project loan was repaid in June 2024, so 99.7% of the book is dollar-denominated. A dollar coupon cannot be dropped into a cost of capital denominated in pounds: the company earns pounds and must buy dollars to service it. The dollar cost of 11.7% is therefore grossed up by a 4.5% expected depreciation to a local-equivalent 16.73% — and the same wedge drives the currency path in the revenue build, so the two cannot quietly disagree.</w:t>
+        <w:t>The pound tranche of the project loan was repaid in June 2024, so 99.7% of the book is dollar-denominated. A dollar coupon cannot be dropped into a cost of capital denominated in pounds: the company earns pounds and must buy dollars to service it. The dollar cost of 11.7% is therefore grossed up by a 2.5% expected depreciation to a local-equivalent 16.73% — and the same wedge drives the currency path in the revenue build, so the two cannot quietly disagree.</w:t>
       </w:r>
     </w:p>
     <w:p>
@@ -14928,7 +14928,7 @@
           <w:color w:val="1C3A36"/>
           <w:sz w:val="21"/>
         </w:rPr>
-        <w:t>A spot cost of capital embeds today's 14.3% inflation in every future year, while the terminal value grows at the central bank's 7.0% target. Capitalising one at the other is a units mismatch, and on a company whose value sits in its terminal year it would be the largest error in the study. The rate therefore glides to a terminal rate built from its own components: 7.0% inflation compounded with a 3.5% real rate gives a normalised risk-free rate of 10.75%, and the terminal cost of capital is 20.36%. Discount factors compound the glide year by year rather than raising one rate to a power.</w:t>
+        <w:t>A spot cost of capital embeds today's 14.3% inflation in every future year, while the terminal value grows at the central bank's 7.0% target. Capitalising one at the other is a units mismatch, and on a company whose value sits in its terminal year it would be the largest error in the study. The rate therefore glides to a terminal rate built from its own components: 7.0% inflation compounded with a 3.5% real rate gives a normalised risk-free rate of 10.75%, and the terminal cost of capital is 19.79%. Discount factors compound the glide year by year rather than raising one rate to a power.</w:t>
       </w:r>
     </w:p>
     <w:p>
@@ -15105,7 +15105,7 @@
                 <w:color w:val="1C3A36"/>
                 <w:sz w:val="15"/>
               </w:rPr>
-              <w:t>Against EGP -0.79</w:t>
+              <w:t>Against EGP -0.67</w:t>
             </w:r>
           </w:p>
         </w:tc>
@@ -15181,7 +15181,7 @@
                 <w:color w:val="1C3A36"/>
                 <w:sz w:val="15"/>
               </w:rPr>
-              <w:t>0.14</w:t>
+              <w:t>-0.02</w:t>
             </w:r>
           </w:p>
         </w:tc>
@@ -15199,7 +15199,7 @@
                 <w:color w:val="1C3A36"/>
                 <w:sz w:val="15"/>
               </w:rPr>
-              <w:t>+0.93</w:t>
+              <w:t>+0.65</w:t>
             </w:r>
           </w:p>
         </w:tc>
@@ -15273,7 +15273,7 @@
                 <w:color w:val="1C3A36"/>
                 <w:sz w:val="15"/>
               </w:rPr>
-              <w:t>-1.48</w:t>
+              <w:t>-1.17</w:t>
             </w:r>
           </w:p>
         </w:tc>
@@ -15291,7 +15291,7 @@
                 <w:color w:val="1C3A36"/>
                 <w:sz w:val="15"/>
               </w:rPr>
-              <w:t>-0.69</w:t>
+              <w:t>-0.50</w:t>
             </w:r>
           </w:p>
         </w:tc>
@@ -15365,7 +15365,7 @@
                 <w:color w:val="1C3A36"/>
                 <w:sz w:val="15"/>
               </w:rPr>
-              <w:t>-0.81</w:t>
+              <w:t>-0.67</w:t>
             </w:r>
           </w:p>
         </w:tc>
@@ -15383,7 +15383,7 @@
                 <w:color w:val="1C3A36"/>
                 <w:sz w:val="15"/>
               </w:rPr>
-              <w:t>-0.02</w:t>
+              <w:t>+0.00</w:t>
             </w:r>
           </w:p>
         </w:tc>
@@ -15457,7 +15457,7 @@
                 <w:color w:val="1C3A36"/>
                 <w:sz w:val="15"/>
               </w:rPr>
-              <w:t>-0.15</w:t>
+              <w:t>-0.20</w:t>
             </w:r>
           </w:p>
         </w:tc>
@@ -15475,7 +15475,7 @@
                 <w:color w:val="1C3A36"/>
                 <w:sz w:val="15"/>
               </w:rPr>
-              <w:t>+0.64</w:t>
+              <w:t>+0.47</w:t>
             </w:r>
           </w:p>
         </w:tc>
@@ -15549,7 +15549,7 @@
                 <w:color w:val="1C3A36"/>
                 <w:sz w:val="15"/>
               </w:rPr>
-              <w:t>-2.58</w:t>
+              <w:t>-2.55</w:t>
             </w:r>
           </w:p>
         </w:tc>
@@ -15567,7 +15567,7 @@
                 <w:color w:val="1C3A36"/>
                 <w:sz w:val="15"/>
               </w:rPr>
-              <w:t>-1.79</w:t>
+              <w:t>-1.89</w:t>
             </w:r>
           </w:p>
         </w:tc>
@@ -15641,7 +15641,7 @@
                 <w:color w:val="1C3A36"/>
                 <w:sz w:val="15"/>
               </w:rPr>
-              <w:t>-0.64</w:t>
+              <w:t>-0.45</w:t>
             </w:r>
           </w:p>
         </w:tc>
@@ -15659,7 +15659,7 @@
                 <w:color w:val="1C3A36"/>
                 <w:sz w:val="15"/>
               </w:rPr>
-              <w:t>+0.15</w:t>
+              <w:t>+0.22</w:t>
             </w:r>
           </w:p>
         </w:tc>
@@ -15733,7 +15733,7 @@
                 <w:color w:val="1C3A36"/>
                 <w:sz w:val="15"/>
               </w:rPr>
-              <w:t>-1.57</w:t>
+              <w:t>-1.48</w:t>
             </w:r>
           </w:p>
         </w:tc>
@@ -15751,7 +15751,7 @@
                 <w:color w:val="1C3A36"/>
                 <w:sz w:val="15"/>
               </w:rPr>
-              <w:t>-0.78</w:t>
+              <w:t>-0.81</w:t>
             </w:r>
           </w:p>
         </w:tc>
@@ -15825,7 +15825,7 @@
                 <w:color w:val="1C3A36"/>
                 <w:sz w:val="15"/>
               </w:rPr>
-              <w:t>-0.22</w:t>
+              <w:t>-0.41</w:t>
             </w:r>
           </w:p>
         </w:tc>
@@ -15843,7 +15843,7 @@
                 <w:color w:val="1C3A36"/>
                 <w:sz w:val="15"/>
               </w:rPr>
-              <w:t>+0.57</w:t>
+              <w:t>+0.26</w:t>
             </w:r>
           </w:p>
         </w:tc>
@@ -15917,7 +15917,7 @@
                 <w:color w:val="1C3A36"/>
                 <w:sz w:val="15"/>
               </w:rPr>
-              <w:t>-1.01</w:t>
+              <w:t>-0.90</w:t>
             </w:r>
           </w:p>
         </w:tc>
@@ -15935,7 +15935,7 @@
                 <w:color w:val="1C3A36"/>
                 <w:sz w:val="15"/>
               </w:rPr>
-              <w:t>-0.21</w:t>
+              <w:t>-0.23</w:t>
             </w:r>
           </w:p>
         </w:tc>
@@ -16245,7 +16245,7 @@
                 <w:color w:val="1C3A36"/>
                 <w:sz w:val="17"/>
               </w:rPr>
-              <w:t>-2.38</w:t>
+              <w:t>-2.64</w:t>
             </w:r>
           </w:p>
         </w:tc>
@@ -16263,7 +16263,7 @@
                 <w:color w:val="1C3A36"/>
                 <w:sz w:val="17"/>
               </w:rPr>
-              <w:t>-0.82</w:t>
+              <w:t>-1.06</w:t>
             </w:r>
           </w:p>
         </w:tc>
@@ -16281,7 +16281,7 @@
                 <w:color w:val="1C3A36"/>
                 <w:sz w:val="17"/>
               </w:rPr>
-              <w:t>0.74</w:t>
+              <w:t>0.52</w:t>
             </w:r>
           </w:p>
         </w:tc>
@@ -16299,7 +16299,7 @@
                 <w:color w:val="1C3A36"/>
                 <w:sz w:val="17"/>
               </w:rPr>
-              <w:t>2.30</w:t>
+              <w:t>2.10</w:t>
             </w:r>
           </w:p>
         </w:tc>
@@ -16317,7 +16317,7 @@
                 <w:color w:val="1C3A36"/>
                 <w:sz w:val="17"/>
               </w:rPr>
-              <w:t>3.86</w:t>
+              <w:t>3.67</w:t>
             </w:r>
           </w:p>
         </w:tc>
@@ -16357,7 +16357,7 @@
                 <w:color w:val="1C3A36"/>
                 <w:sz w:val="17"/>
               </w:rPr>
-              <w:t>-2.61</w:t>
+              <w:t>-2.74</w:t>
             </w:r>
           </w:p>
         </w:tc>
@@ -16375,7 +16375,7 @@
                 <w:color w:val="1C3A36"/>
                 <w:sz w:val="17"/>
               </w:rPr>
-              <w:t>-1.16</w:t>
+              <w:t>-1.25</w:t>
             </w:r>
           </w:p>
         </w:tc>
@@ -16393,7 +16393,7 @@
                 <w:color w:val="1C3A36"/>
                 <w:sz w:val="17"/>
               </w:rPr>
-              <w:t>0.30</w:t>
+              <w:t>0.24</w:t>
             </w:r>
           </w:p>
         </w:tc>
@@ -16411,7 +16411,7 @@
                 <w:color w:val="1C3A36"/>
                 <w:sz w:val="17"/>
               </w:rPr>
-              <w:t>1.75</w:t>
+              <w:t>1.73</w:t>
             </w:r>
           </w:p>
         </w:tc>
@@ -16429,7 +16429,7 @@
                 <w:color w:val="1C3A36"/>
                 <w:sz w:val="17"/>
               </w:rPr>
-              <w:t>3.21</w:t>
+              <w:t>3.23</w:t>
             </w:r>
           </w:p>
         </w:tc>
@@ -16469,7 +16469,7 @@
                 <w:color w:val="1C3A36"/>
                 <w:sz w:val="17"/>
               </w:rPr>
-              <w:t>-2.83</w:t>
+              <w:t>-2.85</w:t>
             </w:r>
           </w:p>
         </w:tc>
@@ -16487,7 +16487,7 @@
                 <w:color w:val="1C3A36"/>
                 <w:sz w:val="17"/>
               </w:rPr>
-              <w:t>-1.48</w:t>
+              <w:t>-1.44</w:t>
             </w:r>
           </w:p>
         </w:tc>
@@ -16505,7 +16505,7 @@
                 <w:color w:val="1C3A36"/>
                 <w:sz w:val="17"/>
               </w:rPr>
-              <w:t>-0.12</w:t>
+              <w:t>-0.03</w:t>
             </w:r>
           </w:p>
         </w:tc>
@@ -16523,7 +16523,7 @@
                 <w:color w:val="1C3A36"/>
                 <w:sz w:val="17"/>
               </w:rPr>
-              <w:t>1.24</w:t>
+              <w:t>1.38</w:t>
             </w:r>
           </w:p>
         </w:tc>
@@ -16541,7 +16541,7 @@
                 <w:color w:val="1C3A36"/>
                 <w:sz w:val="17"/>
               </w:rPr>
-              <w:t>2.59</w:t>
+              <w:t>2.79</w:t>
             </w:r>
           </w:p>
         </w:tc>
@@ -16581,7 +16581,7 @@
                 <w:color w:val="1C3A36"/>
                 <w:sz w:val="17"/>
               </w:rPr>
-              <w:t>-2.97</w:t>
+              <w:t>-2.91</w:t>
             </w:r>
           </w:p>
         </w:tc>
@@ -16599,7 +16599,7 @@
                 <w:color w:val="1C3A36"/>
                 <w:sz w:val="17"/>
               </w:rPr>
-              <w:t>-1.68</w:t>
+              <w:t>-1.56</w:t>
             </w:r>
           </w:p>
         </w:tc>
@@ -16617,7 +16617,7 @@
                 <w:color w:val="1C3A36"/>
                 <w:sz w:val="17"/>
               </w:rPr>
-              <w:t>-0.39</w:t>
+              <w:t>-0.21</w:t>
             </w:r>
           </w:p>
         </w:tc>
@@ -16635,7 +16635,7 @@
                 <w:color w:val="1C3A36"/>
                 <w:sz w:val="17"/>
               </w:rPr>
-              <w:t>0.90</w:t>
+              <w:t>1.14</w:t>
             </w:r>
           </w:p>
         </w:tc>
@@ -16653,7 +16653,7 @@
                 <w:color w:val="1C3A36"/>
                 <w:sz w:val="17"/>
               </w:rPr>
-              <w:t>2.20</w:t>
+              <w:t>2.49</w:t>
             </w:r>
           </w:p>
         </w:tc>
@@ -16693,7 +16693,7 @@
                 <w:color w:val="1C3A36"/>
                 <w:sz w:val="17"/>
               </w:rPr>
-              <w:t>-3.12</w:t>
+              <w:t>-2.98</w:t>
             </w:r>
           </w:p>
         </w:tc>
@@ -16711,7 +16711,7 @@
                 <w:color w:val="1C3A36"/>
                 <w:sz w:val="17"/>
               </w:rPr>
-              <w:t>-1.88</w:t>
+              <w:t>-1.69</w:t>
             </w:r>
           </w:p>
         </w:tc>
@@ -16729,7 +16729,7 @@
                 <w:color w:val="1C3A36"/>
                 <w:sz w:val="17"/>
               </w:rPr>
-              <w:t>-0.65</w:t>
+              <w:t>-0.40</w:t>
             </w:r>
           </w:p>
         </w:tc>
@@ -16747,7 +16747,7 @@
                 <w:color w:val="1C3A36"/>
                 <w:sz w:val="17"/>
               </w:rPr>
-              <w:t>0.58</w:t>
+              <w:t>0.90</w:t>
             </w:r>
           </w:p>
         </w:tc>
@@ -16765,7 +16765,7 @@
                 <w:color w:val="1C3A36"/>
                 <w:sz w:val="17"/>
               </w:rPr>
-              <w:t>1.81</w:t>
+              <w:t>2.19</w:t>
             </w:r>
           </w:p>
         </w:tc>
@@ -16787,7 +16787,7 @@
           <w:color w:val="6E7B77"/>
           <w:sz w:val="17"/>
         </w:rPr>
-        <w:t>Table 19.  The highest cell in the grid is EGP 3.86, at a long-run export price above today's spot and a terminal rate below the sovereign's own short-term yield. Reaching EGP 13.98 requires leaving the grid altogether, which is what the reverse calculation in the headline does explicitly.</w:t>
+        <w:t>Table 19.  The highest cell in the grid is EGP 3.67, at a long-run export price above today's spot and a terminal rate below the sovereign's own short-term yield. Reaching EGP 13.98 requires leaving the grid altogether, which is what the reverse calculation in the headline does explicitly.</w:t>
       </w:r>
     </w:p>
     <w:p>
@@ -16972,7 +16972,7 @@
                 <w:color w:val="1C3A36"/>
                 <w:sz w:val="16"/>
               </w:rPr>
-              <w:t>-2.83 to 2.59</w:t>
+              <w:t>-2.85 to 2.79</w:t>
             </w:r>
           </w:p>
         </w:tc>
@@ -16992,7 +16992,7 @@
                 <w:color w:val="1C3A36"/>
                 <w:sz w:val="16"/>
               </w:rPr>
-              <w:t>5.43</w:t>
+              <w:t>5.63</w:t>
             </w:r>
           </w:p>
         </w:tc>
@@ -17049,7 +17049,7 @@
                 <w:color w:val="1C3A36"/>
                 <w:sz w:val="16"/>
               </w:rPr>
-              <w:t>-0.79 to 2.49</w:t>
+              <w:t>-0.67 to 3.34</w:t>
             </w:r>
           </w:p>
         </w:tc>
@@ -17067,7 +17067,7 @@
                 <w:color w:val="1C3A36"/>
                 <w:sz w:val="16"/>
               </w:rPr>
-              <w:t>3.28</w:t>
+              <w:t>4.00</w:t>
             </w:r>
           </w:p>
         </w:tc>
@@ -17124,7 +17124,7 @@
                 <w:color w:val="1C3A36"/>
                 <w:sz w:val="16"/>
               </w:rPr>
-              <w:t>-2.58 to -0.79</w:t>
+              <w:t>-2.55 to -0.67</w:t>
             </w:r>
           </w:p>
         </w:tc>
@@ -17142,7 +17142,7 @@
                 <w:color w:val="1C3A36"/>
                 <w:sz w:val="16"/>
               </w:rPr>
-              <w:t>1.79</w:t>
+              <w:t>1.89</w:t>
             </w:r>
           </w:p>
         </w:tc>
@@ -17199,7 +17199,7 @@
                 <w:color w:val="1C3A36"/>
                 <w:sz w:val="16"/>
               </w:rPr>
-              <w:t>-0.65 to 0.74</w:t>
+              <w:t>-0.40 to 0.52</w:t>
             </w:r>
           </w:p>
         </w:tc>
@@ -17217,7 +17217,7 @@
                 <w:color w:val="1C3A36"/>
                 <w:sz w:val="16"/>
               </w:rPr>
-              <w:t>1.39</w:t>
+              <w:t>0.91</w:t>
             </w:r>
           </w:p>
         </w:tc>
@@ -17239,7 +17239,7 @@
                 <w:color w:val="1C3A36"/>
                 <w:sz w:val="16"/>
               </w:rPr>
-              <w:t>Country-risk basis</w:t>
+              <w:t>Maintenance capital expenditure</w:t>
             </w:r>
           </w:p>
         </w:tc>
@@ -17256,7 +17256,7 @@
                 <w:color w:val="1C3A36"/>
                 <w:sz w:val="16"/>
               </w:rPr>
-              <w:t>Rating spread against traded default swap</w:t>
+              <w:t>1.1% of revenue against 0.7%</w:t>
             </w:r>
           </w:p>
         </w:tc>
@@ -17274,7 +17274,7 @@
                 <w:color w:val="1C3A36"/>
                 <w:sz w:val="16"/>
               </w:rPr>
-              <w:t>-0.79 to 0.14</w:t>
+              <w:t>-1.48 to -0.67</w:t>
             </w:r>
           </w:p>
         </w:tc>
@@ -17292,7 +17292,7 @@
                 <w:color w:val="1C3A36"/>
                 <w:sz w:val="16"/>
               </w:rPr>
-              <w:t>0.93</w:t>
+              <w:t>0.81</w:t>
             </w:r>
           </w:p>
         </w:tc>
@@ -17314,7 +17314,7 @@
                 <w:color w:val="1C3A36"/>
                 <w:sz w:val="16"/>
               </w:rPr>
-              <w:t>Maintenance capital expenditure</w:t>
+              <w:t>Country-risk basis</w:t>
             </w:r>
           </w:p>
         </w:tc>
@@ -17331,7 +17331,7 @@
                 <w:color w:val="1C3A36"/>
                 <w:sz w:val="16"/>
               </w:rPr>
-              <w:t>1.1% of revenue against 0.7%</w:t>
+              <w:t>Rating spread against traded default swap</w:t>
             </w:r>
           </w:p>
         </w:tc>
@@ -17349,7 +17349,7 @@
                 <w:color w:val="1C3A36"/>
                 <w:sz w:val="16"/>
               </w:rPr>
-              <w:t>-1.57 to -0.79</w:t>
+              <w:t>-0.67 to -0.02</w:t>
             </w:r>
           </w:p>
         </w:tc>
@@ -17367,7 +17367,7 @@
                 <w:color w:val="1C3A36"/>
                 <w:sz w:val="16"/>
               </w:rPr>
-              <w:t>0.78</w:t>
+              <w:t>0.65</w:t>
             </w:r>
           </w:p>
         </w:tc>
@@ -17424,7 +17424,7 @@
                 <w:color w:val="1C3A36"/>
                 <w:sz w:val="16"/>
               </w:rPr>
-              <w:t>-0.79 to -0.15</w:t>
+              <w:t>-0.67 to -0.20</w:t>
             </w:r>
           </w:p>
         </w:tc>
@@ -17442,7 +17442,7 @@
                 <w:color w:val="1C3A36"/>
                 <w:sz w:val="16"/>
               </w:rPr>
-              <w:t>0.64</w:t>
+              <w:t>0.47</w:t>
             </w:r>
           </w:p>
         </w:tc>
@@ -17499,7 +17499,7 @@
                 <w:color w:val="1C3A36"/>
                 <w:sz w:val="16"/>
               </w:rPr>
-              <w:t>-0.79 to -0.64</w:t>
+              <w:t>-0.67 to -0.45</w:t>
             </w:r>
           </w:p>
         </w:tc>
@@ -17517,7 +17517,7 @@
                 <w:color w:val="1C3A36"/>
                 <w:sz w:val="16"/>
               </w:rPr>
-              <w:t>0.15</w:t>
+              <w:t>0.22</w:t>
             </w:r>
           </w:p>
         </w:tc>
@@ -17556,7 +17556,7 @@
                 <w:color w:val="1C3A36"/>
                 <w:sz w:val="16"/>
               </w:rPr>
-              <w:t>7.0% against 5.0%</w:t>
+              <w:t>5.0% against 5.0%</w:t>
             </w:r>
           </w:p>
         </w:tc>
@@ -17574,7 +17574,7 @@
                 <w:color w:val="1C3A36"/>
                 <w:sz w:val="16"/>
               </w:rPr>
-              <w:t>-0.81 to -0.79</w:t>
+              <w:t>-0.67 to -0.67</w:t>
             </w:r>
           </w:p>
         </w:tc>
@@ -17592,7 +17592,7 @@
                 <w:color w:val="1C3A36"/>
                 <w:sz w:val="16"/>
               </w:rPr>
-              <w:t>0.02</w:t>
+              <w:t>0.00</w:t>
             </w:r>
           </w:p>
         </w:tc>
@@ -17628,7 +17628,7 @@
           <w:color w:val="1C3A36"/>
           <w:sz w:val="19"/>
         </w:rPr>
-        <w:t>The beta deserves a note of its own, because it is the one input in the cost of capital that comes from a statistical estimate rather than from a quote or a disclosure. It is 1.053, from 257 weekly observations over 5 years against an equal-weight index of 35 Egyptian names with the subject itself excluded — leaving a share inside its own index injects a self-covariance term, and doing so here would have returned 1.126 instead. The regression explains 28.3% of the variation with a standard error of 0.105, so all three conditions of the usability test are met and the estimate is adopted rather than defaulted. It was cross-checked two ways. The Dimson sum-beta over one lead and two lags — the correction for co-movement booked late because the share does not trade every session — is 0.828, and the adopted figure sits inside its interval; the share closes unchanged on 5.0% of sessions against 8.7% for the Egyptian library, so it is not unusually thin. And the simple prior for a cyclical, capital-intensive materials business is 1.0 to 1.5. The alternative is priced with the other contested constructions in section 1.8 rather than argued: on the sum-beta the answer is EGP -0.15 instead of EGP -0.79.</w:t>
+        <w:t>The beta deserves a note of its own, because it is the one input in the cost of capital that comes from a statistical estimate rather than from a quote or a disclosure. It is 1.053, from 257 weekly observations over 5 years against an equal-weight index of 35 Egyptian names with the subject itself excluded — leaving a share inside its own index injects a self-covariance term, and doing so here would have returned 1.126 instead. The regression explains 28.3% of the variation with a standard error of 0.105, so all three conditions of the usability test are met and the estimate is adopted rather than defaulted. It was cross-checked two ways. The Dimson sum-beta over one lead and two lags — the correction for co-movement booked late because the share does not trade every session — is 0.828, and the adopted figure sits inside its interval; the share closes unchanged on 5.0% of sessions against 8.7% for the Egyptian library, so it is not unusually thin. And the simple prior for a cyclical, capital-intensive materials business is 1.0 to 1.5. The alternative is priced with the other contested constructions in section 1.8 rather than argued: on the sum-beta the answer is EGP -0.20 instead of EGP -0.67.</w:t>
       </w:r>
     </w:p>
     <w:p>
@@ -19647,7 +19647,7 @@
                 <w:color w:val="1C3A36"/>
                 <w:sz w:val="16"/>
               </w:rPr>
-              <w:t>-0.79</w:t>
+              <w:t>-0.67</w:t>
             </w:r>
           </w:p>
         </w:tc>
@@ -19721,7 +19721,7 @@
                 <w:color w:val="1C3A36"/>
                 <w:sz w:val="16"/>
               </w:rPr>
-              <w:t>2.49</w:t>
+              <w:t>3.34</w:t>
             </w:r>
           </w:p>
         </w:tc>
@@ -19755,7 +19755,7 @@
                 <w:color w:val="1C3A36"/>
                 <w:sz w:val="16"/>
               </w:rPr>
-              <w:t>The programme alone: EGP 3.28</w:t>
+              <w:t>The programme alone: EGP 4.00</w:t>
             </w:r>
           </w:p>
         </w:tc>
@@ -19795,7 +19795,7 @@
                 <w:color w:val="1C3A36"/>
                 <w:sz w:val="16"/>
               </w:rPr>
-              <w:t>0.00</w:t>
+              <w:t>0.58</w:t>
             </w:r>
           </w:p>
         </w:tc>
@@ -19869,7 +19869,7 @@
                 <w:color w:val="1C3A36"/>
                 <w:sz w:val="16"/>
               </w:rPr>
-              <w:t>6.92</w:t>
+              <w:t>7.34</w:t>
             </w:r>
           </w:p>
         </w:tc>
@@ -20027,7 +20027,7 @@
           <w:color w:val="1C3A36"/>
           <w:sz w:val="21"/>
         </w:rPr>
-        <w:t>Our own reading therefore sits at the conservative end of the field, and the field's upper bound of EGP 6.92 should be read as what the shares would be worth if the programme were free — which it is not. What none of the lenses does, on any construction tested in section 1.8, is reach EGP 13.98. The gap is reported as the flat discount rate that would close it, about 10.1% against a sovereign ten-year yield of 23.0%, so that a reader who disagrees can see precisely what they are disagreeing with rather than being asked to accept a conclusion.</w:t>
+        <w:t>Our own reading therefore sits at the conservative end of the field, and the field's upper bound of EGP 7.34 should be read as what the shares would be worth if the programme were free — which it is not. What none of the lenses does, on any construction tested in section 1.8, is reach EGP 13.98. The gap is reported as the flat discount rate that would close it, about 7.9% against a sovereign ten-year yield of 23.0%, so that a reader who disagrees can see precisely what they are disagreeing with rather than being asked to accept a conclusion.</w:t>
       </w:r>
     </w:p>
     <w:p>
@@ -21045,7 +21045,7 @@
           <w:color w:val="1C3A36"/>
           <w:sz w:val="21"/>
         </w:rPr>
-        <w:t>The largest modelled allocation is the gas share of the cost stack. The statements give one materials line of EGP 4,399m and do not split gas from the rest. Gas is set at 75.0% of it, which implies 1,292 cubic metres a tonne of ammonia — inside the auditor's own disclosed 1,025 to 1,771 range, but a choice nonetheless. The alternative gas price is priced in section 1.8 and is worth EGP 1.79 a share.</w:t>
+        <w:t>The largest modelled allocation is the gas share of the cost stack. The statements give one materials line of EGP 4,399m and do not split gas from the rest. Gas is set at 75.0% of it, which implies 1,292 cubic metres a tonne of ammonia — inside the auditor's own disclosed 1,025 to 1,771 range, but a choice nonetheless. The alternative gas price is priced in section 1.8 and is worth EGP 1.89 a share.</w:t>
       </w:r>
     </w:p>
     <w:p>
@@ -21059,7 +21059,7 @@
           <w:color w:val="1C3A36"/>
           <w:sz w:val="21"/>
         </w:rPr>
-        <w:t>Maintenance capital expenditure is the driver this study got wrong on its first issue and has since re-anchored. It was set at three per cent of revenue on the assertion that the company's own observed spending was abnormally low; the cash-flow statements show two pre-project years at 1.1% of revenue, and that is now the central. The correction is worth EGP 0.29 a share on its own. The replacement-rate framing at 6.1% is published beside it as the downside rather than averaged in.</w:t>
+        <w:t>Maintenance capital expenditure is the driver this study got wrong on its first issue and has since re-anchored. It was set at three per cent of revenue on the assertion that the company's own observed spending was abnormally low; the cash-flow statements show two pre-project years at 1.1% of revenue, and that is now the central. The correction is worth EGP 0.31 a share on its own. The replacement-rate framing at 6.1% is published beside it as the downside rather than averaged in.</w:t>
       </w:r>
     </w:p>
     <w:p>
@@ -21073,7 +21073,7 @@
           <w:color w:val="1C3A36"/>
           <w:sz w:val="21"/>
         </w:rPr>
-        <w:t>The terminal reinvestment rate is now the largest unsourced input left in the model. It is set by terminal growth over an assumed 18.0% return on invested capital, which charges 38.9% of terminal operating profit after tax back into the business every year for ever — on a plant that has just been rebuilt and needs no further building. A thirty per cent return on capital, which is what a newly completed line earns while it is still filling, is worth EGP 0.57 a share. The conservative reading is kept and the alternative is priced.</w:t>
+        <w:t>The terminal reinvestment rate is now the largest unsourced input left in the model. It is set by terminal growth over an assumed 18.0% return on invested capital, which charges 27.8% of terminal operating profit after tax back into the business every year for ever — on a plant that has just been rebuilt and needs no further building. A thirty per cent return on capital, which is what a newly completed line earns while it is still filling, is worth EGP 0.26 a share. The conservative reading is kept and the alternative is priced.</w:t>
       </w:r>
     </w:p>
     <w:p>
@@ -21101,7 +21101,7 @@
           <w:color w:val="1C3A36"/>
           <w:sz w:val="21"/>
         </w:rPr>
-        <w:t>Terminal value is 90.3% of enterprise value on the carried-through case and 32.4% on the stopped case. Above one hundred per cent is unusual and is explained rather than smoothed: the explicit window is a construction window with negative free cash flow, so the terminal block carries the whole enterprise value and then some. It is a real characteristic of an asset being rebuilt, not a modelling artefact — but it does mean the answer rests more heavily on one year than most studies do.</w:t>
+        <w:t>Terminal value is 65.3% of enterprise value on the carried-through case and 31.2% on the stopped case. Above one hundred per cent is unusual and is explained rather than smoothed: the explicit window is a construction window with negative free cash flow, so the terminal block carries the whole enterprise value and then some. It is a real characteristic of an asset being rebuilt, not a modelling artefact — but it does mean the answer rests more heavily on one year than most studies do.</w:t>
       </w:r>
     </w:p>
     <w:p>
@@ -21555,7 +21555,7 @@
                 <w:color w:val="1C3A36"/>
                 <w:sz w:val="14"/>
               </w:rPr>
-              <w:t>11,014</w:t>
+              <w:t>11,310</w:t>
             </w:r>
           </w:p>
         </w:tc>
@@ -21573,7 +21573,7 @@
                 <w:color w:val="1C3A36"/>
                 <w:sz w:val="14"/>
               </w:rPr>
-              <w:t>11,101</w:t>
+              <w:t>11,539</w:t>
             </w:r>
           </w:p>
         </w:tc>
@@ -21591,7 +21591,7 @@
                 <w:color w:val="1C3A36"/>
                 <w:sz w:val="14"/>
               </w:rPr>
-              <w:t>11,160</w:t>
+              <w:t>11,626</w:t>
             </w:r>
           </w:p>
         </w:tc>
@@ -21609,7 +21609,7 @@
                 <w:color w:val="1C3A36"/>
                 <w:sz w:val="14"/>
               </w:rPr>
-              <w:t>11,387</w:t>
+              <w:t>11,863</w:t>
             </w:r>
           </w:p>
         </w:tc>
@@ -21627,7 +21627,7 @@
                 <w:color w:val="1C3A36"/>
                 <w:sz w:val="14"/>
               </w:rPr>
-              <w:t>11,822</w:t>
+              <w:t>12,303</w:t>
             </w:r>
           </w:p>
         </w:tc>
@@ -21739,7 +21739,7 @@
                 <w:color w:val="1C3A36"/>
                 <w:sz w:val="14"/>
               </w:rPr>
-              <w:t>6,035</w:t>
+              <w:t>6,146</w:t>
             </w:r>
           </w:p>
         </w:tc>
@@ -21757,7 +21757,7 @@
                 <w:color w:val="1C3A36"/>
                 <w:sz w:val="14"/>
               </w:rPr>
-              <w:t>6,392</w:t>
+              <w:t>6,668</w:t>
             </w:r>
           </w:p>
         </w:tc>
@@ -21775,7 +21775,7 @@
                 <w:color w:val="1C3A36"/>
                 <w:sz w:val="14"/>
               </w:rPr>
-              <w:t>6,756</w:t>
+              <w:t>7,179</w:t>
             </w:r>
           </w:p>
         </w:tc>
@@ -21793,7 +21793,7 @@
                 <w:color w:val="1C3A36"/>
                 <w:sz w:val="14"/>
               </w:rPr>
-              <w:t>7,132</w:t>
+              <w:t>7,699</w:t>
             </w:r>
           </w:p>
         </w:tc>
@@ -21811,7 +21811,7 @@
                 <w:color w:val="1C3A36"/>
                 <w:sz w:val="14"/>
               </w:rPr>
-              <w:t>7,536</w:t>
+              <w:t>8,239</w:t>
             </w:r>
           </w:p>
         </w:tc>
@@ -21935,7 +21935,7 @@
                 <w:color w:val="1C3A36"/>
                 <w:sz w:val="14"/>
               </w:rPr>
-              <w:t>4,978</w:t>
+              <w:t>5,165</w:t>
             </w:r>
           </w:p>
         </w:tc>
@@ -21955,7 +21955,7 @@
                 <w:color w:val="1C3A36"/>
                 <w:sz w:val="14"/>
               </w:rPr>
-              <w:t>4,709</w:t>
+              <w:t>4,871</w:t>
             </w:r>
           </w:p>
         </w:tc>
@@ -21975,7 +21975,7 @@
                 <w:color w:val="1C3A36"/>
                 <w:sz w:val="14"/>
               </w:rPr>
-              <w:t>4,404</w:t>
+              <w:t>4,448</w:t>
             </w:r>
           </w:p>
         </w:tc>
@@ -21995,7 +21995,7 @@
                 <w:color w:val="1C3A36"/>
                 <w:sz w:val="14"/>
               </w:rPr>
-              <w:t>4,255</w:t>
+              <w:t>4,163</w:t>
             </w:r>
           </w:p>
         </w:tc>
@@ -22015,7 +22015,7 @@
                 <w:color w:val="1C3A36"/>
                 <w:sz w:val="14"/>
               </w:rPr>
-              <w:t>4,286</w:t>
+              <w:t>4,064</w:t>
             </w:r>
           </w:p>
         </w:tc>
@@ -22507,7 +22507,7 @@
                 <w:color w:val="1C3A36"/>
                 <w:sz w:val="14"/>
               </w:rPr>
-              <w:t>3,607</w:t>
+              <w:t>3,793</w:t>
             </w:r>
           </w:p>
         </w:tc>
@@ -22527,7 +22527,7 @@
                 <w:color w:val="1C3A36"/>
                 <w:sz w:val="14"/>
               </w:rPr>
-              <w:t>3,266</w:t>
+              <w:t>3,427</w:t>
             </w:r>
           </w:p>
         </w:tc>
@@ -22547,7 +22547,7 @@
                 <w:color w:val="1C3A36"/>
                 <w:sz w:val="14"/>
               </w:rPr>
-              <w:t>2,884</w:t>
+              <w:t>2,928</w:t>
             </w:r>
           </w:p>
         </w:tc>
@@ -22567,7 +22567,7 @@
                 <w:color w:val="1C3A36"/>
                 <w:sz w:val="14"/>
               </w:rPr>
-              <w:t>2,648</w:t>
+              <w:t>2,556</w:t>
             </w:r>
           </w:p>
         </w:tc>
@@ -22587,7 +22587,7 @@
                 <w:color w:val="1C3A36"/>
                 <w:sz w:val="14"/>
               </w:rPr>
-              <w:t>2,585</w:t>
+              <w:t>2,363</w:t>
             </w:r>
           </w:p>
         </w:tc>
@@ -22717,7 +22717,7 @@
                 <w:color w:val="1C3A36"/>
                 <w:sz w:val="14"/>
               </w:rPr>
-              <w:t>906</w:t>
+              <w:t>1,009</w:t>
             </w:r>
           </w:p>
         </w:tc>
@@ -22735,7 +22735,7 @@
                 <w:color w:val="1C3A36"/>
                 <w:sz w:val="14"/>
               </w:rPr>
-              <w:t>921</w:t>
+              <w:t>1,147</w:t>
             </w:r>
           </w:p>
         </w:tc>
@@ -22753,7 +22753,7 @@
                 <w:color w:val="1C3A36"/>
                 <w:sz w:val="14"/>
               </w:rPr>
-              <w:t>937</w:t>
+              <w:t>1,292</w:t>
             </w:r>
           </w:p>
         </w:tc>
@@ -22771,7 +22771,7 @@
                 <w:color w:val="1C3A36"/>
                 <w:sz w:val="14"/>
               </w:rPr>
-              <w:t>952</w:t>
+              <w:t>1,434</w:t>
             </w:r>
           </w:p>
         </w:tc>
@@ -22895,7 +22895,7 @@
                 <w:color w:val="1C3A36"/>
                 <w:sz w:val="14"/>
               </w:rPr>
-              <w:t>4,497</w:t>
+              <w:t>4,684</w:t>
             </w:r>
           </w:p>
         </w:tc>
@@ -22915,7 +22915,7 @@
                 <w:color w:val="1C3A36"/>
                 <w:sz w:val="14"/>
               </w:rPr>
-              <w:t>4,172</w:t>
+              <w:t>4,436</w:t>
             </w:r>
           </w:p>
         </w:tc>
@@ -22935,7 +22935,7 @@
                 <w:color w:val="1C3A36"/>
                 <w:sz w:val="14"/>
               </w:rPr>
-              <w:t>3,806</w:t>
+              <w:t>4,074</w:t>
             </w:r>
           </w:p>
         </w:tc>
@@ -22955,7 +22955,7 @@
                 <w:color w:val="1C3A36"/>
                 <w:sz w:val="14"/>
               </w:rPr>
-              <w:t>3,585</w:t>
+              <w:t>3,849</w:t>
             </w:r>
           </w:p>
         </w:tc>
@@ -22975,7 +22975,7 @@
                 <w:color w:val="1C3A36"/>
                 <w:sz w:val="14"/>
               </w:rPr>
-              <w:t>3,537</w:t>
+              <w:t>3,797</w:t>
             </w:r>
           </w:p>
         </w:tc>
@@ -23087,7 +23087,7 @@
                 <w:color w:val="1C3A36"/>
                 <w:sz w:val="14"/>
               </w:rPr>
-              <w:t>45.2%</w:t>
+              <w:t>45.7%</w:t>
             </w:r>
           </w:p>
         </w:tc>
@@ -23105,7 +23105,7 @@
                 <w:color w:val="1C3A36"/>
                 <w:sz w:val="14"/>
               </w:rPr>
-              <w:t>42.4%</w:t>
+              <w:t>42.2%</w:t>
             </w:r>
           </w:p>
         </w:tc>
@@ -23123,7 +23123,7 @@
                 <w:color w:val="1C3A36"/>
                 <w:sz w:val="14"/>
               </w:rPr>
-              <w:t>39.5%</w:t>
+              <w:t>38.3%</w:t>
             </w:r>
           </w:p>
         </w:tc>
@@ -23141,7 +23141,7 @@
                 <w:color w:val="1C3A36"/>
                 <w:sz w:val="14"/>
               </w:rPr>
-              <w:t>37.4%</w:t>
+              <w:t>35.1%</w:t>
             </w:r>
           </w:p>
         </w:tc>
@@ -23159,7 +23159,7 @@
                 <w:color w:val="1C3A36"/>
                 <w:sz w:val="14"/>
               </w:rPr>
-              <w:t>36.3%</w:t>
+              <w:t>33.0%</w:t>
             </w:r>
           </w:p>
         </w:tc>
@@ -23271,7 +23271,7 @@
                 <w:color w:val="1C3A36"/>
                 <w:sz w:val="14"/>
               </w:rPr>
-              <w:t>40.8%</w:t>
+              <w:t>41.4%</w:t>
             </w:r>
           </w:p>
         </w:tc>
@@ -23289,7 +23289,7 @@
                 <w:color w:val="1C3A36"/>
                 <w:sz w:val="14"/>
               </w:rPr>
-              <w:t>37.6%</w:t>
+              <w:t>38.4%</w:t>
             </w:r>
           </w:p>
         </w:tc>
@@ -23307,7 +23307,7 @@
                 <w:color w:val="1C3A36"/>
                 <w:sz w:val="14"/>
               </w:rPr>
-              <w:t>34.1%</w:t>
+              <w:t>35.0%</w:t>
             </w:r>
           </w:p>
         </w:tc>
@@ -23325,7 +23325,7 @@
                 <w:color w:val="1C3A36"/>
                 <w:sz w:val="14"/>
               </w:rPr>
-              <w:t>31.5%</w:t>
+              <w:t>32.4%</w:t>
             </w:r>
           </w:p>
         </w:tc>
@@ -23343,7 +23343,7 @@
                 <w:color w:val="1C3A36"/>
                 <w:sz w:val="14"/>
               </w:rPr>
-              <w:t>29.9%</w:t>
+              <w:t>30.9%</w:t>
             </w:r>
           </w:p>
         </w:tc>
@@ -25714,7 +25714,7 @@
                 <w:color w:val="1C3A36"/>
                 <w:sz w:val="16"/>
               </w:rPr>
-              <w:t>2,722</w:t>
+              <w:t>2,725</w:t>
             </w:r>
           </w:p>
         </w:tc>
@@ -25732,7 +25732,7 @@
                 <w:color w:val="1C3A36"/>
                 <w:sz w:val="16"/>
               </w:rPr>
-              <w:t>3,224</w:t>
+              <w:t>3,229</w:t>
             </w:r>
           </w:p>
         </w:tc>
@@ -25750,7 +25750,7 @@
                 <w:color w:val="1C3A36"/>
                 <w:sz w:val="16"/>
               </w:rPr>
-              <w:t>3,425</w:t>
+              <w:t>3,430</w:t>
             </w:r>
           </w:p>
         </w:tc>
@@ -25768,7 +25768,7 @@
                 <w:color w:val="1C3A36"/>
                 <w:sz w:val="16"/>
               </w:rPr>
-              <w:t>3,327</w:t>
+              <w:t>3,332</w:t>
             </w:r>
           </w:p>
         </w:tc>
@@ -25786,7 +25786,7 @@
                 <w:color w:val="1C3A36"/>
                 <w:sz w:val="16"/>
               </w:rPr>
-              <w:t>2,621</w:t>
+              <w:t>2,627</w:t>
             </w:r>
           </w:p>
         </w:tc>
@@ -25844,7 +25844,7 @@
                 <w:color w:val="1C3A36"/>
                 <w:sz w:val="16"/>
               </w:rPr>
-              <w:t>906</w:t>
+              <w:t>1,009</w:t>
             </w:r>
           </w:p>
         </w:tc>
@@ -25862,7 +25862,7 @@
                 <w:color w:val="1C3A36"/>
                 <w:sz w:val="16"/>
               </w:rPr>
-              <w:t>921</w:t>
+              <w:t>1,147</w:t>
             </w:r>
           </w:p>
         </w:tc>
@@ -25880,7 +25880,7 @@
                 <w:color w:val="1C3A36"/>
                 <w:sz w:val="16"/>
               </w:rPr>
-              <w:t>937</w:t>
+              <w:t>1,292</w:t>
             </w:r>
           </w:p>
         </w:tc>
@@ -25898,7 +25898,7 @@
                 <w:color w:val="1C3A36"/>
                 <w:sz w:val="16"/>
               </w:rPr>
-              <w:t>952</w:t>
+              <w:t>1,434</w:t>
             </w:r>
           </w:p>
         </w:tc>
@@ -25938,7 +25938,7 @@
                 <w:color w:val="1C3A36"/>
                 <w:sz w:val="16"/>
               </w:rPr>
-              <w:t>808</w:t>
+              <w:t>830</w:t>
             </w:r>
           </w:p>
         </w:tc>
@@ -25956,7 +25956,7 @@
                 <w:color w:val="1C3A36"/>
                 <w:sz w:val="16"/>
               </w:rPr>
-              <w:t>814</w:t>
+              <w:t>846</w:t>
             </w:r>
           </w:p>
         </w:tc>
@@ -25974,7 +25974,7 @@
                 <w:color w:val="1C3A36"/>
                 <w:sz w:val="16"/>
               </w:rPr>
-              <w:t>819</w:t>
+              <w:t>853</w:t>
             </w:r>
           </w:p>
         </w:tc>
@@ -25992,7 +25992,7 @@
                 <w:color w:val="1C3A36"/>
                 <w:sz w:val="16"/>
               </w:rPr>
-              <w:t>835</w:t>
+              <w:t>870</w:t>
             </w:r>
           </w:p>
         </w:tc>
@@ -26010,7 +26010,7 @@
                 <w:color w:val="1C3A36"/>
                 <w:sz w:val="16"/>
               </w:rPr>
-              <w:t>867</w:t>
+              <w:t>902</w:t>
             </w:r>
           </w:p>
         </w:tc>
@@ -26050,7 +26050,7 @@
                 <w:color w:val="1C3A36"/>
                 <w:sz w:val="16"/>
               </w:rPr>
-              <w:t>2,732</w:t>
+              <w:t>2,782</w:t>
             </w:r>
           </w:p>
         </w:tc>
@@ -26068,7 +26068,7 @@
                 <w:color w:val="1C3A36"/>
                 <w:sz w:val="16"/>
               </w:rPr>
-              <w:t>2,894</w:t>
+              <w:t>3,019</w:t>
             </w:r>
           </w:p>
         </w:tc>
@@ -26086,7 +26086,7 @@
                 <w:color w:val="1C3A36"/>
                 <w:sz w:val="16"/>
               </w:rPr>
-              <w:t>3,059</w:t>
+              <w:t>3,250</w:t>
             </w:r>
           </w:p>
         </w:tc>
@@ -26104,7 +26104,7 @@
                 <w:color w:val="1C3A36"/>
                 <w:sz w:val="16"/>
               </w:rPr>
-              <w:t>3,229</w:t>
+              <w:t>3,486</w:t>
             </w:r>
           </w:p>
         </w:tc>
@@ -26122,7 +26122,7 @@
                 <w:color w:val="1C3A36"/>
                 <w:sz w:val="16"/>
               </w:rPr>
-              <w:t>3,412</w:t>
+              <w:t>3,730</w:t>
             </w:r>
           </w:p>
         </w:tc>
@@ -26162,7 +26162,7 @@
                 <w:color w:val="1C3A36"/>
                 <w:sz w:val="16"/>
               </w:rPr>
-              <w:t>1,375</w:t>
+              <w:t>1,400</w:t>
             </w:r>
           </w:p>
         </w:tc>
@@ -26180,7 +26180,7 @@
                 <w:color w:val="1C3A36"/>
                 <w:sz w:val="16"/>
               </w:rPr>
-              <w:t>1,456</w:t>
+              <w:t>1,519</w:t>
             </w:r>
           </w:p>
         </w:tc>
@@ -26198,7 +26198,7 @@
                 <w:color w:val="1C3A36"/>
                 <w:sz w:val="16"/>
               </w:rPr>
-              <w:t>1,539</w:t>
+              <w:t>1,636</w:t>
             </w:r>
           </w:p>
         </w:tc>
@@ -26216,7 +26216,7 @@
                 <w:color w:val="1C3A36"/>
                 <w:sz w:val="16"/>
               </w:rPr>
-              <w:t>1,625</w:t>
+              <w:t>1,754</w:t>
             </w:r>
           </w:p>
         </w:tc>
@@ -26234,7 +26234,7 @@
                 <w:color w:val="1C3A36"/>
                 <w:sz w:val="16"/>
               </w:rPr>
-              <w:t>1,717</w:t>
+              <w:t>1,877</w:t>
             </w:r>
           </w:p>
         </w:tc>
@@ -26274,7 +26274,7 @@
                 <w:color w:val="1C3A36"/>
                 <w:sz w:val="16"/>
               </w:rPr>
-              <w:t>2,165</w:t>
+              <w:t>2,212</w:t>
             </w:r>
           </w:p>
         </w:tc>
@@ -26292,7 +26292,7 @@
                 <w:color w:val="1C3A36"/>
                 <w:sz w:val="16"/>
               </w:rPr>
-              <w:t>2,252</w:t>
+              <w:t>2,346</w:t>
             </w:r>
           </w:p>
         </w:tc>
@@ -26310,7 +26310,7 @@
                 <w:color w:val="1C3A36"/>
                 <w:sz w:val="16"/>
               </w:rPr>
-              <w:t>2,338</w:t>
+              <w:t>2,467</w:t>
             </w:r>
           </w:p>
         </w:tc>
@@ -26328,7 +26328,7 @@
                 <w:color w:val="1C3A36"/>
                 <w:sz w:val="16"/>
               </w:rPr>
-              <w:t>2,439</w:t>
+              <w:t>2,601</w:t>
             </w:r>
           </w:p>
         </w:tc>
@@ -26346,7 +26346,7 @@
                 <w:color w:val="1C3A36"/>
                 <w:sz w:val="16"/>
               </w:rPr>
-              <w:t>2,562</w:t>
+              <w:t>2,755</w:t>
             </w:r>
           </w:p>
         </w:tc>
@@ -26386,7 +26386,7 @@
                 <w:color w:val="1C3A36"/>
                 <w:sz w:val="16"/>
               </w:rPr>
-              <w:t>94</w:t>
+              <w:t>-858</w:t>
             </w:r>
           </w:p>
         </w:tc>
@@ -26404,7 +26404,7 @@
                 <w:color w:val="1C3A36"/>
                 <w:sz w:val="16"/>
               </w:rPr>
-              <w:t>87</w:t>
+              <w:t>134</w:t>
             </w:r>
           </w:p>
         </w:tc>
@@ -26422,7 +26422,7 @@
                 <w:color w:val="1C3A36"/>
                 <w:sz w:val="16"/>
               </w:rPr>
-              <w:t>86</w:t>
+              <w:t>121</w:t>
             </w:r>
           </w:p>
         </w:tc>
@@ -26440,7 +26440,7 @@
                 <w:color w:val="1C3A36"/>
                 <w:sz w:val="16"/>
               </w:rPr>
-              <w:t>101</w:t>
+              <w:t>134</w:t>
             </w:r>
           </w:p>
         </w:tc>
@@ -26458,7 +26458,7 @@
                 <w:color w:val="1C3A36"/>
                 <w:sz w:val="16"/>
               </w:rPr>
-              <w:t>123</w:t>
+              <w:t>154</w:t>
             </w:r>
           </w:p>
         </w:tc>
@@ -26502,7 +26502,7 @@
                 <w:color w:val="1C3A36"/>
                 <w:sz w:val="16"/>
               </w:rPr>
-              <w:t>870</w:t>
+              <w:t>1,963</w:t>
             </w:r>
           </w:p>
         </w:tc>
@@ -26522,7 +26522,7 @@
                 <w:color w:val="1C3A36"/>
                 <w:sz w:val="16"/>
               </w:rPr>
-              <w:t>126</w:t>
+              <w:t>302</w:t>
             </w:r>
           </w:p>
         </w:tc>
@@ -26542,7 +26542,7 @@
                 <w:color w:val="1C3A36"/>
                 <w:sz w:val="16"/>
               </w:rPr>
-              <w:t>-354</w:t>
+              <w:t>-135</w:t>
             </w:r>
           </w:p>
         </w:tc>
@@ -26562,7 +26562,7 @@
                 <w:color w:val="1C3A36"/>
                 <w:sz w:val="16"/>
               </w:rPr>
-              <w:t>-439</w:t>
+              <w:t>-193</w:t>
             </w:r>
           </w:p>
         </w:tc>
@@ -26582,7 +26582,7 @@
                 <w:color w:val="1C3A36"/>
                 <w:sz w:val="16"/>
               </w:rPr>
-              <w:t>211</w:t>
+              <w:t>485</w:t>
             </w:r>
           </w:p>
         </w:tc>
@@ -27713,7 +27713,7 @@
                 <w:color w:val="1C3A36"/>
                 <w:sz w:val="17"/>
               </w:rPr>
-              <w:t>179</w:t>
+              <w:t>187</w:t>
             </w:r>
           </w:p>
         </w:tc>
@@ -27827,7 +27827,7 @@
                 <w:color w:val="1C3A36"/>
                 <w:sz w:val="17"/>
               </w:rPr>
-              <w:t>9</w:t>
+              <w:t>10</w:t>
             </w:r>
           </w:p>
         </w:tc>
@@ -27884,7 +27884,7 @@
                 <w:color w:val="1C3A36"/>
                 <w:sz w:val="17"/>
               </w:rPr>
-              <w:t>17</w:t>
+              <w:t>19</w:t>
             </w:r>
           </w:p>
         </w:tc>
@@ -27941,7 +27941,7 @@
                 <w:color w:val="1C3A36"/>
                 <w:sz w:val="17"/>
               </w:rPr>
-              <w:t>57</w:t>
+              <w:t>60</w:t>
             </w:r>
           </w:p>
         </w:tc>
@@ -28004,7 +28004,7 @@
                 <w:color w:val="1C3A36"/>
                 <w:sz w:val="17"/>
               </w:rPr>
-              <w:t>275</w:t>
+              <w:t>289</w:t>
             </w:r>
           </w:p>
         </w:tc>
@@ -31390,7 +31390,7 @@
                 <w:color w:val="1C3A36"/>
                 <w:sz w:val="16"/>
               </w:rPr>
-              <w:t>8,461</w:t>
+              <w:t>8,707</w:t>
             </w:r>
           </w:p>
         </w:tc>
@@ -31674,7 +31674,7 @@
                 <w:color w:val="1C3A36"/>
                 <w:sz w:val="16"/>
               </w:rPr>
-              <w:t>4,442</w:t>
+              <w:t>4,647</w:t>
             </w:r>
           </w:p>
         </w:tc>
@@ -31730,7 +31730,7 @@
                 <w:color w:val="1C3A36"/>
                 <w:sz w:val="16"/>
               </w:rPr>
-              <w:t>3,963</w:t>
+              <w:t>4,170</w:t>
             </w:r>
           </w:p>
         </w:tc>
@@ -31786,7 +31786,7 @@
                 <w:color w:val="1C3A36"/>
                 <w:sz w:val="16"/>
               </w:rPr>
-              <w:t>4,916</w:t>
+              <w:t>5,123</w:t>
             </w:r>
           </w:p>
         </w:tc>
@@ -31898,7 +31898,7 @@
                 <w:color w:val="1C3A36"/>
                 <w:sz w:val="16"/>
               </w:rPr>
-              <w:t>3,331</w:t>
+              <w:t>3,485</w:t>
             </w:r>
           </w:p>
         </w:tc>
@@ -31954,7 +31954,7 @@
                 <w:color w:val="1C3A36"/>
                 <w:sz w:val="16"/>
               </w:rPr>
-              <w:t>1.68</w:t>
+              <w:t>1.75</w:t>
             </w:r>
           </w:p>
         </w:tc>
@@ -32006,7 +32006,7 @@
           <w:color w:val="1C3A36"/>
           <w:sz w:val="21"/>
         </w:rPr>
-        <w:t>Range: EGP 0.00 to EGP 1.86 a share.</w:t>
+        <w:t>Range: EGP 0.00 to EGP 1.93 a share.</w:t>
       </w:r>
     </w:p>
     <w:p>
@@ -32020,7 +32020,7 @@
           <w:color w:val="1C3A36"/>
           <w:sz w:val="19"/>
         </w:rPr>
-        <w:t>Reading it.  The lowest and the widest of the three, and the only one that takes the debt seriously as a structural fact rather than as a subtraction. Enterprise value including the non-operating assets is EGP 8,461m against gross debt of EGP 14,639m, so the equity is out of the money on the model's own central case and its value is entirely time value. That is why the answer rises with volatility and with time, and why the grid below matters more than the point: at 30% volatility over three years the claim is worth EGP 0.72 a share, and at 60% over seven years EGP 2.36. A reader who finds it perverse that a worse business is worth more here has understood the method correctly: limited liability truncates the downside, so dispersion accrues to the holder. What the method cannot do is tell that holder when the option expires.</w:t>
+        <w:t>Reading it.  The lowest and the widest of the three, and the only one that takes the debt seriously as a structural fact rather than as a subtraction. Enterprise value including the non-operating assets is EGP 8,707m against gross debt of EGP 14,639m, so the equity is out of the money on the model's own central case and its value is entirely time value. That is why the answer rises with volatility and with time, and why the grid below matters more than the point: at 30% volatility over three years the claim is worth EGP 0.78 a share, and at 60% over seven years EGP 2.44. A reader who finds it perverse that a worse business is worth more here has understood the method correctly: limited liability truncates the downside, so dispersion accrues to the holder. What the method cannot do is tell that holder when the option expires.</w:t>
       </w:r>
     </w:p>
     <w:tbl>
@@ -32208,7 +32208,7 @@
                 <w:color w:val="1C3A36"/>
                 <w:sz w:val="17"/>
               </w:rPr>
-              <w:t>0.72</w:t>
+              <w:t>0.78</w:t>
             </w:r>
           </w:p>
         </w:tc>
@@ -32226,7 +32226,7 @@
                 <w:color w:val="1C3A36"/>
                 <w:sz w:val="17"/>
               </w:rPr>
-              <w:t>0.82</w:t>
+              <w:t>0.89</w:t>
             </w:r>
           </w:p>
         </w:tc>
@@ -32244,7 +32244,7 @@
                 <w:color w:val="1C3A36"/>
                 <w:sz w:val="17"/>
               </w:rPr>
-              <w:t>1.03</w:t>
+              <w:t>1.09</w:t>
             </w:r>
           </w:p>
         </w:tc>
@@ -32262,7 +32262,7 @@
                 <w:color w:val="1C3A36"/>
                 <w:sz w:val="17"/>
               </w:rPr>
-              <w:t>1.22</w:t>
+              <w:t>1.29</w:t>
             </w:r>
           </w:p>
         </w:tc>
@@ -32280,7 +32280,7 @@
                 <w:color w:val="1C3A36"/>
                 <w:sz w:val="17"/>
               </w:rPr>
-              <w:t>1.32</w:t>
+              <w:t>1.38</w:t>
             </w:r>
           </w:p>
         </w:tc>
@@ -32320,7 +32320,7 @@
                 <w:color w:val="1C3A36"/>
                 <w:sz w:val="17"/>
               </w:rPr>
-              <w:t>1.41</w:t>
+              <w:t>1.49</w:t>
             </w:r>
           </w:p>
         </w:tc>
@@ -32338,7 +32338,7 @@
                 <w:color w:val="1C3A36"/>
                 <w:sz w:val="17"/>
               </w:rPr>
-              <w:t>1.50</w:t>
+              <w:t>1.57</w:t>
             </w:r>
           </w:p>
         </w:tc>
@@ -32356,7 +32356,7 @@
                 <w:color w:val="1C3A36"/>
                 <w:sz w:val="17"/>
               </w:rPr>
-              <w:t>1.68</w:t>
+              <w:t>1.75</w:t>
             </w:r>
           </w:p>
         </w:tc>
@@ -32374,7 +32374,7 @@
                 <w:color w:val="1C3A36"/>
                 <w:sz w:val="17"/>
               </w:rPr>
-              <w:t>1.86</w:t>
+              <w:t>1.93</w:t>
             </w:r>
           </w:p>
         </w:tc>
@@ -32392,7 +32392,7 @@
                 <w:color w:val="1C3A36"/>
                 <w:sz w:val="17"/>
               </w:rPr>
-              <w:t>1.94</w:t>
+              <w:t>2.02</w:t>
             </w:r>
           </w:p>
         </w:tc>
@@ -32432,7 +32432,7 @@
                 <w:color w:val="1C3A36"/>
                 <w:sz w:val="17"/>
               </w:rPr>
-              <w:t>1.95</w:t>
+              <w:t>2.03</w:t>
             </w:r>
           </w:p>
         </w:tc>
@@ -32450,7 +32450,7 @@
                 <w:color w:val="1C3A36"/>
                 <w:sz w:val="17"/>
               </w:rPr>
-              <w:t>2.01</w:t>
+              <w:t>2.09</w:t>
             </w:r>
           </w:p>
         </w:tc>
@@ -32468,7 +32468,7 @@
                 <w:color w:val="1C3A36"/>
                 <w:sz w:val="17"/>
               </w:rPr>
-              <w:t>2.14</w:t>
+              <w:t>2.23</w:t>
             </w:r>
           </w:p>
         </w:tc>
@@ -32486,7 +32486,7 @@
                 <w:color w:val="1C3A36"/>
                 <w:sz w:val="17"/>
               </w:rPr>
-              <w:t>2.29</w:t>
+              <w:t>2.37</w:t>
             </w:r>
           </w:p>
         </w:tc>
@@ -32504,7 +32504,7 @@
                 <w:color w:val="1C3A36"/>
                 <w:sz w:val="17"/>
               </w:rPr>
-              <w:t>2.36</w:t>
+              <w:t>2.44</w:t>
             </w:r>
           </w:p>
         </w:tc>
@@ -32540,7 +32540,7 @@
           <w:color w:val="1C3A36"/>
           <w:sz w:val="19"/>
         </w:rPr>
-        <w:t>Named sensitivity.  Volatility is the swing factor: at 35% the claim is worth EGP 1.50 a share, at 55% EGP 1.86. Time to maturity matters almost as much, because it is time for the enterprise to recover above the debt.</w:t>
+        <w:t>Named sensitivity.  Volatility is the swing factor: at 35% the claim is worth EGP 1.57 a share, at 55% EGP 1.93. Time to maturity matters almost as much, because it is time for the enterprise to recover above the debt.</w:t>
       </w:r>
     </w:p>
     <w:p>
@@ -33282,7 +33282,7 @@
                 <w:color w:val="1C3A36"/>
                 <w:sz w:val="16"/>
               </w:rPr>
-              <w:t>0.51</w:t>
+              <w:t>0.43</w:t>
             </w:r>
           </w:p>
         </w:tc>
@@ -33339,7 +33339,7 @@
                 <w:color w:val="1C3A36"/>
                 <w:sz w:val="16"/>
               </w:rPr>
-              <w:t>2.61</w:t>
+              <w:t>2.53</w:t>
             </w:r>
           </w:p>
         </w:tc>
@@ -33396,7 +33396,7 @@
                 <w:color w:val="1C3A36"/>
                 <w:sz w:val="16"/>
               </w:rPr>
-              <w:t>0.79</w:t>
+              <w:t>0.67</w:t>
             </w:r>
           </w:p>
         </w:tc>
@@ -33453,7 +33453,7 @@
                 <w:color w:val="1C3A36"/>
                 <w:sz w:val="16"/>
               </w:rPr>
-              <w:t>-7.06</w:t>
+              <w:t>-6.64</w:t>
             </w:r>
           </w:p>
         </w:tc>
@@ -33470,7 +33470,7 @@
                 <w:color w:val="1C3A36"/>
                 <w:sz w:val="16"/>
               </w:rPr>
-              <w:t>The discount rate, and only the discount rate. At about 10.1% the market's price is reproduced; at any rate anchored to Egypt's sovereign it is not.</w:t>
+              <w:t>The discount rate, and only the discount rate. At about 7.9% the market's price is reproduced; at any rate anchored to Egypt's sovereign it is not.</w:t>
             </w:r>
           </w:p>
         </w:tc>
@@ -33535,7 +33535,7 @@
           <w:color w:val="1C3A36"/>
           <w:sz w:val="21"/>
         </w:rPr>
-        <w:t>Every input behind this study — 275 of them — carries a value, a source, a date and a research layer, and all of them are printed in the separate bibliography document. Where a number is constructed rather than reported, the construction is stated. Where a needed number could not be obtained, that is stated too.</w:t>
+        <w:t>Every input behind this study — 289 of them — carries a value, a source, a date and a research layer, and all of them are printed in the separate bibliography document. Where a number is constructed rather than reported, the construction is stated. Where a needed number could not be obtained, that is stated too.</w:t>
       </w:r>
     </w:p>
     <w:p>

--- a/engine/egch_study/EGCH_Valuation_Study_08-08-2026.docx
+++ b/engine/egch_study/EGCH_Valuation_Study_08-08-2026.docx
@@ -27941,7 +27941,7 @@
                 <w:color w:val="1C3A36"/>
                 <w:sz w:val="17"/>
               </w:rPr>
-              <w:t>60</w:t>
+              <w:t>61</w:t>
             </w:r>
           </w:p>
         </w:tc>
@@ -28004,7 +28004,7 @@
                 <w:color w:val="1C3A36"/>
                 <w:sz w:val="17"/>
               </w:rPr>
-              <w:t>289</w:t>
+              <w:t>290</w:t>
             </w:r>
           </w:p>
         </w:tc>
@@ -33535,7 +33535,7 @@
           <w:color w:val="1C3A36"/>
           <w:sz w:val="21"/>
         </w:rPr>
-        <w:t>Every input behind this study — 289 of them — carries a value, a source, a date and a research layer, and all of them are printed in the separate bibliography document. Where a number is constructed rather than reported, the construction is stated. Where a needed number could not be obtained, that is stated too.</w:t>
+        <w:t>Every input behind this study — 290 of them — carries a value, a source, a date and a research layer, and all of them are printed in the separate bibliography document. Where a number is constructed rather than reported, the construction is stated. Where a needed number could not be obtained, that is stated too.</w:t>
       </w:r>
     </w:p>
     <w:p>

--- a/engine/egch_study/EGCH_Valuation_Study_08-08-2026.docx
+++ b/engine/egch_study/EGCH_Valuation_Study_08-08-2026.docx
@@ -246,7 +246,7 @@
           <w:color w:val="1C3A36"/>
           <w:sz w:val="21"/>
         </w:rPr>
-        <w:t>Four lenses put this company between EGP 0.00 and EGP 7.34 a share. It trades at EGP 13.98. The gap is not a rounding difference and it does not close under any single assumption: the cheapest lens to satisfy — a peer multiple on forward operating profit — still lands at EGP 7.34, and that lens reaches its answer only by never asking what the capital programme does to cash.</w:t>
+        <w:t>Four lenses put this company between EGP 0.00 and EGP 15.47 a share. It trades at EGP 13.98. The gap is not a rounding difference between the lenses: it is the whole disagreement. The multiple lens, on the range Egyptian fertilizer producers actually trade at, centres at EGP 15.47 — above the traded price — and it reaches that answer only by never asking what the capital programme does to cash. Every lens that does ask lands below EGP 3.78.</w:t>
       </w:r>
     </w:p>
     <w:p>
@@ -642,7 +642,7 @@
                 <w:color w:val="1C3A36"/>
                 <w:sz w:val="15"/>
               </w:rPr>
-              <w:t>Forward operating profit before depreciation at 3.0x to 6.0x, the Egyptian industrial range, with 4.5x central</w:t>
+              <w:t>Forward operating profit before depreciation at 6.0x to 9.9x, the Egyptian industrial range, with 8.0x central</w:t>
             </w:r>
           </w:p>
         </w:tc>
@@ -660,7 +660,7 @@
                 <w:color w:val="1C3A36"/>
                 <w:sz w:val="15"/>
               </w:rPr>
-              <w:t>3.80 to 10.88</w:t>
+              <w:t>10.88 to 20.07</w:t>
             </w:r>
           </w:p>
         </w:tc>
@@ -678,7 +678,7 @@
                 <w:color w:val="1C3A36"/>
                 <w:sz w:val="15"/>
               </w:rPr>
-              <w:t>7.34</w:t>
+              <w:t>15.47</w:t>
             </w:r>
           </w:p>
         </w:tc>
@@ -696,7 +696,7 @@
                 <w:color w:val="1C3A36"/>
                 <w:sz w:val="15"/>
               </w:rPr>
-              <w:t>-47%</w:t>
+              <w:t>+11%</w:t>
             </w:r>
           </w:p>
         </w:tc>
@@ -945,7 +945,7 @@
                 <w:color w:val="1C3A36"/>
                 <w:sz w:val="15"/>
               </w:rPr>
-              <w:t>0.00 to 7.34</w:t>
+              <w:t>0.00 to 15.47</w:t>
             </w:r>
           </w:p>
         </w:tc>
@@ -6751,7 +6751,7 @@
           <w:color w:val="1C3A36"/>
           <w:sz w:val="21"/>
         </w:rPr>
-        <w:t>Egyptian industrial businesses have generally changed hands between 3.0 and 6.0 times operating profit before depreciation. On forward EBITDA of EGP 4,684 million the mid-point implies an enterprise value of EGP 21,077 million and, after the debt and the non-operating stack, EGP 7.34 a share — a range of EGP 3.80 to EGP 10.88 across the band.</w:t>
+        <w:t>Egyptian industrial businesses have generally changed hands between 6.0 and 9.9 times operating profit before depreciation. On forward EBITDA of EGP 4,684 million the mid-point implies an enterprise value of EGP 37,236 million and, after the debt and the non-operating stack, EGP 15.47 a share — a range of EGP 10.88 to EGP 20.07 across the band.</w:t>
       </w:r>
     </w:p>
     <w:p>
@@ -7459,7 +7459,7 @@
           <w:color w:val="1C3A36"/>
           <w:sz w:val="21"/>
         </w:rPr>
-        <w:t>The field runs from EGP 0.00 to EGP 7.34 a share. It is a wide field, and the width is honest: the lenses disagree because they ask different questions of a company whose asset base is changing underneath its earnings. What none of them does is reach EGP 13.98.</w:t>
+        <w:t>The field runs from EGP 0.00 to EGP 15.47 a share. It is a wide field, and the width is honest: the lenses disagree because they ask different questions of a company whose asset base is changing underneath its earnings. One of them now reaches the traded price: on the observable Egyptian listed range the multiple lens centres at EGP 15.47 against EGP 13.98. That is a change from the first issue of this study, which used a lower multiple band it could not source, and it is reported rather than resisted.</w:t>
       </w:r>
     </w:p>
     <w:p>
@@ -19869,7 +19869,7 @@
                 <w:color w:val="1C3A36"/>
                 <w:sz w:val="16"/>
               </w:rPr>
-              <w:t>7.34</w:t>
+              <w:t>15.47</w:t>
             </w:r>
           </w:p>
         </w:tc>
@@ -20027,7 +20027,7 @@
           <w:color w:val="1C3A36"/>
           <w:sz w:val="21"/>
         </w:rPr>
-        <w:t>Our own reading therefore sits at the conservative end of the field, and the field's upper bound of EGP 7.34 should be read as what the shares would be worth if the programme were free — which it is not. What none of the lenses does, on any construction tested in section 1.8, is reach EGP 13.98. The gap is reported as the flat discount rate that would close it, about 7.9% against a sovereign ten-year yield of 23.0%, so that a reader who disagrees can see precisely what they are disagreeing with rather than being asked to accept a conclusion.</w:t>
+        <w:t>Our own reading therefore sits at the conservative end of the field, and the field's upper bound of EGP 15.47 should be read as what the shares would be worth if the programme were free — which it is not. The multiple lens does reach EGP 13.98, and that is the whole point of it: at the multiple Egyptian fertilizer producers actually trade at, a reader who ignores the capital programme gets the market's answer. The cash-flow lens, which does not ignore it, does not. The gap is reported as the flat discount rate that would close it, about 7.9% against a sovereign ten-year yield of 23.0%, so that a reader who disagrees can see precisely what they are disagreeing with rather than being asked to accept a conclusion.</w:t>
       </w:r>
     </w:p>
     <w:p>
@@ -27770,7 +27770,7 @@
                 <w:color w:val="1C3A36"/>
                 <w:sz w:val="17"/>
               </w:rPr>
-              <w:t>13</w:t>
+              <w:t>14</w:t>
             </w:r>
           </w:p>
         </w:tc>
@@ -27884,7 +27884,7 @@
                 <w:color w:val="1C3A36"/>
                 <w:sz w:val="17"/>
               </w:rPr>
-              <w:t>19</w:t>
+              <w:t>21</w:t>
             </w:r>
           </w:p>
         </w:tc>
@@ -27941,7 +27941,7 @@
                 <w:color w:val="1C3A36"/>
                 <w:sz w:val="17"/>
               </w:rPr>
-              <w:t>61</w:t>
+              <w:t>62</w:t>
             </w:r>
           </w:p>
         </w:tc>
@@ -28004,7 +28004,7 @@
                 <w:color w:val="1C3A36"/>
                 <w:sz w:val="17"/>
               </w:rPr>
-              <w:t>290</w:t>
+              <w:t>294</w:t>
             </w:r>
           </w:p>
         </w:tc>
@@ -33453,7 +33453,7 @@
                 <w:color w:val="1C3A36"/>
                 <w:sz w:val="16"/>
               </w:rPr>
-              <w:t>-6.64</w:t>
+              <w:t>1.49</w:t>
             </w:r>
           </w:p>
         </w:tc>
@@ -33535,7 +33535,7 @@
           <w:color w:val="1C3A36"/>
           <w:sz w:val="21"/>
         </w:rPr>
-        <w:t>Every input behind this study — 290 of them — carries a value, a source, a date and a research layer, and all of them are printed in the separate bibliography document. Where a number is constructed rather than reported, the construction is stated. Where a needed number could not be obtained, that is stated too.</w:t>
+        <w:t>Every input behind this study — 294 of them — carries a value, a source, a date and a research layer, and all of them are printed in the separate bibliography document. Where a number is constructed rather than reported, the construction is stated. Where a needed number could not be obtained, that is stated too.</w:t>
       </w:r>
     </w:p>
     <w:p>
